--- a/jogo/README.md.docx
+++ b/jogo/README.md.docx
@@ -18,7 +18,7 @@
       </w:pPr>
       <w:r>
         <w:rPr>
-          <w:rFonts w:ascii="Segoe UI Emoji" w:eastAsia="Times New Roman" w:hAnsi="Segoe UI Emoji" w:cs="Segoe UI Emoji"/>
+          <w:rFonts w:ascii="Times New Roman" w:eastAsia="Times New Roman" w:hAnsi="Times New Roman" w:cs="Times New Roman"/>
           <w:b/>
           <w:bCs/>
           <w:kern w:val="36"/>
@@ -26,8 +26,9 @@
           <w:szCs w:val="48"/>
           <w:lang w:eastAsia="pt-BR"/>
         </w:rPr>
-        <w:t>✈</w:t>
-      </w:r>
+        <w:t xml:space="preserve">README – Aero </w:t>
+      </w:r>
+      <w:proofErr w:type="spellStart"/>
       <w:r>
         <w:rPr>
           <w:rFonts w:ascii="Times New Roman" w:eastAsia="Times New Roman" w:hAnsi="Times New Roman" w:cs="Times New Roman"/>
@@ -38,19 +39,6 @@
           <w:szCs w:val="48"/>
           <w:lang w:eastAsia="pt-BR"/>
         </w:rPr>
-        <w:t xml:space="preserve">️ Aero </w:t>
-      </w:r>
-      <w:proofErr w:type="spellStart"/>
-      <w:r>
-        <w:rPr>
-          <w:rFonts w:ascii="Times New Roman" w:eastAsia="Times New Roman" w:hAnsi="Times New Roman" w:cs="Times New Roman"/>
-          <w:b/>
-          <w:bCs/>
-          <w:kern w:val="36"/>
-          <w:sz w:val="48"/>
-          <w:szCs w:val="48"/>
-          <w:lang w:eastAsia="pt-BR"/>
-        </w:rPr>
         <w:t>Run</w:t>
       </w:r>
       <w:proofErr w:type="spellEnd"/>
@@ -70,16 +58,266 @@
       </w:pPr>
       <w:r>
         <w:rPr>
-          <w:rFonts w:ascii="Segoe UI Emoji" w:eastAsia="Times New Roman" w:hAnsi="Segoe UI Emoji" w:cs="Segoe UI Emoji"/>
+          <w:rFonts w:ascii="Times New Roman" w:eastAsia="Times New Roman" w:hAnsi="Times New Roman" w:cs="Times New Roman"/>
           <w:b/>
           <w:bCs/>
           <w:sz w:val="36"/>
           <w:szCs w:val="36"/>
           <w:lang w:eastAsia="pt-BR"/>
         </w:rPr>
-        <w:t>📌</w:t>
-      </w:r>
-      <w:r>
+        <w:t>1. Descrição do Projeto</w:t>
+      </w:r>
+    </w:p>
+    <w:p>
+      <w:pPr>
+        <w:spacing w:before="100" w:beforeAutospacing="1" w:after="100" w:afterAutospacing="1" w:line="240" w:lineRule="auto"/>
+        <w:rPr>
+          <w:rFonts w:ascii="Times New Roman" w:eastAsia="Times New Roman" w:hAnsi="Times New Roman" w:cs="Times New Roman"/>
+          <w:sz w:val="24"/>
+          <w:szCs w:val="24"/>
+          <w:lang w:eastAsia="pt-BR"/>
+        </w:rPr>
+      </w:pPr>
+      <w:r>
+        <w:rPr>
+          <w:rFonts w:ascii="Times New Roman" w:eastAsia="Times New Roman" w:hAnsi="Times New Roman" w:cs="Times New Roman"/>
+          <w:b/>
+          <w:bCs/>
+          <w:sz w:val="24"/>
+          <w:szCs w:val="24"/>
+          <w:lang w:eastAsia="pt-BR"/>
+        </w:rPr>
+        <w:t xml:space="preserve">Aero </w:t>
+      </w:r>
+      <w:proofErr w:type="spellStart"/>
+      <w:r>
+        <w:rPr>
+          <w:rFonts w:ascii="Times New Roman" w:eastAsia="Times New Roman" w:hAnsi="Times New Roman" w:cs="Times New Roman"/>
+          <w:b/>
+          <w:bCs/>
+          <w:sz w:val="24"/>
+          <w:szCs w:val="24"/>
+          <w:lang w:eastAsia="pt-BR"/>
+        </w:rPr>
+        <w:t>Run</w:t>
+      </w:r>
+      <w:proofErr w:type="spellEnd"/>
+      <w:r>
+        <w:rPr>
+          <w:rFonts w:ascii="Times New Roman" w:eastAsia="Times New Roman" w:hAnsi="Times New Roman" w:cs="Times New Roman"/>
+          <w:sz w:val="24"/>
+          <w:szCs w:val="24"/>
+          <w:lang w:eastAsia="pt-BR"/>
+        </w:rPr>
+        <w:t xml:space="preserve"> é um jogo educativo desenvolvido com o objetivo de tornar o aprendizado de conceitos básicos da Computação mais dinâmico, interativo e envolvente. O jogo foi projetado para auxiliar estudantes do </w:t>
+      </w:r>
+      <w:r>
+        <w:rPr>
+          <w:rFonts w:ascii="Times New Roman" w:eastAsia="Times New Roman" w:hAnsi="Times New Roman" w:cs="Times New Roman"/>
+          <w:b/>
+          <w:bCs/>
+          <w:sz w:val="24"/>
+          <w:szCs w:val="24"/>
+          <w:lang w:eastAsia="pt-BR"/>
+        </w:rPr>
+        <w:t>5º e 6º ano do Ensino Fundamental</w:t>
+      </w:r>
+      <w:r>
+        <w:rPr>
+          <w:rFonts w:ascii="Times New Roman" w:eastAsia="Times New Roman" w:hAnsi="Times New Roman" w:cs="Times New Roman"/>
+          <w:sz w:val="24"/>
+          <w:szCs w:val="24"/>
+          <w:lang w:eastAsia="pt-BR"/>
+        </w:rPr>
+        <w:t xml:space="preserve">, com faixa etária entre </w:t>
+      </w:r>
+      <w:r>
+        <w:rPr>
+          <w:rFonts w:ascii="Times New Roman" w:eastAsia="Times New Roman" w:hAnsi="Times New Roman" w:cs="Times New Roman"/>
+          <w:b/>
+          <w:bCs/>
+          <w:sz w:val="24"/>
+          <w:szCs w:val="24"/>
+          <w:lang w:eastAsia="pt-BR"/>
+        </w:rPr>
+        <w:t>10 e 11 anos</w:t>
+      </w:r>
+      <w:r>
+        <w:rPr>
+          <w:rFonts w:ascii="Times New Roman" w:eastAsia="Times New Roman" w:hAnsi="Times New Roman" w:cs="Times New Roman"/>
+          <w:sz w:val="24"/>
+          <w:szCs w:val="24"/>
+          <w:lang w:eastAsia="pt-BR"/>
+        </w:rPr>
+        <w:t>, promovendo o desenvolvimento do raciocínio lógico e do pensamento computacional por meio de desafios durante a jogabilidade.</w:t>
+      </w:r>
+    </w:p>
+    <w:p>
+      <w:pPr>
+        <w:spacing w:before="100" w:beforeAutospacing="1" w:after="100" w:afterAutospacing="1" w:line="240" w:lineRule="auto"/>
+        <w:rPr>
+          <w:rFonts w:ascii="Times New Roman" w:eastAsia="Times New Roman" w:hAnsi="Times New Roman" w:cs="Times New Roman"/>
+          <w:sz w:val="24"/>
+          <w:szCs w:val="24"/>
+          <w:lang w:eastAsia="pt-BR"/>
+        </w:rPr>
+      </w:pPr>
+      <w:r>
+        <w:rPr>
+          <w:rFonts w:ascii="Times New Roman" w:eastAsia="Times New Roman" w:hAnsi="Times New Roman" w:cs="Times New Roman"/>
+          <w:sz w:val="24"/>
+          <w:szCs w:val="24"/>
+          <w:lang w:eastAsia="pt-BR"/>
+        </w:rPr>
+        <w:t xml:space="preserve">No jogo, o jogador controla um avião que precisa chegar ao aeroporto antes que o combustível acabe. Durante todo o voo, o avião permanece em movimento contínuo, cabendo ao jogador controlar sua altitude utilizando as teclas </w:t>
+      </w:r>
+      <w:r>
+        <w:rPr>
+          <w:rFonts w:ascii="Times New Roman" w:eastAsia="Times New Roman" w:hAnsi="Times New Roman" w:cs="Times New Roman"/>
+          <w:b/>
+          <w:bCs/>
+          <w:sz w:val="24"/>
+          <w:szCs w:val="24"/>
+          <w:lang w:eastAsia="pt-BR"/>
+        </w:rPr>
+        <w:t>W</w:t>
+      </w:r>
+      <w:r>
+        <w:rPr>
+          <w:rFonts w:ascii="Times New Roman" w:eastAsia="Times New Roman" w:hAnsi="Times New Roman" w:cs="Times New Roman"/>
+          <w:sz w:val="24"/>
+          <w:szCs w:val="24"/>
+          <w:lang w:eastAsia="pt-BR"/>
+        </w:rPr>
+        <w:t xml:space="preserve"> e </w:t>
+      </w:r>
+      <w:r>
+        <w:rPr>
+          <w:rFonts w:ascii="Times New Roman" w:eastAsia="Times New Roman" w:hAnsi="Times New Roman" w:cs="Times New Roman"/>
+          <w:b/>
+          <w:bCs/>
+          <w:sz w:val="24"/>
+          <w:szCs w:val="24"/>
+          <w:lang w:eastAsia="pt-BR"/>
+        </w:rPr>
+        <w:t>S</w:t>
+      </w:r>
+      <w:r>
+        <w:rPr>
+          <w:rFonts w:ascii="Times New Roman" w:eastAsia="Times New Roman" w:hAnsi="Times New Roman" w:cs="Times New Roman"/>
+          <w:sz w:val="24"/>
+          <w:szCs w:val="24"/>
+          <w:lang w:eastAsia="pt-BR"/>
+        </w:rPr>
+        <w:t xml:space="preserve"> ou as </w:t>
+      </w:r>
+      <w:r>
+        <w:rPr>
+          <w:rFonts w:ascii="Times New Roman" w:eastAsia="Times New Roman" w:hAnsi="Times New Roman" w:cs="Times New Roman"/>
+          <w:b/>
+          <w:bCs/>
+          <w:sz w:val="24"/>
+          <w:szCs w:val="24"/>
+          <w:lang w:eastAsia="pt-BR"/>
+        </w:rPr>
+        <w:t>setas direcionais para cima e para baixo</w:t>
+      </w:r>
+      <w:r>
+        <w:rPr>
+          <w:rFonts w:ascii="Times New Roman" w:eastAsia="Times New Roman" w:hAnsi="Times New Roman" w:cs="Times New Roman"/>
+          <w:sz w:val="24"/>
+          <w:szCs w:val="24"/>
+          <w:lang w:eastAsia="pt-BR"/>
+        </w:rPr>
+        <w:t>.</w:t>
+      </w:r>
+    </w:p>
+    <w:p>
+      <w:pPr>
+        <w:spacing w:before="100" w:beforeAutospacing="1" w:after="100" w:afterAutospacing="1" w:line="240" w:lineRule="auto"/>
+        <w:rPr>
+          <w:rFonts w:ascii="Times New Roman" w:eastAsia="Times New Roman" w:hAnsi="Times New Roman" w:cs="Times New Roman"/>
+          <w:sz w:val="24"/>
+          <w:szCs w:val="24"/>
+          <w:lang w:eastAsia="pt-BR"/>
+        </w:rPr>
+      </w:pPr>
+      <w:r>
+        <w:rPr>
+          <w:rFonts w:ascii="Times New Roman" w:eastAsia="Times New Roman" w:hAnsi="Times New Roman" w:cs="Times New Roman"/>
+          <w:sz w:val="24"/>
+          <w:szCs w:val="24"/>
+          <w:lang w:eastAsia="pt-BR"/>
+        </w:rPr>
+        <w:t>Ao longo do percurso surgem diferentes desafios. Os pássaros funcionam como obstáculos e devem ser evitados, pois as colisões reduzem o combustível da aeronave e a pontuação do jogador. Também aparecem ícones de interrogação (</w:t>
+      </w:r>
+      <w:r>
+        <w:rPr>
+          <w:rFonts w:ascii="Times New Roman" w:eastAsia="Times New Roman" w:hAnsi="Times New Roman" w:cs="Times New Roman"/>
+          <w:b/>
+          <w:bCs/>
+          <w:sz w:val="24"/>
+          <w:szCs w:val="24"/>
+          <w:lang w:eastAsia="pt-BR"/>
+        </w:rPr>
+        <w:t>?</w:t>
+      </w:r>
+      <w:r>
+        <w:rPr>
+          <w:rFonts w:ascii="Times New Roman" w:eastAsia="Times New Roman" w:hAnsi="Times New Roman" w:cs="Times New Roman"/>
+          <w:sz w:val="24"/>
+          <w:szCs w:val="24"/>
+          <w:lang w:eastAsia="pt-BR"/>
+        </w:rPr>
+        <w:t>), que ativam perguntas relacionadas aos conceitos fundamentais da Computação. Quando o jogador responde corretamente, recebe combustível adicional e aumenta sua pontuação. Caso erre a resposta, perde combustível e pontos, tornando o desafio ainda maior.</w:t>
+      </w:r>
+    </w:p>
+    <w:p>
+      <w:pPr>
+        <w:spacing w:before="100" w:beforeAutospacing="1" w:after="100" w:afterAutospacing="1" w:line="240" w:lineRule="auto"/>
+        <w:rPr>
+          <w:rFonts w:ascii="Times New Roman" w:eastAsia="Times New Roman" w:hAnsi="Times New Roman" w:cs="Times New Roman"/>
+          <w:sz w:val="24"/>
+          <w:szCs w:val="24"/>
+          <w:lang w:eastAsia="pt-BR"/>
+        </w:rPr>
+      </w:pPr>
+      <w:r>
+        <w:rPr>
+          <w:rFonts w:ascii="Times New Roman" w:eastAsia="Times New Roman" w:hAnsi="Times New Roman" w:cs="Times New Roman"/>
+          <w:sz w:val="24"/>
+          <w:szCs w:val="24"/>
+          <w:lang w:eastAsia="pt-BR"/>
+        </w:rPr>
+        <w:t>O principal objetivo do jogo é conduzir o avião até o aeroporto, desviando dos obstáculos, respondendo corretamente às perguntas e administrando o combustível disponível durante toda a partida.</w:t>
+      </w:r>
+    </w:p>
+    <w:p>
+      <w:pPr>
+        <w:spacing w:after="0" w:line="240" w:lineRule="auto"/>
+        <w:rPr>
+          <w:rFonts w:ascii="Times New Roman" w:eastAsia="Times New Roman" w:hAnsi="Times New Roman" w:cs="Times New Roman"/>
+          <w:sz w:val="24"/>
+          <w:szCs w:val="24"/>
+          <w:lang w:eastAsia="pt-BR"/>
+        </w:rPr>
+      </w:pPr>
+      <w:r>
+        <w:rPr>
+          <w:rFonts w:ascii="Times New Roman" w:eastAsia="Times New Roman" w:hAnsi="Times New Roman" w:cs="Times New Roman"/>
+          <w:sz w:val="24"/>
+          <w:szCs w:val="24"/>
+          <w:lang w:eastAsia="pt-BR"/>
+        </w:rPr>
+        <w:pict>
+          <v:rect id="_x0000_i1047" style="width:0;height:1.5pt" o:hralign="center" o:hrstd="t" o:hr="t" fillcolor="#a0a0a0" stroked="f"/>
+        </w:pict>
+      </w:r>
+    </w:p>
+    <w:p>
+      <w:pPr>
+        <w:spacing w:before="100" w:beforeAutospacing="1" w:after="100" w:afterAutospacing="1" w:line="240" w:lineRule="auto"/>
+        <w:outlineLvl w:val="1"/>
         <w:rPr>
           <w:rFonts w:ascii="Times New Roman" w:eastAsia="Times New Roman" w:hAnsi="Times New Roman" w:cs="Times New Roman"/>
           <w:b/>
@@ -88,75 +326,8 @@
           <w:szCs w:val="36"/>
           <w:lang w:eastAsia="pt-BR"/>
         </w:rPr>
-        <w:t xml:space="preserve"> Descrição</w:t>
-      </w:r>
-    </w:p>
-    <w:p>
-      <w:pPr>
-        <w:spacing w:before="100" w:beforeAutospacing="1" w:after="100" w:afterAutospacing="1" w:line="240" w:lineRule="auto"/>
-        <w:rPr>
-          <w:rFonts w:ascii="Times New Roman" w:eastAsia="Times New Roman" w:hAnsi="Times New Roman" w:cs="Times New Roman"/>
-          <w:sz w:val="24"/>
-          <w:szCs w:val="24"/>
-          <w:lang w:eastAsia="pt-BR"/>
-        </w:rPr>
-      </w:pPr>
-      <w:r>
-        <w:rPr>
-          <w:rFonts w:ascii="Times New Roman" w:eastAsia="Times New Roman" w:hAnsi="Times New Roman" w:cs="Times New Roman"/>
-          <w:sz w:val="24"/>
-          <w:szCs w:val="24"/>
-          <w:lang w:eastAsia="pt-BR"/>
-        </w:rPr>
-        <w:t xml:space="preserve">Aero </w:t>
-      </w:r>
-      <w:proofErr w:type="spellStart"/>
-      <w:r>
-        <w:rPr>
-          <w:rFonts w:ascii="Times New Roman" w:eastAsia="Times New Roman" w:hAnsi="Times New Roman" w:cs="Times New Roman"/>
-          <w:sz w:val="24"/>
-          <w:szCs w:val="24"/>
-          <w:lang w:eastAsia="pt-BR"/>
-        </w:rPr>
-        <w:t>Run</w:t>
-      </w:r>
-      <w:proofErr w:type="spellEnd"/>
-      <w:r>
-        <w:rPr>
-          <w:rFonts w:ascii="Times New Roman" w:eastAsia="Times New Roman" w:hAnsi="Times New Roman" w:cs="Times New Roman"/>
-          <w:sz w:val="24"/>
-          <w:szCs w:val="24"/>
-          <w:lang w:eastAsia="pt-BR"/>
-        </w:rPr>
-        <w:t xml:space="preserve"> é um jogo educativo interativo onde o jogador controla um avião que deve chegar ao aeroporto antes que o combustível acabe. Durante o percurso, o jogador precisa desviar de obstáculos e responder perguntas de computação para manter seu progresso.</w:t>
-      </w:r>
-    </w:p>
-    <w:p>
-      <w:pPr>
-        <w:spacing w:after="0" w:line="240" w:lineRule="auto"/>
-        <w:rPr>
-          <w:rFonts w:ascii="Times New Roman" w:eastAsia="Times New Roman" w:hAnsi="Times New Roman" w:cs="Times New Roman"/>
-          <w:sz w:val="24"/>
-          <w:szCs w:val="24"/>
-          <w:lang w:eastAsia="pt-BR"/>
-        </w:rPr>
-      </w:pPr>
-      <w:r>
-        <w:rPr>
-          <w:rFonts w:ascii="Times New Roman" w:eastAsia="Times New Roman" w:hAnsi="Times New Roman" w:cs="Times New Roman"/>
-          <w:sz w:val="24"/>
-          <w:szCs w:val="24"/>
-          <w:lang w:eastAsia="pt-BR"/>
-        </w:rPr>
-        <w:pict>
-          <v:rect id="_x0000_i1025" style="width:0;height:1.5pt" o:hralign="center" o:hrstd="t" o:hr="t" fillcolor="#a0a0a0" stroked="f"/>
-        </w:pict>
-      </w:r>
-    </w:p>
-    <w:p>
-      <w:pPr>
-        <w:spacing w:before="100" w:beforeAutospacing="1" w:after="100" w:afterAutospacing="1" w:line="240" w:lineRule="auto"/>
-        <w:outlineLvl w:val="1"/>
+      </w:pPr>
+      <w:r>
         <w:rPr>
           <w:rFonts w:ascii="Times New Roman" w:eastAsia="Times New Roman" w:hAnsi="Times New Roman" w:cs="Times New Roman"/>
           <w:b/>
@@ -165,18 +336,224 @@
           <w:szCs w:val="36"/>
           <w:lang w:eastAsia="pt-BR"/>
         </w:rPr>
-      </w:pPr>
-      <w:r>
-        <w:rPr>
-          <w:rFonts w:ascii="Segoe UI Emoji" w:eastAsia="Times New Roman" w:hAnsi="Segoe UI Emoji" w:cs="Segoe UI Emoji"/>
+        <w:t>2. Objetivos Educacionais</w:t>
+      </w:r>
+    </w:p>
+    <w:p>
+      <w:pPr>
+        <w:spacing w:before="100" w:beforeAutospacing="1" w:after="100" w:afterAutospacing="1" w:line="240" w:lineRule="auto"/>
+        <w:rPr>
+          <w:rFonts w:ascii="Times New Roman" w:eastAsia="Times New Roman" w:hAnsi="Times New Roman" w:cs="Times New Roman"/>
+          <w:sz w:val="24"/>
+          <w:szCs w:val="24"/>
+          <w:lang w:eastAsia="pt-BR"/>
+        </w:rPr>
+      </w:pPr>
+      <w:r>
+        <w:rPr>
+          <w:rFonts w:ascii="Times New Roman" w:eastAsia="Times New Roman" w:hAnsi="Times New Roman" w:cs="Times New Roman"/>
+          <w:sz w:val="24"/>
+          <w:szCs w:val="24"/>
+          <w:lang w:eastAsia="pt-BR"/>
+        </w:rPr>
+        <w:t xml:space="preserve">O Aero </w:t>
+      </w:r>
+      <w:proofErr w:type="spellStart"/>
+      <w:r>
+        <w:rPr>
+          <w:rFonts w:ascii="Times New Roman" w:eastAsia="Times New Roman" w:hAnsi="Times New Roman" w:cs="Times New Roman"/>
+          <w:sz w:val="24"/>
+          <w:szCs w:val="24"/>
+          <w:lang w:eastAsia="pt-BR"/>
+        </w:rPr>
+        <w:t>Run</w:t>
+      </w:r>
+      <w:proofErr w:type="spellEnd"/>
+      <w:r>
+        <w:rPr>
+          <w:rFonts w:ascii="Times New Roman" w:eastAsia="Times New Roman" w:hAnsi="Times New Roman" w:cs="Times New Roman"/>
+          <w:sz w:val="24"/>
+          <w:szCs w:val="24"/>
+          <w:lang w:eastAsia="pt-BR"/>
+        </w:rPr>
+        <w:t xml:space="preserve"> foi desenvolvido para estimular o aprendizado de conteúdos introdutórios da Computação de forma lúdica, trabalhando principalmente os seguintes conceitos:</w:t>
+      </w:r>
+    </w:p>
+    <w:p>
+      <w:pPr>
+        <w:numPr>
+          <w:ilvl w:val="0"/>
+          <w:numId w:val="14"/>
+        </w:numPr>
+        <w:spacing w:before="100" w:beforeAutospacing="1" w:after="100" w:afterAutospacing="1" w:line="240" w:lineRule="auto"/>
+        <w:rPr>
+          <w:rFonts w:ascii="Times New Roman" w:eastAsia="Times New Roman" w:hAnsi="Times New Roman" w:cs="Times New Roman"/>
+          <w:sz w:val="24"/>
+          <w:szCs w:val="24"/>
+          <w:lang w:eastAsia="pt-BR"/>
+        </w:rPr>
+      </w:pPr>
+      <w:r>
+        <w:rPr>
+          <w:rFonts w:ascii="Times New Roman" w:eastAsia="Times New Roman" w:hAnsi="Times New Roman" w:cs="Times New Roman"/>
+          <w:sz w:val="24"/>
+          <w:szCs w:val="24"/>
+          <w:lang w:eastAsia="pt-BR"/>
+        </w:rPr>
+        <w:t>Lógica Booleana;</w:t>
+      </w:r>
+    </w:p>
+    <w:p>
+      <w:pPr>
+        <w:numPr>
+          <w:ilvl w:val="0"/>
+          <w:numId w:val="14"/>
+        </w:numPr>
+        <w:spacing w:before="100" w:beforeAutospacing="1" w:after="100" w:afterAutospacing="1" w:line="240" w:lineRule="auto"/>
+        <w:rPr>
+          <w:rFonts w:ascii="Times New Roman" w:eastAsia="Times New Roman" w:hAnsi="Times New Roman" w:cs="Times New Roman"/>
+          <w:sz w:val="24"/>
+          <w:szCs w:val="24"/>
+          <w:lang w:eastAsia="pt-BR"/>
+        </w:rPr>
+      </w:pPr>
+      <w:r>
+        <w:rPr>
+          <w:rFonts w:ascii="Times New Roman" w:eastAsia="Times New Roman" w:hAnsi="Times New Roman" w:cs="Times New Roman"/>
+          <w:sz w:val="24"/>
+          <w:szCs w:val="24"/>
+          <w:lang w:eastAsia="pt-BR"/>
+        </w:rPr>
+        <w:t>Algoritmos;</w:t>
+      </w:r>
+    </w:p>
+    <w:p>
+      <w:pPr>
+        <w:numPr>
+          <w:ilvl w:val="0"/>
+          <w:numId w:val="14"/>
+        </w:numPr>
+        <w:spacing w:before="100" w:beforeAutospacing="1" w:after="100" w:afterAutospacing="1" w:line="240" w:lineRule="auto"/>
+        <w:rPr>
+          <w:rFonts w:ascii="Times New Roman" w:eastAsia="Times New Roman" w:hAnsi="Times New Roman" w:cs="Times New Roman"/>
+          <w:sz w:val="24"/>
+          <w:szCs w:val="24"/>
+          <w:lang w:eastAsia="pt-BR"/>
+        </w:rPr>
+      </w:pPr>
+      <w:r>
+        <w:rPr>
+          <w:rFonts w:ascii="Times New Roman" w:eastAsia="Times New Roman" w:hAnsi="Times New Roman" w:cs="Times New Roman"/>
+          <w:sz w:val="24"/>
+          <w:szCs w:val="24"/>
+          <w:lang w:eastAsia="pt-BR"/>
+        </w:rPr>
+        <w:t>Entrada e saída de dados;</w:t>
+      </w:r>
+    </w:p>
+    <w:p>
+      <w:pPr>
+        <w:numPr>
+          <w:ilvl w:val="0"/>
+          <w:numId w:val="14"/>
+        </w:numPr>
+        <w:spacing w:before="100" w:beforeAutospacing="1" w:after="100" w:afterAutospacing="1" w:line="240" w:lineRule="auto"/>
+        <w:rPr>
+          <w:rFonts w:ascii="Times New Roman" w:eastAsia="Times New Roman" w:hAnsi="Times New Roman" w:cs="Times New Roman"/>
+          <w:sz w:val="24"/>
+          <w:szCs w:val="24"/>
+          <w:lang w:eastAsia="pt-BR"/>
+        </w:rPr>
+      </w:pPr>
+      <w:r>
+        <w:rPr>
+          <w:rFonts w:ascii="Times New Roman" w:eastAsia="Times New Roman" w:hAnsi="Times New Roman" w:cs="Times New Roman"/>
+          <w:sz w:val="24"/>
+          <w:szCs w:val="24"/>
+          <w:lang w:eastAsia="pt-BR"/>
+        </w:rPr>
+        <w:t>Decomposição de problemas;</w:t>
+      </w:r>
+    </w:p>
+    <w:p>
+      <w:pPr>
+        <w:numPr>
+          <w:ilvl w:val="0"/>
+          <w:numId w:val="14"/>
+        </w:numPr>
+        <w:spacing w:before="100" w:beforeAutospacing="1" w:after="100" w:afterAutospacing="1" w:line="240" w:lineRule="auto"/>
+        <w:rPr>
+          <w:rFonts w:ascii="Times New Roman" w:eastAsia="Times New Roman" w:hAnsi="Times New Roman" w:cs="Times New Roman"/>
+          <w:sz w:val="24"/>
+          <w:szCs w:val="24"/>
+          <w:lang w:eastAsia="pt-BR"/>
+        </w:rPr>
+      </w:pPr>
+      <w:r>
+        <w:rPr>
+          <w:rFonts w:ascii="Times New Roman" w:eastAsia="Times New Roman" w:hAnsi="Times New Roman" w:cs="Times New Roman"/>
+          <w:sz w:val="24"/>
+          <w:szCs w:val="24"/>
+          <w:lang w:eastAsia="pt-BR"/>
+        </w:rPr>
+        <w:t>Pensamento computacional.</w:t>
+      </w:r>
+    </w:p>
+    <w:p>
+      <w:pPr>
+        <w:spacing w:before="100" w:beforeAutospacing="1" w:after="100" w:afterAutospacing="1" w:line="240" w:lineRule="auto"/>
+        <w:rPr>
+          <w:rFonts w:ascii="Times New Roman" w:eastAsia="Times New Roman" w:hAnsi="Times New Roman" w:cs="Times New Roman"/>
+          <w:sz w:val="24"/>
+          <w:szCs w:val="24"/>
+          <w:lang w:eastAsia="pt-BR"/>
+        </w:rPr>
+      </w:pPr>
+      <w:r>
+        <w:rPr>
+          <w:rFonts w:ascii="Times New Roman" w:eastAsia="Times New Roman" w:hAnsi="Times New Roman" w:cs="Times New Roman"/>
+          <w:sz w:val="24"/>
+          <w:szCs w:val="24"/>
+          <w:lang w:eastAsia="pt-BR"/>
+        </w:rPr>
+        <w:t>Além disso, o jogo incentiva habilidades como concentração, tomada de decisão, resolução de problemas e raciocínio lógico.</w:t>
+      </w:r>
+    </w:p>
+    <w:p>
+      <w:pPr>
+        <w:spacing w:after="0" w:line="240" w:lineRule="auto"/>
+        <w:rPr>
+          <w:rFonts w:ascii="Times New Roman" w:eastAsia="Times New Roman" w:hAnsi="Times New Roman" w:cs="Times New Roman"/>
+          <w:sz w:val="24"/>
+          <w:szCs w:val="24"/>
+          <w:lang w:eastAsia="pt-BR"/>
+        </w:rPr>
+      </w:pPr>
+      <w:r>
+        <w:rPr>
+          <w:rFonts w:ascii="Times New Roman" w:eastAsia="Times New Roman" w:hAnsi="Times New Roman" w:cs="Times New Roman"/>
+          <w:sz w:val="24"/>
+          <w:szCs w:val="24"/>
+          <w:lang w:eastAsia="pt-BR"/>
+        </w:rPr>
+        <w:pict>
+          <v:rect id="_x0000_i1048" style="width:0;height:1.5pt" o:hralign="center" o:hrstd="t" o:hr="t" fillcolor="#a0a0a0" stroked="f"/>
+        </w:pict>
+      </w:r>
+    </w:p>
+    <w:p>
+      <w:pPr>
+        <w:spacing w:before="100" w:beforeAutospacing="1" w:after="100" w:afterAutospacing="1" w:line="240" w:lineRule="auto"/>
+        <w:outlineLvl w:val="1"/>
+        <w:rPr>
+          <w:rFonts w:ascii="Times New Roman" w:eastAsia="Times New Roman" w:hAnsi="Times New Roman" w:cs="Times New Roman"/>
           <w:b/>
           <w:bCs/>
           <w:sz w:val="36"/>
           <w:szCs w:val="36"/>
           <w:lang w:eastAsia="pt-BR"/>
         </w:rPr>
-        <w:t>🎯</w:t>
-      </w:r>
+      </w:pPr>
       <w:r>
         <w:rPr>
           <w:rFonts w:ascii="Times New Roman" w:eastAsia="Times New Roman" w:hAnsi="Times New Roman" w:cs="Times New Roman"/>
@@ -186,7 +563,7 @@
           <w:szCs w:val="36"/>
           <w:lang w:eastAsia="pt-BR"/>
         </w:rPr>
-        <w:t xml:space="preserve"> Objetivo do Jogo</w:t>
+        <w:t>3. Público-Alvo</w:t>
       </w:r>
     </w:p>
     <w:p>
@@ -206,14 +583,14 @@
           <w:szCs w:val="24"/>
           <w:lang w:eastAsia="pt-BR"/>
         </w:rPr>
-        <w:t>Desenvolver o raciocínio lógico e o pensamento computacional de forma lúdica, abordando conceitos como:</w:t>
+        <w:t>O jogo é destinado a:</w:t>
       </w:r>
     </w:p>
     <w:p>
       <w:pPr>
         <w:numPr>
           <w:ilvl w:val="0"/>
-          <w:numId w:val="1"/>
+          <w:numId w:val="15"/>
         </w:numPr>
         <w:spacing w:before="100" w:beforeAutospacing="1" w:after="100" w:afterAutospacing="1" w:line="240" w:lineRule="auto"/>
         <w:rPr>
@@ -230,14 +607,35 @@
           <w:szCs w:val="24"/>
           <w:lang w:eastAsia="pt-BR"/>
         </w:rPr>
-        <w:t>Lógica booleana</w:t>
+        <w:lastRenderedPageBreak/>
+        <w:t xml:space="preserve">Crianças entre </w:t>
+      </w:r>
+      <w:r>
+        <w:rPr>
+          <w:rFonts w:ascii="Times New Roman" w:eastAsia="Times New Roman" w:hAnsi="Times New Roman" w:cs="Times New Roman"/>
+          <w:b/>
+          <w:bCs/>
+          <w:sz w:val="24"/>
+          <w:szCs w:val="24"/>
+          <w:lang w:eastAsia="pt-BR"/>
+        </w:rPr>
+        <w:t>10 e 11 anos</w:t>
+      </w:r>
+      <w:r>
+        <w:rPr>
+          <w:rFonts w:ascii="Times New Roman" w:eastAsia="Times New Roman" w:hAnsi="Times New Roman" w:cs="Times New Roman"/>
+          <w:sz w:val="24"/>
+          <w:szCs w:val="24"/>
+          <w:lang w:eastAsia="pt-BR"/>
+        </w:rPr>
+        <w:t>;</w:t>
       </w:r>
     </w:p>
     <w:p>
       <w:pPr>
         <w:numPr>
           <w:ilvl w:val="0"/>
-          <w:numId w:val="1"/>
+          <w:numId w:val="15"/>
         </w:numPr>
         <w:spacing w:before="100" w:beforeAutospacing="1" w:after="100" w:afterAutospacing="1" w:line="240" w:lineRule="auto"/>
         <w:rPr>
@@ -254,14 +652,34 @@
           <w:szCs w:val="24"/>
           <w:lang w:eastAsia="pt-BR"/>
         </w:rPr>
-        <w:t>Algoritmos</w:t>
+        <w:t xml:space="preserve">Estudantes do </w:t>
+      </w:r>
+      <w:r>
+        <w:rPr>
+          <w:rFonts w:ascii="Times New Roman" w:eastAsia="Times New Roman" w:hAnsi="Times New Roman" w:cs="Times New Roman"/>
+          <w:b/>
+          <w:bCs/>
+          <w:sz w:val="24"/>
+          <w:szCs w:val="24"/>
+          <w:lang w:eastAsia="pt-BR"/>
+        </w:rPr>
+        <w:t>5º e 6º ano do Ensino Fundamental</w:t>
+      </w:r>
+      <w:r>
+        <w:rPr>
+          <w:rFonts w:ascii="Times New Roman" w:eastAsia="Times New Roman" w:hAnsi="Times New Roman" w:cs="Times New Roman"/>
+          <w:sz w:val="24"/>
+          <w:szCs w:val="24"/>
+          <w:lang w:eastAsia="pt-BR"/>
+        </w:rPr>
+        <w:t>;</w:t>
       </w:r>
     </w:p>
     <w:p>
       <w:pPr>
         <w:numPr>
           <w:ilvl w:val="0"/>
-          <w:numId w:val="1"/>
+          <w:numId w:val="15"/>
         </w:numPr>
         <w:spacing w:before="100" w:beforeAutospacing="1" w:after="100" w:afterAutospacing="1" w:line="240" w:lineRule="auto"/>
         <w:rPr>
@@ -278,31 +696,7 @@
           <w:szCs w:val="24"/>
           <w:lang w:eastAsia="pt-BR"/>
         </w:rPr>
-        <w:t>Entrada e saída de dados</w:t>
-      </w:r>
-    </w:p>
-    <w:p>
-      <w:pPr>
-        <w:numPr>
-          <w:ilvl w:val="0"/>
-          <w:numId w:val="1"/>
-        </w:numPr>
-        <w:spacing w:before="100" w:beforeAutospacing="1" w:after="100" w:afterAutospacing="1" w:line="240" w:lineRule="auto"/>
-        <w:rPr>
-          <w:rFonts w:ascii="Times New Roman" w:eastAsia="Times New Roman" w:hAnsi="Times New Roman" w:cs="Times New Roman"/>
-          <w:sz w:val="24"/>
-          <w:szCs w:val="24"/>
-          <w:lang w:eastAsia="pt-BR"/>
-        </w:rPr>
-      </w:pPr>
-      <w:r>
-        <w:rPr>
-          <w:rFonts w:ascii="Times New Roman" w:eastAsia="Times New Roman" w:hAnsi="Times New Roman" w:cs="Times New Roman"/>
-          <w:sz w:val="24"/>
-          <w:szCs w:val="24"/>
-          <w:lang w:eastAsia="pt-BR"/>
-        </w:rPr>
-        <w:t>Decomposição de problemas</w:t>
+        <w:t>Aulas de Computação, Informática, Tecnologia ou Projetos Interdisciplinares.</w:t>
       </w:r>
     </w:p>
     <w:p>
@@ -323,7 +717,7 @@
           <w:lang w:eastAsia="pt-BR"/>
         </w:rPr>
         <w:pict>
-          <v:rect id="_x0000_i1026" style="width:0;height:1.5pt" o:hralign="center" o:hrstd="t" o:hr="t" fillcolor="#a0a0a0" stroked="f"/>
+          <v:rect id="_x0000_i1049" style="width:0;height:1.5pt" o:hralign="center" o:hrstd="t" o:hr="t" fillcolor="#a0a0a0" stroked="f"/>
         </w:pict>
       </w:r>
     </w:p>
@@ -342,16 +736,226 @@
       </w:pPr>
       <w:r>
         <w:rPr>
-          <w:rFonts w:ascii="Segoe UI Emoji" w:eastAsia="Times New Roman" w:hAnsi="Segoe UI Emoji" w:cs="Segoe UI Emoji"/>
+          <w:rFonts w:ascii="Times New Roman" w:eastAsia="Times New Roman" w:hAnsi="Times New Roman" w:cs="Times New Roman"/>
           <w:b/>
           <w:bCs/>
           <w:sz w:val="36"/>
           <w:szCs w:val="36"/>
           <w:lang w:eastAsia="pt-BR"/>
         </w:rPr>
-        <w:t>🧠</w:t>
-      </w:r>
-      <w:r>
+        <w:t>4. Habilidades da BNCC</w:t>
+      </w:r>
+    </w:p>
+    <w:p>
+      <w:pPr>
+        <w:spacing w:before="100" w:beforeAutospacing="1" w:after="100" w:afterAutospacing="1" w:line="240" w:lineRule="auto"/>
+        <w:rPr>
+          <w:rFonts w:ascii="Times New Roman" w:eastAsia="Times New Roman" w:hAnsi="Times New Roman" w:cs="Times New Roman"/>
+          <w:sz w:val="24"/>
+          <w:szCs w:val="24"/>
+          <w:lang w:eastAsia="pt-BR"/>
+        </w:rPr>
+      </w:pPr>
+      <w:r>
+        <w:rPr>
+          <w:rFonts w:ascii="Times New Roman" w:eastAsia="Times New Roman" w:hAnsi="Times New Roman" w:cs="Times New Roman"/>
+          <w:sz w:val="24"/>
+          <w:szCs w:val="24"/>
+          <w:lang w:eastAsia="pt-BR"/>
+        </w:rPr>
+        <w:t xml:space="preserve">O desenvolvimento do Aero </w:t>
+      </w:r>
+      <w:proofErr w:type="spellStart"/>
+      <w:r>
+        <w:rPr>
+          <w:rFonts w:ascii="Times New Roman" w:eastAsia="Times New Roman" w:hAnsi="Times New Roman" w:cs="Times New Roman"/>
+          <w:sz w:val="24"/>
+          <w:szCs w:val="24"/>
+          <w:lang w:eastAsia="pt-BR"/>
+        </w:rPr>
+        <w:t>Run</w:t>
+      </w:r>
+      <w:proofErr w:type="spellEnd"/>
+      <w:r>
+        <w:rPr>
+          <w:rFonts w:ascii="Times New Roman" w:eastAsia="Times New Roman" w:hAnsi="Times New Roman" w:cs="Times New Roman"/>
+          <w:sz w:val="24"/>
+          <w:szCs w:val="24"/>
+          <w:lang w:eastAsia="pt-BR"/>
+        </w:rPr>
+        <w:t xml:space="preserve"> está alinhado às habilidades da </w:t>
+      </w:r>
+      <w:r>
+        <w:rPr>
+          <w:rFonts w:ascii="Times New Roman" w:eastAsia="Times New Roman" w:hAnsi="Times New Roman" w:cs="Times New Roman"/>
+          <w:b/>
+          <w:bCs/>
+          <w:sz w:val="24"/>
+          <w:szCs w:val="24"/>
+          <w:lang w:eastAsia="pt-BR"/>
+        </w:rPr>
+        <w:t>Base Nacional Comum Curricular (BNCC)</w:t>
+      </w:r>
+      <w:r>
+        <w:rPr>
+          <w:rFonts w:ascii="Times New Roman" w:eastAsia="Times New Roman" w:hAnsi="Times New Roman" w:cs="Times New Roman"/>
+          <w:sz w:val="24"/>
+          <w:szCs w:val="24"/>
+          <w:lang w:eastAsia="pt-BR"/>
+        </w:rPr>
+        <w:t>, contemplando os seguintes objetivos de aprendizagem:</w:t>
+      </w:r>
+    </w:p>
+    <w:p>
+      <w:pPr>
+        <w:spacing w:before="100" w:beforeAutospacing="1" w:after="100" w:afterAutospacing="1" w:line="240" w:lineRule="auto"/>
+        <w:rPr>
+          <w:rFonts w:ascii="Times New Roman" w:eastAsia="Times New Roman" w:hAnsi="Times New Roman" w:cs="Times New Roman"/>
+          <w:sz w:val="24"/>
+          <w:szCs w:val="24"/>
+          <w:lang w:eastAsia="pt-BR"/>
+        </w:rPr>
+      </w:pPr>
+      <w:r>
+        <w:rPr>
+          <w:rFonts w:ascii="Times New Roman" w:eastAsia="Times New Roman" w:hAnsi="Times New Roman" w:cs="Times New Roman"/>
+          <w:b/>
+          <w:bCs/>
+          <w:sz w:val="24"/>
+          <w:szCs w:val="24"/>
+          <w:lang w:eastAsia="pt-BR"/>
+        </w:rPr>
+        <w:t>EF15CO03</w:t>
+      </w:r>
+      <w:r>
+        <w:rPr>
+          <w:rFonts w:ascii="Times New Roman" w:eastAsia="Times New Roman" w:hAnsi="Times New Roman" w:cs="Times New Roman"/>
+          <w:sz w:val="24"/>
+          <w:szCs w:val="24"/>
+          <w:lang w:eastAsia="pt-BR"/>
+        </w:rPr>
+        <w:t xml:space="preserve"> – Realizar operações lógicas (negação, conjunção e disjunção) utilizando valores verdadeiro e falso, compreendendo como condições influenciam decisões em sistemas.</w:t>
+      </w:r>
+    </w:p>
+    <w:p>
+      <w:pPr>
+        <w:spacing w:before="100" w:beforeAutospacing="1" w:after="100" w:afterAutospacing="1" w:line="240" w:lineRule="auto"/>
+        <w:rPr>
+          <w:rFonts w:ascii="Times New Roman" w:eastAsia="Times New Roman" w:hAnsi="Times New Roman" w:cs="Times New Roman"/>
+          <w:sz w:val="24"/>
+          <w:szCs w:val="24"/>
+          <w:lang w:eastAsia="pt-BR"/>
+        </w:rPr>
+      </w:pPr>
+      <w:r>
+        <w:rPr>
+          <w:rFonts w:ascii="Times New Roman" w:eastAsia="Times New Roman" w:hAnsi="Times New Roman" w:cs="Times New Roman"/>
+          <w:b/>
+          <w:bCs/>
+          <w:sz w:val="24"/>
+          <w:szCs w:val="24"/>
+          <w:lang w:eastAsia="pt-BR"/>
+        </w:rPr>
+        <w:t>EF06CO02</w:t>
+      </w:r>
+      <w:r>
+        <w:rPr>
+          <w:rFonts w:ascii="Times New Roman" w:eastAsia="Times New Roman" w:hAnsi="Times New Roman" w:cs="Times New Roman"/>
+          <w:sz w:val="24"/>
+          <w:szCs w:val="24"/>
+          <w:lang w:eastAsia="pt-BR"/>
+        </w:rPr>
+        <w:t xml:space="preserve"> – Elaborar e interpretar algoritmos com instruções sequenciais, de repetição e de seleção, utilizando uma linguagem de programação para resolver problemas.</w:t>
+      </w:r>
+    </w:p>
+    <w:p>
+      <w:pPr>
+        <w:spacing w:before="100" w:beforeAutospacing="1" w:after="100" w:afterAutospacing="1" w:line="240" w:lineRule="auto"/>
+        <w:rPr>
+          <w:rFonts w:ascii="Times New Roman" w:eastAsia="Times New Roman" w:hAnsi="Times New Roman" w:cs="Times New Roman"/>
+          <w:sz w:val="24"/>
+          <w:szCs w:val="24"/>
+          <w:lang w:eastAsia="pt-BR"/>
+        </w:rPr>
+      </w:pPr>
+      <w:r>
+        <w:rPr>
+          <w:rFonts w:ascii="Times New Roman" w:eastAsia="Times New Roman" w:hAnsi="Times New Roman" w:cs="Times New Roman"/>
+          <w:b/>
+          <w:bCs/>
+          <w:sz w:val="24"/>
+          <w:szCs w:val="24"/>
+          <w:lang w:eastAsia="pt-BR"/>
+        </w:rPr>
+        <w:t>EF06CO04</w:t>
+      </w:r>
+      <w:r>
+        <w:rPr>
+          <w:rFonts w:ascii="Times New Roman" w:eastAsia="Times New Roman" w:hAnsi="Times New Roman" w:cs="Times New Roman"/>
+          <w:sz w:val="24"/>
+          <w:szCs w:val="24"/>
+          <w:lang w:eastAsia="pt-BR"/>
+        </w:rPr>
+        <w:t xml:space="preserve"> – Construir soluções por meio da decomposição de problemas em partes menores e automatizá-las utilizando uma linguagem de programação.</w:t>
+      </w:r>
+    </w:p>
+    <w:p>
+      <w:pPr>
+        <w:spacing w:before="100" w:beforeAutospacing="1" w:after="100" w:afterAutospacing="1" w:line="240" w:lineRule="auto"/>
+        <w:rPr>
+          <w:rFonts w:ascii="Times New Roman" w:eastAsia="Times New Roman" w:hAnsi="Times New Roman" w:cs="Times New Roman"/>
+          <w:sz w:val="24"/>
+          <w:szCs w:val="24"/>
+          <w:lang w:eastAsia="pt-BR"/>
+        </w:rPr>
+      </w:pPr>
+      <w:r>
+        <w:rPr>
+          <w:rFonts w:ascii="Times New Roman" w:eastAsia="Times New Roman" w:hAnsi="Times New Roman" w:cs="Times New Roman"/>
+          <w:b/>
+          <w:bCs/>
+          <w:sz w:val="24"/>
+          <w:szCs w:val="24"/>
+          <w:lang w:eastAsia="pt-BR"/>
+        </w:rPr>
+        <w:t>EF06CO05</w:t>
+      </w:r>
+      <w:r>
+        <w:rPr>
+          <w:rFonts w:ascii="Times New Roman" w:eastAsia="Times New Roman" w:hAnsi="Times New Roman" w:cs="Times New Roman"/>
+          <w:sz w:val="24"/>
+          <w:szCs w:val="24"/>
+          <w:lang w:eastAsia="pt-BR"/>
+        </w:rPr>
+        <w:t xml:space="preserve"> – Identificar entradas e saídas de um sistema, reconhecendo os dados necessários e os resultados gerados, compreendendo o problema como uma relação entre esses elementos.</w:t>
+      </w:r>
+    </w:p>
+    <w:p>
+      <w:pPr>
+        <w:spacing w:after="0" w:line="240" w:lineRule="auto"/>
+        <w:rPr>
+          <w:rFonts w:ascii="Times New Roman" w:eastAsia="Times New Roman" w:hAnsi="Times New Roman" w:cs="Times New Roman"/>
+          <w:sz w:val="24"/>
+          <w:szCs w:val="24"/>
+          <w:lang w:eastAsia="pt-BR"/>
+        </w:rPr>
+      </w:pPr>
+      <w:r>
+        <w:rPr>
+          <w:rFonts w:ascii="Times New Roman" w:eastAsia="Times New Roman" w:hAnsi="Times New Roman" w:cs="Times New Roman"/>
+          <w:sz w:val="24"/>
+          <w:szCs w:val="24"/>
+          <w:lang w:eastAsia="pt-BR"/>
+        </w:rPr>
+        <w:pict>
+          <v:rect id="_x0000_i1050" style="width:0;height:1.5pt" o:hralign="center" o:hrstd="t" o:hr="t" fillcolor="#a0a0a0" stroked="f"/>
+        </w:pict>
+      </w:r>
+    </w:p>
+    <w:p>
+      <w:pPr>
+        <w:spacing w:before="100" w:beforeAutospacing="1" w:after="100" w:afterAutospacing="1" w:line="240" w:lineRule="auto"/>
+        <w:outlineLvl w:val="1"/>
         <w:rPr>
           <w:rFonts w:ascii="Times New Roman" w:eastAsia="Times New Roman" w:hAnsi="Times New Roman" w:cs="Times New Roman"/>
           <w:b/>
@@ -360,526 +964,8 @@
           <w:szCs w:val="36"/>
           <w:lang w:eastAsia="pt-BR"/>
         </w:rPr>
-        <w:t xml:space="preserve"> Mecânica Principal</w:t>
-      </w:r>
-    </w:p>
-    <w:p>
-      <w:pPr>
-        <w:spacing w:before="100" w:beforeAutospacing="1" w:after="100" w:afterAutospacing="1" w:line="240" w:lineRule="auto"/>
-        <w:outlineLvl w:val="2"/>
-        <w:rPr>
-          <w:rFonts w:ascii="Times New Roman" w:eastAsia="Times New Roman" w:hAnsi="Times New Roman" w:cs="Times New Roman"/>
-          <w:b/>
-          <w:bCs/>
-          <w:sz w:val="27"/>
-          <w:szCs w:val="27"/>
-          <w:lang w:eastAsia="pt-BR"/>
-        </w:rPr>
-      </w:pPr>
-      <w:r>
-        <w:rPr>
-          <w:rFonts w:ascii="Segoe UI Emoji" w:eastAsia="Times New Roman" w:hAnsi="Segoe UI Emoji" w:cs="Segoe UI Emoji"/>
-          <w:b/>
-          <w:bCs/>
-          <w:sz w:val="27"/>
-          <w:szCs w:val="27"/>
-          <w:lang w:eastAsia="pt-BR"/>
-        </w:rPr>
-        <w:t>✈️</w:t>
-      </w:r>
-      <w:r>
-        <w:rPr>
-          <w:rFonts w:ascii="Times New Roman" w:eastAsia="Times New Roman" w:hAnsi="Times New Roman" w:cs="Times New Roman"/>
-          <w:b/>
-          <w:bCs/>
-          <w:sz w:val="27"/>
-          <w:szCs w:val="27"/>
-          <w:lang w:eastAsia="pt-BR"/>
-        </w:rPr>
-        <w:t xml:space="preserve"> Movimento do Avião</w:t>
-      </w:r>
-    </w:p>
-    <w:p>
-      <w:pPr>
-        <w:numPr>
-          <w:ilvl w:val="0"/>
-          <w:numId w:val="2"/>
-        </w:numPr>
-        <w:spacing w:before="100" w:beforeAutospacing="1" w:after="100" w:afterAutospacing="1" w:line="240" w:lineRule="auto"/>
-        <w:rPr>
-          <w:rFonts w:ascii="Times New Roman" w:eastAsia="Times New Roman" w:hAnsi="Times New Roman" w:cs="Times New Roman"/>
-          <w:sz w:val="24"/>
-          <w:szCs w:val="24"/>
-          <w:lang w:eastAsia="pt-BR"/>
-        </w:rPr>
-      </w:pPr>
-      <w:r>
-        <w:rPr>
-          <w:rFonts w:ascii="Times New Roman" w:eastAsia="Times New Roman" w:hAnsi="Times New Roman" w:cs="Times New Roman"/>
-          <w:sz w:val="24"/>
-          <w:szCs w:val="24"/>
-          <w:lang w:eastAsia="pt-BR"/>
-        </w:rPr>
-        <w:t>Controle de altitude com:</w:t>
-      </w:r>
-    </w:p>
-    <w:p>
-      <w:pPr>
-        <w:numPr>
-          <w:ilvl w:val="1"/>
-          <w:numId w:val="2"/>
-        </w:numPr>
-        <w:spacing w:before="100" w:beforeAutospacing="1" w:after="100" w:afterAutospacing="1" w:line="240" w:lineRule="auto"/>
-        <w:rPr>
-          <w:rFonts w:ascii="Times New Roman" w:eastAsia="Times New Roman" w:hAnsi="Times New Roman" w:cs="Times New Roman"/>
-          <w:sz w:val="24"/>
-          <w:szCs w:val="24"/>
-          <w:lang w:eastAsia="pt-BR"/>
-        </w:rPr>
-      </w:pPr>
-      <w:r>
-        <w:rPr>
-          <w:rFonts w:ascii="Courier New" w:eastAsia="Times New Roman" w:hAnsi="Courier New" w:cs="Courier New"/>
-          <w:sz w:val="20"/>
-          <w:szCs w:val="20"/>
-          <w:lang w:eastAsia="pt-BR"/>
-        </w:rPr>
-        <w:t>W / S</w:t>
-      </w:r>
-    </w:p>
-    <w:p>
-      <w:pPr>
-        <w:numPr>
-          <w:ilvl w:val="1"/>
-          <w:numId w:val="2"/>
-        </w:numPr>
-        <w:spacing w:before="100" w:beforeAutospacing="1" w:after="100" w:afterAutospacing="1" w:line="240" w:lineRule="auto"/>
-        <w:rPr>
-          <w:rFonts w:ascii="Times New Roman" w:eastAsia="Times New Roman" w:hAnsi="Times New Roman" w:cs="Times New Roman"/>
-          <w:sz w:val="24"/>
-          <w:szCs w:val="24"/>
-          <w:lang w:eastAsia="pt-BR"/>
-        </w:rPr>
-      </w:pPr>
-      <w:r>
-        <w:rPr>
-          <w:rFonts w:ascii="Courier New" w:eastAsia="Times New Roman" w:hAnsi="Courier New" w:cs="Courier New"/>
-          <w:sz w:val="20"/>
-          <w:szCs w:val="20"/>
-          <w:lang w:eastAsia="pt-BR"/>
-        </w:rPr>
-        <w:t>Setas ↑ ↓</w:t>
-      </w:r>
-    </w:p>
-    <w:p>
-      <w:pPr>
-        <w:numPr>
-          <w:ilvl w:val="0"/>
-          <w:numId w:val="2"/>
-        </w:numPr>
-        <w:spacing w:before="100" w:beforeAutospacing="1" w:after="100" w:afterAutospacing="1" w:line="240" w:lineRule="auto"/>
-        <w:rPr>
-          <w:rFonts w:ascii="Times New Roman" w:eastAsia="Times New Roman" w:hAnsi="Times New Roman" w:cs="Times New Roman"/>
-          <w:sz w:val="24"/>
-          <w:szCs w:val="24"/>
-          <w:lang w:eastAsia="pt-BR"/>
-        </w:rPr>
-      </w:pPr>
-      <w:r>
-        <w:rPr>
-          <w:rFonts w:ascii="Times New Roman" w:eastAsia="Times New Roman" w:hAnsi="Times New Roman" w:cs="Times New Roman"/>
-          <w:sz w:val="24"/>
-          <w:szCs w:val="24"/>
-          <w:lang w:eastAsia="pt-BR"/>
-        </w:rPr>
-        <w:t>Movimento contínuo para frente</w:t>
-      </w:r>
-    </w:p>
-    <w:p>
-      <w:pPr>
-        <w:spacing w:before="100" w:beforeAutospacing="1" w:after="100" w:afterAutospacing="1" w:line="240" w:lineRule="auto"/>
-        <w:outlineLvl w:val="2"/>
-        <w:rPr>
-          <w:rFonts w:ascii="Times New Roman" w:eastAsia="Times New Roman" w:hAnsi="Times New Roman" w:cs="Times New Roman"/>
-          <w:b/>
-          <w:bCs/>
-          <w:sz w:val="27"/>
-          <w:szCs w:val="27"/>
-          <w:lang w:eastAsia="pt-BR"/>
-        </w:rPr>
-      </w:pPr>
-      <w:r>
-        <w:rPr>
-          <w:rFonts w:ascii="Segoe UI Emoji" w:eastAsia="Times New Roman" w:hAnsi="Segoe UI Emoji" w:cs="Segoe UI Emoji"/>
-          <w:b/>
-          <w:bCs/>
-          <w:sz w:val="27"/>
-          <w:szCs w:val="27"/>
-          <w:lang w:eastAsia="pt-BR"/>
-        </w:rPr>
-        <w:t>🐦</w:t>
-      </w:r>
-      <w:r>
-        <w:rPr>
-          <w:rFonts w:ascii="Times New Roman" w:eastAsia="Times New Roman" w:hAnsi="Times New Roman" w:cs="Times New Roman"/>
-          <w:b/>
-          <w:bCs/>
-          <w:sz w:val="27"/>
-          <w:szCs w:val="27"/>
-          <w:lang w:eastAsia="pt-BR"/>
-        </w:rPr>
-        <w:t xml:space="preserve"> Obstáculos</w:t>
-      </w:r>
-    </w:p>
-    <w:p>
-      <w:pPr>
-        <w:numPr>
-          <w:ilvl w:val="0"/>
-          <w:numId w:val="3"/>
-        </w:numPr>
-        <w:spacing w:before="100" w:beforeAutospacing="1" w:after="100" w:afterAutospacing="1" w:line="240" w:lineRule="auto"/>
-        <w:rPr>
-          <w:rFonts w:ascii="Times New Roman" w:eastAsia="Times New Roman" w:hAnsi="Times New Roman" w:cs="Times New Roman"/>
-          <w:sz w:val="24"/>
-          <w:szCs w:val="24"/>
-          <w:lang w:eastAsia="pt-BR"/>
-        </w:rPr>
-      </w:pPr>
-      <w:r>
-        <w:rPr>
-          <w:rFonts w:ascii="Times New Roman" w:eastAsia="Times New Roman" w:hAnsi="Times New Roman" w:cs="Times New Roman"/>
-          <w:sz w:val="24"/>
-          <w:szCs w:val="24"/>
-          <w:lang w:eastAsia="pt-BR"/>
-        </w:rPr>
-        <w:t>Pássaros aparecem no caminho</w:t>
-      </w:r>
-    </w:p>
-    <w:p>
-      <w:pPr>
-        <w:numPr>
-          <w:ilvl w:val="0"/>
-          <w:numId w:val="3"/>
-        </w:numPr>
-        <w:spacing w:before="100" w:beforeAutospacing="1" w:after="100" w:afterAutospacing="1" w:line="240" w:lineRule="auto"/>
-        <w:rPr>
-          <w:rFonts w:ascii="Times New Roman" w:eastAsia="Times New Roman" w:hAnsi="Times New Roman" w:cs="Times New Roman"/>
-          <w:sz w:val="24"/>
-          <w:szCs w:val="24"/>
-          <w:lang w:eastAsia="pt-BR"/>
-        </w:rPr>
-      </w:pPr>
-      <w:r>
-        <w:rPr>
-          <w:rFonts w:ascii="Times New Roman" w:eastAsia="Times New Roman" w:hAnsi="Times New Roman" w:cs="Times New Roman"/>
-          <w:sz w:val="24"/>
-          <w:szCs w:val="24"/>
-          <w:lang w:eastAsia="pt-BR"/>
-        </w:rPr>
-        <w:t>Colisões reduzem combustível e pontuação</w:t>
-      </w:r>
-    </w:p>
-    <w:p>
-      <w:pPr>
-        <w:spacing w:before="100" w:beforeAutospacing="1" w:after="100" w:afterAutospacing="1" w:line="240" w:lineRule="auto"/>
-        <w:outlineLvl w:val="2"/>
-        <w:rPr>
-          <w:rFonts w:ascii="Times New Roman" w:eastAsia="Times New Roman" w:hAnsi="Times New Roman" w:cs="Times New Roman"/>
-          <w:b/>
-          <w:bCs/>
-          <w:sz w:val="27"/>
-          <w:szCs w:val="27"/>
-          <w:lang w:eastAsia="pt-BR"/>
-        </w:rPr>
-      </w:pPr>
-      <w:r>
-        <w:rPr>
-          <w:rFonts w:ascii="Segoe UI Emoji" w:eastAsia="Times New Roman" w:hAnsi="Segoe UI Emoji" w:cs="Segoe UI Emoji"/>
-          <w:b/>
-          <w:bCs/>
-          <w:sz w:val="27"/>
-          <w:szCs w:val="27"/>
-          <w:lang w:eastAsia="pt-BR"/>
-        </w:rPr>
-        <w:t>❓</w:t>
-      </w:r>
-      <w:r>
-        <w:rPr>
-          <w:rFonts w:ascii="Times New Roman" w:eastAsia="Times New Roman" w:hAnsi="Times New Roman" w:cs="Times New Roman"/>
-          <w:b/>
-          <w:bCs/>
-          <w:sz w:val="27"/>
-          <w:szCs w:val="27"/>
-          <w:lang w:eastAsia="pt-BR"/>
-        </w:rPr>
-        <w:t xml:space="preserve"> Sistema de Perguntas</w:t>
-      </w:r>
-    </w:p>
-    <w:p>
-      <w:pPr>
-        <w:numPr>
-          <w:ilvl w:val="0"/>
-          <w:numId w:val="4"/>
-        </w:numPr>
-        <w:spacing w:before="100" w:beforeAutospacing="1" w:after="100" w:afterAutospacing="1" w:line="240" w:lineRule="auto"/>
-        <w:rPr>
-          <w:rFonts w:ascii="Times New Roman" w:eastAsia="Times New Roman" w:hAnsi="Times New Roman" w:cs="Times New Roman"/>
-          <w:sz w:val="24"/>
-          <w:szCs w:val="24"/>
-          <w:lang w:eastAsia="pt-BR"/>
-        </w:rPr>
-      </w:pPr>
-      <w:proofErr w:type="gramStart"/>
-      <w:r>
-        <w:rPr>
-          <w:rFonts w:ascii="Times New Roman" w:eastAsia="Times New Roman" w:hAnsi="Times New Roman" w:cs="Times New Roman"/>
-          <w:sz w:val="24"/>
-          <w:szCs w:val="24"/>
-          <w:lang w:eastAsia="pt-BR"/>
-        </w:rPr>
-        <w:t xml:space="preserve">Ícones </w:t>
-      </w:r>
-      <w:r>
-        <w:rPr>
-          <w:rFonts w:ascii="Courier New" w:eastAsia="Times New Roman" w:hAnsi="Courier New" w:cs="Courier New"/>
-          <w:sz w:val="20"/>
-          <w:szCs w:val="20"/>
-          <w:lang w:eastAsia="pt-BR"/>
-        </w:rPr>
-        <w:t>?</w:t>
-      </w:r>
-      <w:proofErr w:type="gramEnd"/>
-      <w:r>
-        <w:rPr>
-          <w:rFonts w:ascii="Times New Roman" w:eastAsia="Times New Roman" w:hAnsi="Times New Roman" w:cs="Times New Roman"/>
-          <w:sz w:val="24"/>
-          <w:szCs w:val="24"/>
-          <w:lang w:eastAsia="pt-BR"/>
-        </w:rPr>
-        <w:t xml:space="preserve"> ativam perguntas</w:t>
-      </w:r>
-    </w:p>
-    <w:p>
-      <w:pPr>
-        <w:numPr>
-          <w:ilvl w:val="0"/>
-          <w:numId w:val="4"/>
-        </w:numPr>
-        <w:spacing w:before="100" w:beforeAutospacing="1" w:after="100" w:afterAutospacing="1" w:line="240" w:lineRule="auto"/>
-        <w:rPr>
-          <w:rFonts w:ascii="Times New Roman" w:eastAsia="Times New Roman" w:hAnsi="Times New Roman" w:cs="Times New Roman"/>
-          <w:sz w:val="24"/>
-          <w:szCs w:val="24"/>
-          <w:lang w:eastAsia="pt-BR"/>
-        </w:rPr>
-      </w:pPr>
-      <w:r>
-        <w:rPr>
-          <w:rFonts w:ascii="Times New Roman" w:eastAsia="Times New Roman" w:hAnsi="Times New Roman" w:cs="Times New Roman"/>
-          <w:sz w:val="24"/>
-          <w:szCs w:val="24"/>
-          <w:lang w:eastAsia="pt-BR"/>
-        </w:rPr>
-        <w:t>Respostas:</w:t>
-      </w:r>
-    </w:p>
-    <w:p>
-      <w:pPr>
-        <w:numPr>
-          <w:ilvl w:val="1"/>
-          <w:numId w:val="4"/>
-        </w:numPr>
-        <w:spacing w:before="100" w:beforeAutospacing="1" w:after="100" w:afterAutospacing="1" w:line="240" w:lineRule="auto"/>
-        <w:rPr>
-          <w:rFonts w:ascii="Times New Roman" w:eastAsia="Times New Roman" w:hAnsi="Times New Roman" w:cs="Times New Roman"/>
-          <w:sz w:val="24"/>
-          <w:szCs w:val="24"/>
-          <w:lang w:eastAsia="pt-BR"/>
-        </w:rPr>
-      </w:pPr>
-      <w:r>
-        <w:rPr>
-          <w:rFonts w:ascii="Segoe UI Emoji" w:eastAsia="Times New Roman" w:hAnsi="Segoe UI Emoji" w:cs="Segoe UI Emoji"/>
-          <w:sz w:val="24"/>
-          <w:szCs w:val="24"/>
-          <w:lang w:eastAsia="pt-BR"/>
-        </w:rPr>
-        <w:t>✔</w:t>
-      </w:r>
-      <w:proofErr w:type="gramStart"/>
-      <w:r>
-        <w:rPr>
-          <w:rFonts w:ascii="Segoe UI Emoji" w:eastAsia="Times New Roman" w:hAnsi="Segoe UI Emoji" w:cs="Segoe UI Emoji"/>
-          <w:sz w:val="24"/>
-          <w:szCs w:val="24"/>
-          <w:lang w:eastAsia="pt-BR"/>
-        </w:rPr>
-        <w:t>️</w:t>
-      </w:r>
-      <w:r>
-        <w:rPr>
-          <w:rFonts w:ascii="Times New Roman" w:eastAsia="Times New Roman" w:hAnsi="Times New Roman" w:cs="Times New Roman"/>
-          <w:sz w:val="24"/>
-          <w:szCs w:val="24"/>
-          <w:lang w:eastAsia="pt-BR"/>
-        </w:rPr>
-        <w:t xml:space="preserve"> Corretas</w:t>
-      </w:r>
-      <w:proofErr w:type="gramEnd"/>
-      <w:r>
-        <w:rPr>
-          <w:rFonts w:ascii="Times New Roman" w:eastAsia="Times New Roman" w:hAnsi="Times New Roman" w:cs="Times New Roman"/>
-          <w:sz w:val="24"/>
-          <w:szCs w:val="24"/>
-          <w:lang w:eastAsia="pt-BR"/>
-        </w:rPr>
-        <w:t xml:space="preserve"> → ganho de combustível e pontos</w:t>
-      </w:r>
-    </w:p>
-    <w:p>
-      <w:pPr>
-        <w:numPr>
-          <w:ilvl w:val="1"/>
-          <w:numId w:val="4"/>
-        </w:numPr>
-        <w:spacing w:before="100" w:beforeAutospacing="1" w:after="100" w:afterAutospacing="1" w:line="240" w:lineRule="auto"/>
-        <w:rPr>
-          <w:rFonts w:ascii="Times New Roman" w:eastAsia="Times New Roman" w:hAnsi="Times New Roman" w:cs="Times New Roman"/>
-          <w:sz w:val="24"/>
-          <w:szCs w:val="24"/>
-          <w:lang w:eastAsia="pt-BR"/>
-        </w:rPr>
-      </w:pPr>
-      <w:r>
-        <w:rPr>
-          <w:rFonts w:ascii="Segoe UI Emoji" w:eastAsia="Times New Roman" w:hAnsi="Segoe UI Emoji" w:cs="Segoe UI Emoji"/>
-          <w:sz w:val="24"/>
-          <w:szCs w:val="24"/>
-          <w:lang w:eastAsia="pt-BR"/>
-        </w:rPr>
-        <w:t>❌</w:t>
-      </w:r>
-      <w:r>
-        <w:rPr>
-          <w:rFonts w:ascii="Times New Roman" w:eastAsia="Times New Roman" w:hAnsi="Times New Roman" w:cs="Times New Roman"/>
-          <w:sz w:val="24"/>
-          <w:szCs w:val="24"/>
-          <w:lang w:eastAsia="pt-BR"/>
-        </w:rPr>
-        <w:t xml:space="preserve"> Incorretas → perda de combustível e pontos</w:t>
-      </w:r>
-    </w:p>
-    <w:p>
-      <w:pPr>
-        <w:spacing w:before="100" w:beforeAutospacing="1" w:after="100" w:afterAutospacing="1" w:line="240" w:lineRule="auto"/>
-        <w:outlineLvl w:val="2"/>
-        <w:rPr>
-          <w:rFonts w:ascii="Times New Roman" w:eastAsia="Times New Roman" w:hAnsi="Times New Roman" w:cs="Times New Roman"/>
-          <w:b/>
-          <w:bCs/>
-          <w:sz w:val="27"/>
-          <w:szCs w:val="27"/>
-          <w:lang w:eastAsia="pt-BR"/>
-        </w:rPr>
-      </w:pPr>
-      <w:r>
-        <w:rPr>
-          <w:rFonts w:ascii="Segoe UI Emoji" w:eastAsia="Times New Roman" w:hAnsi="Segoe UI Emoji" w:cs="Segoe UI Emoji"/>
-          <w:b/>
-          <w:bCs/>
-          <w:sz w:val="27"/>
-          <w:szCs w:val="27"/>
-          <w:lang w:eastAsia="pt-BR"/>
-        </w:rPr>
-        <w:t>⛽</w:t>
-      </w:r>
-      <w:r>
-        <w:rPr>
-          <w:rFonts w:ascii="Times New Roman" w:eastAsia="Times New Roman" w:hAnsi="Times New Roman" w:cs="Times New Roman"/>
-          <w:b/>
-          <w:bCs/>
-          <w:sz w:val="27"/>
-          <w:szCs w:val="27"/>
-          <w:lang w:eastAsia="pt-BR"/>
-        </w:rPr>
-        <w:t xml:space="preserve"> Sistema de Combustível</w:t>
-      </w:r>
-    </w:p>
-    <w:p>
-      <w:pPr>
-        <w:numPr>
-          <w:ilvl w:val="0"/>
-          <w:numId w:val="5"/>
-        </w:numPr>
-        <w:spacing w:before="100" w:beforeAutospacing="1" w:after="100" w:afterAutospacing="1" w:line="240" w:lineRule="auto"/>
-        <w:rPr>
-          <w:rFonts w:ascii="Times New Roman" w:eastAsia="Times New Roman" w:hAnsi="Times New Roman" w:cs="Times New Roman"/>
-          <w:sz w:val="24"/>
-          <w:szCs w:val="24"/>
-          <w:lang w:eastAsia="pt-BR"/>
-        </w:rPr>
-      </w:pPr>
-      <w:r>
-        <w:rPr>
-          <w:rFonts w:ascii="Times New Roman" w:eastAsia="Times New Roman" w:hAnsi="Times New Roman" w:cs="Times New Roman"/>
-          <w:sz w:val="24"/>
-          <w:szCs w:val="24"/>
-          <w:lang w:eastAsia="pt-BR"/>
-        </w:rPr>
-        <w:lastRenderedPageBreak/>
-        <w:t>Funciona como “vida” do jogador</w:t>
-      </w:r>
-    </w:p>
-    <w:p>
-      <w:pPr>
-        <w:numPr>
-          <w:ilvl w:val="0"/>
-          <w:numId w:val="5"/>
-        </w:numPr>
-        <w:spacing w:before="100" w:beforeAutospacing="1" w:after="100" w:afterAutospacing="1" w:line="240" w:lineRule="auto"/>
-        <w:rPr>
-          <w:rFonts w:ascii="Times New Roman" w:eastAsia="Times New Roman" w:hAnsi="Times New Roman" w:cs="Times New Roman"/>
-          <w:sz w:val="24"/>
-          <w:szCs w:val="24"/>
-          <w:lang w:eastAsia="pt-BR"/>
-        </w:rPr>
-      </w:pPr>
-      <w:r>
-        <w:rPr>
-          <w:rFonts w:ascii="Times New Roman" w:eastAsia="Times New Roman" w:hAnsi="Times New Roman" w:cs="Times New Roman"/>
-          <w:sz w:val="24"/>
-          <w:szCs w:val="24"/>
-          <w:lang w:eastAsia="pt-BR"/>
-        </w:rPr>
-        <w:t>O jogo termina se o combustível acabar</w:t>
-      </w:r>
-    </w:p>
-    <w:p>
-      <w:pPr>
-        <w:spacing w:after="0" w:line="240" w:lineRule="auto"/>
-        <w:rPr>
-          <w:rFonts w:ascii="Times New Roman" w:eastAsia="Times New Roman" w:hAnsi="Times New Roman" w:cs="Times New Roman"/>
-          <w:sz w:val="24"/>
-          <w:szCs w:val="24"/>
-          <w:lang w:eastAsia="pt-BR"/>
-        </w:rPr>
-      </w:pPr>
-      <w:r>
-        <w:rPr>
-          <w:rFonts w:ascii="Times New Roman" w:eastAsia="Times New Roman" w:hAnsi="Times New Roman" w:cs="Times New Roman"/>
-          <w:sz w:val="24"/>
-          <w:szCs w:val="24"/>
-          <w:lang w:eastAsia="pt-BR"/>
-        </w:rPr>
-        <w:pict>
-          <v:rect id="_x0000_i1027" style="width:0;height:1.5pt" o:hralign="center" o:hrstd="t" o:hr="t" fillcolor="#a0a0a0" stroked="f"/>
-        </w:pict>
-      </w:r>
-    </w:p>
-    <w:p>
-      <w:pPr>
-        <w:spacing w:before="100" w:beforeAutospacing="1" w:after="100" w:afterAutospacing="1" w:line="240" w:lineRule="auto"/>
-        <w:outlineLvl w:val="1"/>
+      </w:pPr>
+      <w:r>
         <w:rPr>
           <w:rFonts w:ascii="Times New Roman" w:eastAsia="Times New Roman" w:hAnsi="Times New Roman" w:cs="Times New Roman"/>
           <w:b/>
@@ -888,18 +974,308 @@
           <w:szCs w:val="36"/>
           <w:lang w:eastAsia="pt-BR"/>
         </w:rPr>
-      </w:pPr>
-      <w:r>
-        <w:rPr>
-          <w:rFonts w:ascii="Segoe UI Emoji" w:eastAsia="Times New Roman" w:hAnsi="Segoe UI Emoji" w:cs="Segoe UI Emoji"/>
+        <w:t>5. Mecânicas do Jogo</w:t>
+      </w:r>
+    </w:p>
+    <w:p>
+      <w:pPr>
+        <w:spacing w:before="100" w:beforeAutospacing="1" w:after="100" w:afterAutospacing="1" w:line="240" w:lineRule="auto"/>
+        <w:rPr>
+          <w:rFonts w:ascii="Times New Roman" w:eastAsia="Times New Roman" w:hAnsi="Times New Roman" w:cs="Times New Roman"/>
+          <w:sz w:val="24"/>
+          <w:szCs w:val="24"/>
+          <w:lang w:eastAsia="pt-BR"/>
+        </w:rPr>
+      </w:pPr>
+      <w:r>
+        <w:rPr>
+          <w:rFonts w:ascii="Times New Roman" w:eastAsia="Times New Roman" w:hAnsi="Times New Roman" w:cs="Times New Roman"/>
+          <w:sz w:val="24"/>
+          <w:szCs w:val="24"/>
+          <w:lang w:eastAsia="pt-BR"/>
+        </w:rPr>
+        <w:t>Durante a partida, o jogador controla a altitude do avião utilizando o teclado enquanto a aeronave avança continuamente pelo cenário.</w:t>
+      </w:r>
+    </w:p>
+    <w:p>
+      <w:pPr>
+        <w:spacing w:before="100" w:beforeAutospacing="1" w:after="100" w:afterAutospacing="1" w:line="240" w:lineRule="auto"/>
+        <w:rPr>
+          <w:rFonts w:ascii="Times New Roman" w:eastAsia="Times New Roman" w:hAnsi="Times New Roman" w:cs="Times New Roman"/>
+          <w:sz w:val="24"/>
+          <w:szCs w:val="24"/>
+          <w:lang w:eastAsia="pt-BR"/>
+        </w:rPr>
+      </w:pPr>
+      <w:r>
+        <w:rPr>
+          <w:rFonts w:ascii="Times New Roman" w:eastAsia="Times New Roman" w:hAnsi="Times New Roman" w:cs="Times New Roman"/>
+          <w:sz w:val="24"/>
+          <w:szCs w:val="24"/>
+          <w:lang w:eastAsia="pt-BR"/>
+        </w:rPr>
+        <w:t>As principais mecânicas presentes no jogo são:</w:t>
+      </w:r>
+    </w:p>
+    <w:p>
+      <w:pPr>
+        <w:numPr>
+          <w:ilvl w:val="0"/>
+          <w:numId w:val="16"/>
+        </w:numPr>
+        <w:spacing w:before="100" w:beforeAutospacing="1" w:after="100" w:afterAutospacing="1" w:line="240" w:lineRule="auto"/>
+        <w:rPr>
+          <w:rFonts w:ascii="Times New Roman" w:eastAsia="Times New Roman" w:hAnsi="Times New Roman" w:cs="Times New Roman"/>
+          <w:sz w:val="24"/>
+          <w:szCs w:val="24"/>
+          <w:lang w:eastAsia="pt-BR"/>
+        </w:rPr>
+      </w:pPr>
+      <w:r>
+        <w:rPr>
+          <w:rFonts w:ascii="Times New Roman" w:eastAsia="Times New Roman" w:hAnsi="Times New Roman" w:cs="Times New Roman"/>
+          <w:sz w:val="24"/>
+          <w:szCs w:val="24"/>
+          <w:lang w:eastAsia="pt-BR"/>
+        </w:rPr>
+        <w:t xml:space="preserve">Controle do avião utilizando as teclas </w:t>
+      </w:r>
+      <w:r>
+        <w:rPr>
+          <w:rFonts w:ascii="Times New Roman" w:eastAsia="Times New Roman" w:hAnsi="Times New Roman" w:cs="Times New Roman"/>
+          <w:b/>
+          <w:bCs/>
+          <w:sz w:val="24"/>
+          <w:szCs w:val="24"/>
+          <w:lang w:eastAsia="pt-BR"/>
+        </w:rPr>
+        <w:t>W</w:t>
+      </w:r>
+      <w:r>
+        <w:rPr>
+          <w:rFonts w:ascii="Times New Roman" w:eastAsia="Times New Roman" w:hAnsi="Times New Roman" w:cs="Times New Roman"/>
+          <w:sz w:val="24"/>
+          <w:szCs w:val="24"/>
+          <w:lang w:eastAsia="pt-BR"/>
+        </w:rPr>
+        <w:t xml:space="preserve">, </w:t>
+      </w:r>
+      <w:r>
+        <w:rPr>
+          <w:rFonts w:ascii="Times New Roman" w:eastAsia="Times New Roman" w:hAnsi="Times New Roman" w:cs="Times New Roman"/>
+          <w:b/>
+          <w:bCs/>
+          <w:sz w:val="24"/>
+          <w:szCs w:val="24"/>
+          <w:lang w:eastAsia="pt-BR"/>
+        </w:rPr>
+        <w:t>S</w:t>
+      </w:r>
+      <w:r>
+        <w:rPr>
+          <w:rFonts w:ascii="Times New Roman" w:eastAsia="Times New Roman" w:hAnsi="Times New Roman" w:cs="Times New Roman"/>
+          <w:sz w:val="24"/>
+          <w:szCs w:val="24"/>
+          <w:lang w:eastAsia="pt-BR"/>
+        </w:rPr>
+        <w:t xml:space="preserve">, </w:t>
+      </w:r>
+      <w:r>
+        <w:rPr>
+          <w:rFonts w:ascii="Times New Roman" w:eastAsia="Times New Roman" w:hAnsi="Times New Roman" w:cs="Times New Roman"/>
+          <w:b/>
+          <w:bCs/>
+          <w:sz w:val="24"/>
+          <w:szCs w:val="24"/>
+          <w:lang w:eastAsia="pt-BR"/>
+        </w:rPr>
+        <w:t>↑</w:t>
+      </w:r>
+      <w:r>
+        <w:rPr>
+          <w:rFonts w:ascii="Times New Roman" w:eastAsia="Times New Roman" w:hAnsi="Times New Roman" w:cs="Times New Roman"/>
+          <w:sz w:val="24"/>
+          <w:szCs w:val="24"/>
+          <w:lang w:eastAsia="pt-BR"/>
+        </w:rPr>
+        <w:t xml:space="preserve"> e </w:t>
+      </w:r>
+      <w:r>
+        <w:rPr>
+          <w:rFonts w:ascii="Times New Roman" w:eastAsia="Times New Roman" w:hAnsi="Times New Roman" w:cs="Times New Roman"/>
+          <w:b/>
+          <w:bCs/>
+          <w:sz w:val="24"/>
+          <w:szCs w:val="24"/>
+          <w:lang w:eastAsia="pt-BR"/>
+        </w:rPr>
+        <w:t>↓</w:t>
+      </w:r>
+      <w:r>
+        <w:rPr>
+          <w:rFonts w:ascii="Times New Roman" w:eastAsia="Times New Roman" w:hAnsi="Times New Roman" w:cs="Times New Roman"/>
+          <w:sz w:val="24"/>
+          <w:szCs w:val="24"/>
+          <w:lang w:eastAsia="pt-BR"/>
+        </w:rPr>
+        <w:t>;</w:t>
+      </w:r>
+    </w:p>
+    <w:p>
+      <w:pPr>
+        <w:numPr>
+          <w:ilvl w:val="0"/>
+          <w:numId w:val="16"/>
+        </w:numPr>
+        <w:spacing w:before="100" w:beforeAutospacing="1" w:after="100" w:afterAutospacing="1" w:line="240" w:lineRule="auto"/>
+        <w:rPr>
+          <w:rFonts w:ascii="Times New Roman" w:eastAsia="Times New Roman" w:hAnsi="Times New Roman" w:cs="Times New Roman"/>
+          <w:sz w:val="24"/>
+          <w:szCs w:val="24"/>
+          <w:lang w:eastAsia="pt-BR"/>
+        </w:rPr>
+      </w:pPr>
+      <w:r>
+        <w:rPr>
+          <w:rFonts w:ascii="Times New Roman" w:eastAsia="Times New Roman" w:hAnsi="Times New Roman" w:cs="Times New Roman"/>
+          <w:sz w:val="24"/>
+          <w:szCs w:val="24"/>
+          <w:lang w:eastAsia="pt-BR"/>
+        </w:rPr>
+        <w:t>Movimento contínuo da aeronave durante toda a fase;</w:t>
+      </w:r>
+    </w:p>
+    <w:p>
+      <w:pPr>
+        <w:numPr>
+          <w:ilvl w:val="0"/>
+          <w:numId w:val="16"/>
+        </w:numPr>
+        <w:spacing w:before="100" w:beforeAutospacing="1" w:after="100" w:afterAutospacing="1" w:line="240" w:lineRule="auto"/>
+        <w:rPr>
+          <w:rFonts w:ascii="Times New Roman" w:eastAsia="Times New Roman" w:hAnsi="Times New Roman" w:cs="Times New Roman"/>
+          <w:sz w:val="24"/>
+          <w:szCs w:val="24"/>
+          <w:lang w:eastAsia="pt-BR"/>
+        </w:rPr>
+      </w:pPr>
+      <w:r>
+        <w:rPr>
+          <w:rFonts w:ascii="Times New Roman" w:eastAsia="Times New Roman" w:hAnsi="Times New Roman" w:cs="Times New Roman"/>
+          <w:sz w:val="24"/>
+          <w:szCs w:val="24"/>
+          <w:lang w:eastAsia="pt-BR"/>
+        </w:rPr>
+        <w:t>Sistema de obstáculos representados por pássaros;</w:t>
+      </w:r>
+    </w:p>
+    <w:p>
+      <w:pPr>
+        <w:numPr>
+          <w:ilvl w:val="0"/>
+          <w:numId w:val="16"/>
+        </w:numPr>
+        <w:spacing w:before="100" w:beforeAutospacing="1" w:after="100" w:afterAutospacing="1" w:line="240" w:lineRule="auto"/>
+        <w:rPr>
+          <w:rFonts w:ascii="Times New Roman" w:eastAsia="Times New Roman" w:hAnsi="Times New Roman" w:cs="Times New Roman"/>
+          <w:sz w:val="24"/>
+          <w:szCs w:val="24"/>
+          <w:lang w:eastAsia="pt-BR"/>
+        </w:rPr>
+      </w:pPr>
+      <w:r>
+        <w:rPr>
+          <w:rFonts w:ascii="Times New Roman" w:eastAsia="Times New Roman" w:hAnsi="Times New Roman" w:cs="Times New Roman"/>
+          <w:sz w:val="24"/>
+          <w:szCs w:val="24"/>
+          <w:lang w:eastAsia="pt-BR"/>
+        </w:rPr>
+        <w:t>Sistema de perguntas educativas sobre Computação;</w:t>
+      </w:r>
+    </w:p>
+    <w:p>
+      <w:pPr>
+        <w:numPr>
+          <w:ilvl w:val="0"/>
+          <w:numId w:val="16"/>
+        </w:numPr>
+        <w:spacing w:before="100" w:beforeAutospacing="1" w:after="100" w:afterAutospacing="1" w:line="240" w:lineRule="auto"/>
+        <w:rPr>
+          <w:rFonts w:ascii="Times New Roman" w:eastAsia="Times New Roman" w:hAnsi="Times New Roman" w:cs="Times New Roman"/>
+          <w:sz w:val="24"/>
+          <w:szCs w:val="24"/>
+          <w:lang w:eastAsia="pt-BR"/>
+        </w:rPr>
+      </w:pPr>
+      <w:r>
+        <w:rPr>
+          <w:rFonts w:ascii="Times New Roman" w:eastAsia="Times New Roman" w:hAnsi="Times New Roman" w:cs="Times New Roman"/>
+          <w:sz w:val="24"/>
+          <w:szCs w:val="24"/>
+          <w:lang w:eastAsia="pt-BR"/>
+        </w:rPr>
+        <w:t>Sistema de combustível, responsável por limitar o tempo de voo;</w:t>
+      </w:r>
+    </w:p>
+    <w:p>
+      <w:pPr>
+        <w:numPr>
+          <w:ilvl w:val="0"/>
+          <w:numId w:val="16"/>
+        </w:numPr>
+        <w:spacing w:before="100" w:beforeAutospacing="1" w:after="100" w:afterAutospacing="1" w:line="240" w:lineRule="auto"/>
+        <w:rPr>
+          <w:rFonts w:ascii="Times New Roman" w:eastAsia="Times New Roman" w:hAnsi="Times New Roman" w:cs="Times New Roman"/>
+          <w:sz w:val="24"/>
+          <w:szCs w:val="24"/>
+          <w:lang w:eastAsia="pt-BR"/>
+        </w:rPr>
+      </w:pPr>
+      <w:r>
+        <w:rPr>
+          <w:rFonts w:ascii="Times New Roman" w:eastAsia="Times New Roman" w:hAnsi="Times New Roman" w:cs="Times New Roman"/>
+          <w:sz w:val="24"/>
+          <w:szCs w:val="24"/>
+          <w:lang w:eastAsia="pt-BR"/>
+        </w:rPr>
+        <w:t>Sistema de pontuação baseado no desempenho do jogador.</w:t>
+      </w:r>
+    </w:p>
+    <w:p>
+      <w:pPr>
+        <w:spacing w:after="0" w:line="240" w:lineRule="auto"/>
+        <w:rPr>
+          <w:rFonts w:ascii="Times New Roman" w:eastAsia="Times New Roman" w:hAnsi="Times New Roman" w:cs="Times New Roman"/>
+          <w:sz w:val="24"/>
+          <w:szCs w:val="24"/>
+          <w:lang w:eastAsia="pt-BR"/>
+        </w:rPr>
+      </w:pPr>
+      <w:r>
+        <w:rPr>
+          <w:rFonts w:ascii="Times New Roman" w:eastAsia="Times New Roman" w:hAnsi="Times New Roman" w:cs="Times New Roman"/>
+          <w:sz w:val="24"/>
+          <w:szCs w:val="24"/>
+          <w:lang w:eastAsia="pt-BR"/>
+        </w:rPr>
+        <w:pict>
+          <v:rect id="_x0000_i1051" style="width:0;height:1.5pt" o:hralign="center" o:hrstd="t" o:hr="t" fillcolor="#a0a0a0" stroked="f"/>
+        </w:pict>
+      </w:r>
+    </w:p>
+    <w:p>
+      <w:pPr>
+        <w:spacing w:before="100" w:beforeAutospacing="1" w:after="100" w:afterAutospacing="1" w:line="240" w:lineRule="auto"/>
+        <w:outlineLvl w:val="1"/>
+        <w:rPr>
+          <w:rFonts w:ascii="Times New Roman" w:eastAsia="Times New Roman" w:hAnsi="Times New Roman" w:cs="Times New Roman"/>
           <w:b/>
           <w:bCs/>
           <w:sz w:val="36"/>
           <w:szCs w:val="36"/>
           <w:lang w:eastAsia="pt-BR"/>
         </w:rPr>
-        <w:t>🏁</w:t>
-      </w:r>
+      </w:pPr>
       <w:r>
         <w:rPr>
           <w:rFonts w:ascii="Times New Roman" w:eastAsia="Times New Roman" w:hAnsi="Times New Roman" w:cs="Times New Roman"/>
@@ -909,7 +1285,27 @@
           <w:szCs w:val="36"/>
           <w:lang w:eastAsia="pt-BR"/>
         </w:rPr>
-        <w:t xml:space="preserve"> Progressão do Jogo</w:t>
+        <w:t>6. Sistema de Pontuação</w:t>
+      </w:r>
+    </w:p>
+    <w:p>
+      <w:pPr>
+        <w:spacing w:before="100" w:beforeAutospacing="1" w:after="100" w:afterAutospacing="1" w:line="240" w:lineRule="auto"/>
+        <w:rPr>
+          <w:rFonts w:ascii="Times New Roman" w:eastAsia="Times New Roman" w:hAnsi="Times New Roman" w:cs="Times New Roman"/>
+          <w:sz w:val="24"/>
+          <w:szCs w:val="24"/>
+          <w:lang w:eastAsia="pt-BR"/>
+        </w:rPr>
+      </w:pPr>
+      <w:r>
+        <w:rPr>
+          <w:rFonts w:ascii="Times New Roman" w:eastAsia="Times New Roman" w:hAnsi="Times New Roman" w:cs="Times New Roman"/>
+          <w:sz w:val="24"/>
+          <w:szCs w:val="24"/>
+          <w:lang w:eastAsia="pt-BR"/>
+        </w:rPr>
+        <w:t>A pontuação do jogador é calculada conforme suas ações durante a partida.</w:t>
       </w:r>
     </w:p>
     <w:tbl>
@@ -925,8 +1321,8 @@
         <w:tblLook w:val="04A0" w:firstRow="1" w:lastRow="0" w:firstColumn="1" w:lastColumn="0" w:noHBand="0" w:noVBand="1"/>
       </w:tblPr>
       <w:tblGrid>
-        <w:gridCol w:w="695"/>
-        <w:gridCol w:w="3847"/>
+        <w:gridCol w:w="2375"/>
+        <w:gridCol w:w="1155"/>
       </w:tblGrid>
       <w:tr>
         <w:trPr>
@@ -961,328 +1357,7 @@
                 <w:szCs w:val="24"/>
                 <w:lang w:eastAsia="pt-BR"/>
               </w:rPr>
-              <w:t>Fase</w:t>
-            </w:r>
-          </w:p>
-        </w:tc>
-        <w:tc>
-          <w:tcPr>
-            <w:tcW w:w="0" w:type="auto"/>
-            <w:vAlign w:val="center"/>
-            <w:hideMark/>
-          </w:tcPr>
-          <w:p>
-            <w:pPr>
-              <w:spacing w:after="0" w:line="240" w:lineRule="auto"/>
-              <w:jc w:val="center"/>
-              <w:rPr>
-                <w:rFonts w:ascii="Times New Roman" w:eastAsia="Times New Roman" w:hAnsi="Times New Roman" w:cs="Times New Roman"/>
-                <w:b/>
-                <w:bCs/>
-                <w:sz w:val="24"/>
-                <w:szCs w:val="24"/>
-                <w:lang w:eastAsia="pt-BR"/>
-              </w:rPr>
-            </w:pPr>
-            <w:r>
-              <w:rPr>
-                <w:rFonts w:ascii="Times New Roman" w:eastAsia="Times New Roman" w:hAnsi="Times New Roman" w:cs="Times New Roman"/>
-                <w:b/>
-                <w:bCs/>
-                <w:sz w:val="24"/>
-                <w:szCs w:val="24"/>
-                <w:lang w:eastAsia="pt-BR"/>
-              </w:rPr>
-              <w:t>Descrição</w:t>
-            </w:r>
-          </w:p>
-        </w:tc>
-      </w:tr>
-      <w:tr>
-        <w:trPr>
-          <w:tblCellSpacing w:w="15" w:type="dxa"/>
-        </w:trPr>
-        <w:tc>
-          <w:tcPr>
-            <w:tcW w:w="0" w:type="auto"/>
-            <w:vAlign w:val="center"/>
-            <w:hideMark/>
-          </w:tcPr>
-          <w:p>
-            <w:pPr>
-              <w:spacing w:after="0" w:line="240" w:lineRule="auto"/>
-              <w:rPr>
-                <w:rFonts w:ascii="Times New Roman" w:eastAsia="Times New Roman" w:hAnsi="Times New Roman" w:cs="Times New Roman"/>
-                <w:sz w:val="24"/>
-                <w:szCs w:val="24"/>
-                <w:lang w:eastAsia="pt-BR"/>
-              </w:rPr>
-            </w:pPr>
-            <w:r>
-              <w:rPr>
-                <w:rFonts w:ascii="Times New Roman" w:eastAsia="Times New Roman" w:hAnsi="Times New Roman" w:cs="Times New Roman"/>
-                <w:sz w:val="24"/>
-                <w:szCs w:val="24"/>
-                <w:lang w:eastAsia="pt-BR"/>
-              </w:rPr>
-              <w:t>Fase 1</w:t>
-            </w:r>
-          </w:p>
-        </w:tc>
-        <w:tc>
-          <w:tcPr>
-            <w:tcW w:w="0" w:type="auto"/>
-            <w:vAlign w:val="center"/>
-            <w:hideMark/>
-          </w:tcPr>
-          <w:p>
-            <w:pPr>
-              <w:spacing w:after="0" w:line="240" w:lineRule="auto"/>
-              <w:rPr>
-                <w:rFonts w:ascii="Times New Roman" w:eastAsia="Times New Roman" w:hAnsi="Times New Roman" w:cs="Times New Roman"/>
-                <w:sz w:val="24"/>
-                <w:szCs w:val="24"/>
-                <w:lang w:eastAsia="pt-BR"/>
-              </w:rPr>
-            </w:pPr>
-            <w:r>
-              <w:rPr>
-                <w:rFonts w:ascii="Times New Roman" w:eastAsia="Times New Roman" w:hAnsi="Times New Roman" w:cs="Times New Roman"/>
-                <w:sz w:val="24"/>
-                <w:szCs w:val="24"/>
-                <w:lang w:eastAsia="pt-BR"/>
-              </w:rPr>
-              <w:t>Introdução e aprendizado dos controles</w:t>
-            </w:r>
-          </w:p>
-        </w:tc>
-      </w:tr>
-      <w:tr>
-        <w:trPr>
-          <w:tblCellSpacing w:w="15" w:type="dxa"/>
-        </w:trPr>
-        <w:tc>
-          <w:tcPr>
-            <w:tcW w:w="0" w:type="auto"/>
-            <w:vAlign w:val="center"/>
-            <w:hideMark/>
-          </w:tcPr>
-          <w:p>
-            <w:pPr>
-              <w:spacing w:after="0" w:line="240" w:lineRule="auto"/>
-              <w:rPr>
-                <w:rFonts w:ascii="Times New Roman" w:eastAsia="Times New Roman" w:hAnsi="Times New Roman" w:cs="Times New Roman"/>
-                <w:sz w:val="24"/>
-                <w:szCs w:val="24"/>
-                <w:lang w:eastAsia="pt-BR"/>
-              </w:rPr>
-            </w:pPr>
-            <w:r>
-              <w:rPr>
-                <w:rFonts w:ascii="Times New Roman" w:eastAsia="Times New Roman" w:hAnsi="Times New Roman" w:cs="Times New Roman"/>
-                <w:sz w:val="24"/>
-                <w:szCs w:val="24"/>
-                <w:lang w:eastAsia="pt-BR"/>
-              </w:rPr>
-              <w:t>Fase 2</w:t>
-            </w:r>
-          </w:p>
-        </w:tc>
-        <w:tc>
-          <w:tcPr>
-            <w:tcW w:w="0" w:type="auto"/>
-            <w:vAlign w:val="center"/>
-            <w:hideMark/>
-          </w:tcPr>
-          <w:p>
-            <w:pPr>
-              <w:spacing w:after="0" w:line="240" w:lineRule="auto"/>
-              <w:rPr>
-                <w:rFonts w:ascii="Times New Roman" w:eastAsia="Times New Roman" w:hAnsi="Times New Roman" w:cs="Times New Roman"/>
-                <w:sz w:val="24"/>
-                <w:szCs w:val="24"/>
-                <w:lang w:eastAsia="pt-BR"/>
-              </w:rPr>
-            </w:pPr>
-            <w:r>
-              <w:rPr>
-                <w:rFonts w:ascii="Times New Roman" w:eastAsia="Times New Roman" w:hAnsi="Times New Roman" w:cs="Times New Roman"/>
-                <w:sz w:val="24"/>
-                <w:szCs w:val="24"/>
-                <w:lang w:eastAsia="pt-BR"/>
-              </w:rPr>
-              <w:t>Aumento de dificuldade e obstáculos</w:t>
-            </w:r>
-          </w:p>
-        </w:tc>
-      </w:tr>
-      <w:tr>
-        <w:trPr>
-          <w:tblCellSpacing w:w="15" w:type="dxa"/>
-        </w:trPr>
-        <w:tc>
-          <w:tcPr>
-            <w:tcW w:w="0" w:type="auto"/>
-            <w:vAlign w:val="center"/>
-            <w:hideMark/>
-          </w:tcPr>
-          <w:p>
-            <w:pPr>
-              <w:spacing w:after="0" w:line="240" w:lineRule="auto"/>
-              <w:rPr>
-                <w:rFonts w:ascii="Times New Roman" w:eastAsia="Times New Roman" w:hAnsi="Times New Roman" w:cs="Times New Roman"/>
-                <w:sz w:val="24"/>
-                <w:szCs w:val="24"/>
-                <w:lang w:eastAsia="pt-BR"/>
-              </w:rPr>
-            </w:pPr>
-            <w:r>
-              <w:rPr>
-                <w:rFonts w:ascii="Times New Roman" w:eastAsia="Times New Roman" w:hAnsi="Times New Roman" w:cs="Times New Roman"/>
-                <w:sz w:val="24"/>
-                <w:szCs w:val="24"/>
-                <w:lang w:eastAsia="pt-BR"/>
-              </w:rPr>
-              <w:t>Fase 3</w:t>
-            </w:r>
-          </w:p>
-        </w:tc>
-        <w:tc>
-          <w:tcPr>
-            <w:tcW w:w="0" w:type="auto"/>
-            <w:vAlign w:val="center"/>
-            <w:hideMark/>
-          </w:tcPr>
-          <w:p>
-            <w:pPr>
-              <w:spacing w:after="0" w:line="240" w:lineRule="auto"/>
-              <w:rPr>
-                <w:rFonts w:ascii="Times New Roman" w:eastAsia="Times New Roman" w:hAnsi="Times New Roman" w:cs="Times New Roman"/>
-                <w:sz w:val="24"/>
-                <w:szCs w:val="24"/>
-                <w:lang w:eastAsia="pt-BR"/>
-              </w:rPr>
-            </w:pPr>
-            <w:r>
-              <w:rPr>
-                <w:rFonts w:ascii="Times New Roman" w:eastAsia="Times New Roman" w:hAnsi="Times New Roman" w:cs="Times New Roman"/>
-                <w:sz w:val="24"/>
-                <w:szCs w:val="24"/>
-                <w:lang w:eastAsia="pt-BR"/>
-              </w:rPr>
-              <w:t>Desafio final até o aeroporto</w:t>
-            </w:r>
-          </w:p>
-        </w:tc>
-      </w:tr>
-    </w:tbl>
-    <w:p>
-      <w:pPr>
-        <w:spacing w:after="0" w:line="240" w:lineRule="auto"/>
-        <w:rPr>
-          <w:rFonts w:ascii="Times New Roman" w:eastAsia="Times New Roman" w:hAnsi="Times New Roman" w:cs="Times New Roman"/>
-          <w:sz w:val="24"/>
-          <w:szCs w:val="24"/>
-          <w:lang w:eastAsia="pt-BR"/>
-        </w:rPr>
-      </w:pPr>
-      <w:r>
-        <w:rPr>
-          <w:rFonts w:ascii="Times New Roman" w:eastAsia="Times New Roman" w:hAnsi="Times New Roman" w:cs="Times New Roman"/>
-          <w:sz w:val="24"/>
-          <w:szCs w:val="24"/>
-          <w:lang w:eastAsia="pt-BR"/>
-        </w:rPr>
-        <w:pict>
-          <v:rect id="_x0000_i1028" style="width:0;height:1.5pt" o:hralign="center" o:hrstd="t" o:hr="t" fillcolor="#a0a0a0" stroked="f"/>
-        </w:pict>
-      </w:r>
-    </w:p>
-    <w:p>
-      <w:pPr>
-        <w:spacing w:before="100" w:beforeAutospacing="1" w:after="100" w:afterAutospacing="1" w:line="240" w:lineRule="auto"/>
-        <w:outlineLvl w:val="1"/>
-        <w:rPr>
-          <w:rFonts w:ascii="Times New Roman" w:eastAsia="Times New Roman" w:hAnsi="Times New Roman" w:cs="Times New Roman"/>
-          <w:b/>
-          <w:bCs/>
-          <w:sz w:val="36"/>
-          <w:szCs w:val="36"/>
-          <w:lang w:eastAsia="pt-BR"/>
-        </w:rPr>
-      </w:pPr>
-      <w:r>
-        <w:rPr>
-          <w:rFonts w:ascii="Segoe UI Emoji" w:eastAsia="Times New Roman" w:hAnsi="Segoe UI Emoji" w:cs="Segoe UI Emoji"/>
-          <w:b/>
-          <w:bCs/>
-          <w:sz w:val="36"/>
-          <w:szCs w:val="36"/>
-          <w:lang w:eastAsia="pt-BR"/>
-        </w:rPr>
-        <w:t>🏆</w:t>
-      </w:r>
-      <w:r>
-        <w:rPr>
-          <w:rFonts w:ascii="Times New Roman" w:eastAsia="Times New Roman" w:hAnsi="Times New Roman" w:cs="Times New Roman"/>
-          <w:b/>
-          <w:bCs/>
-          <w:sz w:val="36"/>
-          <w:szCs w:val="36"/>
-          <w:lang w:eastAsia="pt-BR"/>
-        </w:rPr>
-        <w:t xml:space="preserve"> Sistema de Pontuação</w:t>
-      </w:r>
-    </w:p>
-    <w:tbl>
-      <w:tblPr>
-        <w:tblW w:w="0" w:type="auto"/>
-        <w:tblCellSpacing w:w="15" w:type="dxa"/>
-        <w:tblCellMar>
-          <w:top w:w="15" w:type="dxa"/>
-          <w:left w:w="15" w:type="dxa"/>
-          <w:bottom w:w="15" w:type="dxa"/>
-          <w:right w:w="15" w:type="dxa"/>
-        </w:tblCellMar>
-        <w:tblLook w:val="04A0" w:firstRow="1" w:lastRow="0" w:firstColumn="1" w:lastColumn="0" w:noHBand="0" w:noVBand="1"/>
-      </w:tblPr>
-      <w:tblGrid>
-        <w:gridCol w:w="2009"/>
-        <w:gridCol w:w="769"/>
-      </w:tblGrid>
-      <w:tr>
-        <w:trPr>
-          <w:tblHeader/>
-          <w:tblCellSpacing w:w="15" w:type="dxa"/>
-        </w:trPr>
-        <w:tc>
-          <w:tcPr>
-            <w:tcW w:w="0" w:type="auto"/>
-            <w:vAlign w:val="center"/>
-            <w:hideMark/>
-          </w:tcPr>
-          <w:p>
-            <w:pPr>
-              <w:spacing w:after="0" w:line="240" w:lineRule="auto"/>
-              <w:jc w:val="center"/>
-              <w:rPr>
-                <w:rFonts w:ascii="Times New Roman" w:eastAsia="Times New Roman" w:hAnsi="Times New Roman" w:cs="Times New Roman"/>
-                <w:b/>
-                <w:bCs/>
-                <w:sz w:val="24"/>
-                <w:szCs w:val="24"/>
-                <w:lang w:eastAsia="pt-BR"/>
-              </w:rPr>
-            </w:pPr>
-            <w:r>
-              <w:rPr>
-                <w:rFonts w:ascii="Times New Roman" w:eastAsia="Times New Roman" w:hAnsi="Times New Roman" w:cs="Times New Roman"/>
-                <w:b/>
-                <w:bCs/>
-                <w:sz w:val="24"/>
-                <w:szCs w:val="24"/>
-                <w:lang w:eastAsia="pt-BR"/>
-              </w:rPr>
+              <w:lastRenderedPageBreak/>
               <w:t>Ação</w:t>
             </w:r>
           </w:p>
@@ -1315,7 +1390,7 @@
                 <w:szCs w:val="24"/>
                 <w:lang w:eastAsia="pt-BR"/>
               </w:rPr>
-              <w:t>Pontos</w:t>
+              <w:t>Pontuação</w:t>
             </w:r>
           </w:p>
         </w:tc>
@@ -1347,7 +1422,7 @@
                 <w:szCs w:val="24"/>
                 <w:lang w:eastAsia="pt-BR"/>
               </w:rPr>
-              <w:t>Acertar pergunta</w:t>
+              <w:t>Acertar uma pergunta</w:t>
             </w:r>
           </w:p>
         </w:tc>
@@ -1374,7 +1449,25 @@
                 <w:szCs w:val="24"/>
                 <w:lang w:eastAsia="pt-BR"/>
               </w:rPr>
-              <w:t>+6</w:t>
+              <w:t>+</w:t>
+            </w:r>
+            <w:r>
+              <w:rPr>
+                <w:rFonts w:ascii="Times New Roman" w:eastAsia="Times New Roman" w:hAnsi="Times New Roman" w:cs="Times New Roman"/>
+                <w:sz w:val="24"/>
+                <w:szCs w:val="24"/>
+                <w:lang w:eastAsia="pt-BR"/>
+              </w:rPr>
+              <w:t>5</w:t>
+            </w:r>
+            <w:r>
+              <w:rPr>
+                <w:rFonts w:ascii="Times New Roman" w:eastAsia="Times New Roman" w:hAnsi="Times New Roman" w:cs="Times New Roman"/>
+                <w:sz w:val="24"/>
+                <w:szCs w:val="24"/>
+                <w:lang w:eastAsia="pt-BR"/>
+              </w:rPr>
+              <w:t xml:space="preserve"> pontos</w:t>
             </w:r>
           </w:p>
         </w:tc>
@@ -1406,7 +1499,7 @@
                 <w:szCs w:val="24"/>
                 <w:lang w:eastAsia="pt-BR"/>
               </w:rPr>
-              <w:t>Errar pergunta</w:t>
+              <w:t>Errar uma pergunta</w:t>
             </w:r>
           </w:p>
         </w:tc>
@@ -1433,7 +1526,25 @@
                 <w:szCs w:val="24"/>
                 <w:lang w:eastAsia="pt-BR"/>
               </w:rPr>
-              <w:t>-3</w:t>
+              <w:t>-</w:t>
+            </w:r>
+            <w:r>
+              <w:rPr>
+                <w:rFonts w:ascii="Times New Roman" w:eastAsia="Times New Roman" w:hAnsi="Times New Roman" w:cs="Times New Roman"/>
+                <w:sz w:val="24"/>
+                <w:szCs w:val="24"/>
+                <w:lang w:eastAsia="pt-BR"/>
+              </w:rPr>
+              <w:t>5</w:t>
+            </w:r>
+            <w:r>
+              <w:rPr>
+                <w:rFonts w:ascii="Times New Roman" w:eastAsia="Times New Roman" w:hAnsi="Times New Roman" w:cs="Times New Roman"/>
+                <w:sz w:val="24"/>
+                <w:szCs w:val="24"/>
+                <w:lang w:eastAsia="pt-BR"/>
+              </w:rPr>
+              <w:t xml:space="preserve"> pontos</w:t>
             </w:r>
           </w:p>
         </w:tc>
@@ -1465,7 +1576,7 @@
                 <w:szCs w:val="24"/>
                 <w:lang w:eastAsia="pt-BR"/>
               </w:rPr>
-              <w:t>Colidir com pássaro</w:t>
+              <w:t>Colidir com um pássaro</w:t>
             </w:r>
           </w:p>
         </w:tc>
@@ -1492,7 +1603,25 @@
                 <w:szCs w:val="24"/>
                 <w:lang w:eastAsia="pt-BR"/>
               </w:rPr>
-              <w:t>-2</w:t>
+              <w:t>-</w:t>
+            </w:r>
+            <w:r>
+              <w:rPr>
+                <w:rFonts w:ascii="Times New Roman" w:eastAsia="Times New Roman" w:hAnsi="Times New Roman" w:cs="Times New Roman"/>
+                <w:sz w:val="24"/>
+                <w:szCs w:val="24"/>
+                <w:lang w:eastAsia="pt-BR"/>
+              </w:rPr>
+              <w:t xml:space="preserve">3 </w:t>
+            </w:r>
+            <w:r>
+              <w:rPr>
+                <w:rFonts w:ascii="Times New Roman" w:eastAsia="Times New Roman" w:hAnsi="Times New Roman" w:cs="Times New Roman"/>
+                <w:sz w:val="24"/>
+                <w:szCs w:val="24"/>
+                <w:lang w:eastAsia="pt-BR"/>
+              </w:rPr>
+              <w:t>pontos</w:t>
             </w:r>
           </w:p>
         </w:tc>
@@ -1524,7 +1653,7 @@
                 <w:szCs w:val="24"/>
                 <w:lang w:eastAsia="pt-BR"/>
               </w:rPr>
-              <w:t>Finalizar o jogo</w:t>
+              <w:t>Finalizar a fase</w:t>
             </w:r>
           </w:p>
         </w:tc>
@@ -1551,7 +1680,7 @@
                 <w:szCs w:val="24"/>
                 <w:lang w:eastAsia="pt-BR"/>
               </w:rPr>
-              <w:t>+10</w:t>
+              <w:t>+10 pontos</w:t>
             </w:r>
           </w:p>
         </w:tc>
@@ -1559,10 +1688,6 @@
     </w:tbl>
     <w:p>
       <w:pPr>
-        <w:numPr>
-          <w:ilvl w:val="0"/>
-          <w:numId w:val="6"/>
-        </w:numPr>
         <w:spacing w:before="100" w:beforeAutospacing="1" w:after="100" w:afterAutospacing="1" w:line="240" w:lineRule="auto"/>
         <w:rPr>
           <w:rFonts w:ascii="Times New Roman" w:eastAsia="Times New Roman" w:hAnsi="Times New Roman" w:cs="Times New Roman"/>
@@ -1578,7 +1703,7 @@
           <w:szCs w:val="24"/>
           <w:lang w:eastAsia="pt-BR"/>
         </w:rPr>
-        <w:t xml:space="preserve">Máximo: </w:t>
+        <w:t xml:space="preserve">O jogo possui </w:t>
       </w:r>
       <w:r>
         <w:rPr>
@@ -1589,31 +1714,16 @@
           <w:szCs w:val="24"/>
           <w:lang w:eastAsia="pt-BR"/>
         </w:rPr>
-        <w:t>100 pontos</w:t>
-      </w:r>
-    </w:p>
-    <w:p>
-      <w:pPr>
-        <w:numPr>
-          <w:ilvl w:val="0"/>
-          <w:numId w:val="6"/>
-        </w:numPr>
-        <w:spacing w:before="100" w:beforeAutospacing="1" w:after="100" w:afterAutospacing="1" w:line="240" w:lineRule="auto"/>
-        <w:rPr>
-          <w:rFonts w:ascii="Times New Roman" w:eastAsia="Times New Roman" w:hAnsi="Times New Roman" w:cs="Times New Roman"/>
-          <w:sz w:val="24"/>
-          <w:szCs w:val="24"/>
-          <w:lang w:eastAsia="pt-BR"/>
-        </w:rPr>
-      </w:pPr>
-      <w:r>
-        <w:rPr>
-          <w:rFonts w:ascii="Times New Roman" w:eastAsia="Times New Roman" w:hAnsi="Times New Roman" w:cs="Times New Roman"/>
-          <w:sz w:val="24"/>
-          <w:szCs w:val="24"/>
-          <w:lang w:eastAsia="pt-BR"/>
-        </w:rPr>
-        <w:t xml:space="preserve">Total de perguntas: </w:t>
+        <w:t>15 perguntas</w:t>
+      </w:r>
+      <w:r>
+        <w:rPr>
+          <w:rFonts w:ascii="Times New Roman" w:eastAsia="Times New Roman" w:hAnsi="Times New Roman" w:cs="Times New Roman"/>
+          <w:sz w:val="24"/>
+          <w:szCs w:val="24"/>
+          <w:lang w:eastAsia="pt-BR"/>
+        </w:rPr>
+        <w:t xml:space="preserve"> distribuídas durante a partida e uma pontuação máxima de </w:t>
       </w:r>
       <w:r>
         <w:rPr>
@@ -1624,7 +1734,16 @@
           <w:szCs w:val="24"/>
           <w:lang w:eastAsia="pt-BR"/>
         </w:rPr>
-        <w:t>15</w:t>
+        <w:t>100 pontos</w:t>
+      </w:r>
+      <w:r>
+        <w:rPr>
+          <w:rFonts w:ascii="Times New Roman" w:eastAsia="Times New Roman" w:hAnsi="Times New Roman" w:cs="Times New Roman"/>
+          <w:sz w:val="24"/>
+          <w:szCs w:val="24"/>
+          <w:lang w:eastAsia="pt-BR"/>
+        </w:rPr>
+        <w:t>.</w:t>
       </w:r>
     </w:p>
     <w:p>
@@ -1645,7 +1764,7 @@
           <w:lang w:eastAsia="pt-BR"/>
         </w:rPr>
         <w:pict>
-          <v:rect id="_x0000_i1029" style="width:0;height:1.5pt" o:hralign="center" o:hrstd="t" o:hr="t" fillcolor="#a0a0a0" stroked="f"/>
+          <v:rect id="_x0000_i1052" style="width:0;height:1.5pt" o:hralign="center" o:hrstd="t" o:hr="t" fillcolor="#a0a0a0" stroked="f"/>
         </w:pict>
       </w:r>
     </w:p>
@@ -1664,25 +1783,34 @@
       </w:pPr>
       <w:r>
         <w:rPr>
-          <w:rFonts w:ascii="Segoe UI Emoji" w:eastAsia="Times New Roman" w:hAnsi="Segoe UI Emoji" w:cs="Segoe UI Emoji"/>
+          <w:rFonts w:ascii="Times New Roman" w:eastAsia="Times New Roman" w:hAnsi="Times New Roman" w:cs="Times New Roman"/>
           <w:b/>
           <w:bCs/>
           <w:sz w:val="36"/>
           <w:szCs w:val="36"/>
           <w:lang w:eastAsia="pt-BR"/>
         </w:rPr>
-        <w:t>🥇</w:t>
-      </w:r>
-      <w:r>
-        <w:rPr>
-          <w:rFonts w:ascii="Times New Roman" w:eastAsia="Times New Roman" w:hAnsi="Times New Roman" w:cs="Times New Roman"/>
-          <w:b/>
-          <w:bCs/>
-          <w:sz w:val="36"/>
-          <w:szCs w:val="36"/>
-          <w:lang w:eastAsia="pt-BR"/>
-        </w:rPr>
-        <w:t xml:space="preserve"> Sistema de Recompensas</w:t>
+        <w:t>7. Sistema de Recompensas</w:t>
+      </w:r>
+    </w:p>
+    <w:p>
+      <w:pPr>
+        <w:spacing w:before="100" w:beforeAutospacing="1" w:after="100" w:afterAutospacing="1" w:line="240" w:lineRule="auto"/>
+        <w:rPr>
+          <w:rFonts w:ascii="Times New Roman" w:eastAsia="Times New Roman" w:hAnsi="Times New Roman" w:cs="Times New Roman"/>
+          <w:sz w:val="24"/>
+          <w:szCs w:val="24"/>
+          <w:lang w:eastAsia="pt-BR"/>
+        </w:rPr>
+      </w:pPr>
+      <w:r>
+        <w:rPr>
+          <w:rFonts w:ascii="Times New Roman" w:eastAsia="Times New Roman" w:hAnsi="Times New Roman" w:cs="Times New Roman"/>
+          <w:sz w:val="24"/>
+          <w:szCs w:val="24"/>
+          <w:lang w:eastAsia="pt-BR"/>
+        </w:rPr>
+        <w:t>Ao final da partida, o jogador recebe uma medalha de acordo com sua pontuação.</w:t>
       </w:r>
     </w:p>
     <w:tbl>
@@ -1698,7 +1826,7 @@
         <w:tblLook w:val="04A0" w:firstRow="1" w:lastRow="0" w:firstColumn="1" w:lastColumn="0" w:noHBand="0" w:noVBand="1"/>
       </w:tblPr>
       <w:tblGrid>
-        <w:gridCol w:w="1155"/>
+        <w:gridCol w:w="1602"/>
         <w:gridCol w:w="982"/>
       </w:tblGrid>
       <w:tr>
@@ -1798,7 +1926,7 @@
                 <w:szCs w:val="24"/>
                 <w:lang w:eastAsia="pt-BR"/>
               </w:rPr>
-              <w:t>0–49</w:t>
+              <w:t>0 a 49 pontos</w:t>
             </w:r>
           </w:p>
         </w:tc>
@@ -1857,7 +1985,7 @@
                 <w:szCs w:val="24"/>
                 <w:lang w:eastAsia="pt-BR"/>
               </w:rPr>
-              <w:t>50–79</w:t>
+              <w:t>50 a 79 pontos</w:t>
             </w:r>
           </w:p>
         </w:tc>
@@ -1916,7 +2044,7 @@
                 <w:szCs w:val="24"/>
                 <w:lang w:eastAsia="pt-BR"/>
               </w:rPr>
-              <w:t>80–100</w:t>
+              <w:t>80 a 100 pontos</w:t>
             </w:r>
           </w:p>
         </w:tc>
@@ -1967,7 +2095,7 @@
           <w:lang w:eastAsia="pt-BR"/>
         </w:rPr>
         <w:pict>
-          <v:rect id="_x0000_i1030" style="width:0;height:1.5pt" o:hralign="center" o:hrstd="t" o:hr="t" fillcolor="#a0a0a0" stroked="f"/>
+          <v:rect id="_x0000_i1053" style="width:0;height:1.5pt" o:hralign="center" o:hrstd="t" o:hr="t" fillcolor="#a0a0a0" stroked="f"/>
         </w:pict>
       </w:r>
     </w:p>
@@ -1986,16 +2114,145 @@
       </w:pPr>
       <w:r>
         <w:rPr>
-          <w:rFonts w:ascii="Segoe UI Emoji" w:eastAsia="Times New Roman" w:hAnsi="Segoe UI Emoji" w:cs="Segoe UI Emoji"/>
+          <w:rFonts w:ascii="Times New Roman" w:eastAsia="Times New Roman" w:hAnsi="Times New Roman" w:cs="Times New Roman"/>
           <w:b/>
           <w:bCs/>
           <w:sz w:val="36"/>
           <w:szCs w:val="36"/>
           <w:lang w:eastAsia="pt-BR"/>
         </w:rPr>
-        <w:t>⚙️</w:t>
-      </w:r>
-      <w:r>
+        <w:t>8. Tecnologias Utilizadas</w:t>
+      </w:r>
+    </w:p>
+    <w:p>
+      <w:pPr>
+        <w:spacing w:before="100" w:beforeAutospacing="1" w:after="100" w:afterAutospacing="1" w:line="240" w:lineRule="auto"/>
+        <w:rPr>
+          <w:rFonts w:ascii="Times New Roman" w:eastAsia="Times New Roman" w:hAnsi="Times New Roman" w:cs="Times New Roman"/>
+          <w:sz w:val="24"/>
+          <w:szCs w:val="24"/>
+          <w:lang w:eastAsia="pt-BR"/>
+        </w:rPr>
+      </w:pPr>
+      <w:r>
+        <w:rPr>
+          <w:rFonts w:ascii="Times New Roman" w:eastAsia="Times New Roman" w:hAnsi="Times New Roman" w:cs="Times New Roman"/>
+          <w:sz w:val="24"/>
+          <w:szCs w:val="24"/>
+          <w:lang w:eastAsia="pt-BR"/>
+        </w:rPr>
+        <w:t>O projeto foi desenvolvido utilizando as seguintes tecnologias:</w:t>
+      </w:r>
+    </w:p>
+    <w:p>
+      <w:pPr>
+        <w:numPr>
+          <w:ilvl w:val="0"/>
+          <w:numId w:val="17"/>
+        </w:numPr>
+        <w:spacing w:before="100" w:beforeAutospacing="1" w:after="100" w:afterAutospacing="1" w:line="240" w:lineRule="auto"/>
+        <w:rPr>
+          <w:rFonts w:ascii="Times New Roman" w:eastAsia="Times New Roman" w:hAnsi="Times New Roman" w:cs="Times New Roman"/>
+          <w:sz w:val="24"/>
+          <w:szCs w:val="24"/>
+          <w:lang w:eastAsia="pt-BR"/>
+        </w:rPr>
+      </w:pPr>
+      <w:r>
+        <w:rPr>
+          <w:rFonts w:ascii="Times New Roman" w:eastAsia="Times New Roman" w:hAnsi="Times New Roman" w:cs="Times New Roman"/>
+          <w:sz w:val="24"/>
+          <w:szCs w:val="24"/>
+          <w:lang w:eastAsia="pt-BR"/>
+        </w:rPr>
+        <w:t>HTML5;</w:t>
+      </w:r>
+    </w:p>
+    <w:p>
+      <w:pPr>
+        <w:numPr>
+          <w:ilvl w:val="0"/>
+          <w:numId w:val="17"/>
+        </w:numPr>
+        <w:spacing w:before="100" w:beforeAutospacing="1" w:after="100" w:afterAutospacing="1" w:line="240" w:lineRule="auto"/>
+        <w:rPr>
+          <w:rFonts w:ascii="Times New Roman" w:eastAsia="Times New Roman" w:hAnsi="Times New Roman" w:cs="Times New Roman"/>
+          <w:sz w:val="24"/>
+          <w:szCs w:val="24"/>
+          <w:lang w:eastAsia="pt-BR"/>
+        </w:rPr>
+      </w:pPr>
+      <w:r>
+        <w:rPr>
+          <w:rFonts w:ascii="Times New Roman" w:eastAsia="Times New Roman" w:hAnsi="Times New Roman" w:cs="Times New Roman"/>
+          <w:sz w:val="24"/>
+          <w:szCs w:val="24"/>
+          <w:lang w:eastAsia="pt-BR"/>
+        </w:rPr>
+        <w:t>CSS3;</w:t>
+      </w:r>
+    </w:p>
+    <w:p>
+      <w:pPr>
+        <w:numPr>
+          <w:ilvl w:val="0"/>
+          <w:numId w:val="17"/>
+        </w:numPr>
+        <w:spacing w:before="100" w:beforeAutospacing="1" w:after="100" w:afterAutospacing="1" w:line="240" w:lineRule="auto"/>
+        <w:rPr>
+          <w:rFonts w:ascii="Times New Roman" w:eastAsia="Times New Roman" w:hAnsi="Times New Roman" w:cs="Times New Roman"/>
+          <w:sz w:val="24"/>
+          <w:szCs w:val="24"/>
+          <w:lang w:eastAsia="pt-BR"/>
+        </w:rPr>
+      </w:pPr>
+      <w:proofErr w:type="spellStart"/>
+      <w:r>
+        <w:rPr>
+          <w:rFonts w:ascii="Times New Roman" w:eastAsia="Times New Roman" w:hAnsi="Times New Roman" w:cs="Times New Roman"/>
+          <w:sz w:val="24"/>
+          <w:szCs w:val="24"/>
+          <w:lang w:eastAsia="pt-BR"/>
+        </w:rPr>
+        <w:t>JavaScript</w:t>
+      </w:r>
+      <w:proofErr w:type="spellEnd"/>
+      <w:r>
+        <w:rPr>
+          <w:rFonts w:ascii="Times New Roman" w:eastAsia="Times New Roman" w:hAnsi="Times New Roman" w:cs="Times New Roman"/>
+          <w:sz w:val="24"/>
+          <w:szCs w:val="24"/>
+          <w:lang w:eastAsia="pt-BR"/>
+        </w:rPr>
+        <w:t>.</w:t>
+      </w:r>
+    </w:p>
+    <w:p>
+      <w:pPr>
+        <w:spacing w:after="0" w:line="240" w:lineRule="auto"/>
+        <w:rPr>
+          <w:rFonts w:ascii="Times New Roman" w:eastAsia="Times New Roman" w:hAnsi="Times New Roman" w:cs="Times New Roman"/>
+          <w:sz w:val="24"/>
+          <w:szCs w:val="24"/>
+          <w:lang w:eastAsia="pt-BR"/>
+        </w:rPr>
+      </w:pPr>
+      <w:r>
+        <w:rPr>
+          <w:rFonts w:ascii="Times New Roman" w:eastAsia="Times New Roman" w:hAnsi="Times New Roman" w:cs="Times New Roman"/>
+          <w:sz w:val="24"/>
+          <w:szCs w:val="24"/>
+          <w:lang w:eastAsia="pt-BR"/>
+        </w:rPr>
+        <w:pict>
+          <v:rect id="_x0000_i1054" style="width:0;height:1.5pt" o:hralign="center" o:hrstd="t" o:hr="t" fillcolor="#a0a0a0" stroked="f"/>
+        </w:pict>
+      </w:r>
+    </w:p>
+    <w:p>
+      <w:pPr>
+        <w:spacing w:before="100" w:beforeAutospacing="1" w:after="100" w:afterAutospacing="1" w:line="240" w:lineRule="auto"/>
+        <w:outlineLvl w:val="1"/>
         <w:rPr>
           <w:rFonts w:ascii="Times New Roman" w:eastAsia="Times New Roman" w:hAnsi="Times New Roman" w:cs="Times New Roman"/>
           <w:b/>
@@ -2004,383 +2261,8 @@
           <w:szCs w:val="36"/>
           <w:lang w:eastAsia="pt-BR"/>
         </w:rPr>
-        <w:t xml:space="preserve"> Estrutura Técnica</w:t>
-      </w:r>
-    </w:p>
-    <w:p>
-      <w:pPr>
-        <w:spacing w:before="100" w:beforeAutospacing="1" w:after="100" w:afterAutospacing="1" w:line="240" w:lineRule="auto"/>
-        <w:outlineLvl w:val="2"/>
-        <w:rPr>
-          <w:rFonts w:ascii="Times New Roman" w:eastAsia="Times New Roman" w:hAnsi="Times New Roman" w:cs="Times New Roman"/>
-          <w:b/>
-          <w:bCs/>
-          <w:sz w:val="27"/>
-          <w:szCs w:val="27"/>
-          <w:lang w:eastAsia="pt-BR"/>
-        </w:rPr>
-      </w:pPr>
-      <w:r>
-        <w:rPr>
-          <w:rFonts w:ascii="Segoe UI Emoji" w:eastAsia="Times New Roman" w:hAnsi="Segoe UI Emoji" w:cs="Segoe UI Emoji"/>
-          <w:b/>
-          <w:bCs/>
-          <w:sz w:val="27"/>
-          <w:szCs w:val="27"/>
-          <w:lang w:eastAsia="pt-BR"/>
-        </w:rPr>
-        <w:t>🔧</w:t>
-      </w:r>
-      <w:r>
-        <w:rPr>
-          <w:rFonts w:ascii="Times New Roman" w:eastAsia="Times New Roman" w:hAnsi="Times New Roman" w:cs="Times New Roman"/>
-          <w:b/>
-          <w:bCs/>
-          <w:sz w:val="27"/>
-          <w:szCs w:val="27"/>
-          <w:lang w:eastAsia="pt-BR"/>
-        </w:rPr>
-        <w:t xml:space="preserve"> Tecnologias Utilizadas</w:t>
-      </w:r>
-    </w:p>
-    <w:p>
-      <w:pPr>
-        <w:numPr>
-          <w:ilvl w:val="0"/>
-          <w:numId w:val="7"/>
-        </w:numPr>
-        <w:spacing w:before="100" w:beforeAutospacing="1" w:after="100" w:afterAutospacing="1" w:line="240" w:lineRule="auto"/>
-        <w:rPr>
-          <w:rFonts w:ascii="Times New Roman" w:eastAsia="Times New Roman" w:hAnsi="Times New Roman" w:cs="Times New Roman"/>
-          <w:sz w:val="24"/>
-          <w:szCs w:val="24"/>
-          <w:lang w:eastAsia="pt-BR"/>
-        </w:rPr>
-      </w:pPr>
-      <w:r>
-        <w:rPr>
-          <w:rFonts w:ascii="Times New Roman" w:eastAsia="Times New Roman" w:hAnsi="Times New Roman" w:cs="Times New Roman"/>
-          <w:sz w:val="24"/>
-          <w:szCs w:val="24"/>
-          <w:lang w:eastAsia="pt-BR"/>
-        </w:rPr>
-        <w:t>HTML</w:t>
-      </w:r>
-    </w:p>
-    <w:p>
-      <w:pPr>
-        <w:numPr>
-          <w:ilvl w:val="0"/>
-          <w:numId w:val="7"/>
-        </w:numPr>
-        <w:spacing w:before="100" w:beforeAutospacing="1" w:after="100" w:afterAutospacing="1" w:line="240" w:lineRule="auto"/>
-        <w:rPr>
-          <w:rFonts w:ascii="Times New Roman" w:eastAsia="Times New Roman" w:hAnsi="Times New Roman" w:cs="Times New Roman"/>
-          <w:sz w:val="24"/>
-          <w:szCs w:val="24"/>
-          <w:lang w:eastAsia="pt-BR"/>
-        </w:rPr>
-      </w:pPr>
-      <w:r>
-        <w:rPr>
-          <w:rFonts w:ascii="Times New Roman" w:eastAsia="Times New Roman" w:hAnsi="Times New Roman" w:cs="Times New Roman"/>
-          <w:sz w:val="24"/>
-          <w:szCs w:val="24"/>
-          <w:lang w:eastAsia="pt-BR"/>
-        </w:rPr>
-        <w:t>CSS</w:t>
-      </w:r>
-    </w:p>
-    <w:p>
-      <w:pPr>
-        <w:numPr>
-          <w:ilvl w:val="0"/>
-          <w:numId w:val="7"/>
-        </w:numPr>
-        <w:spacing w:before="100" w:beforeAutospacing="1" w:after="100" w:afterAutospacing="1" w:line="240" w:lineRule="auto"/>
-        <w:rPr>
-          <w:rFonts w:ascii="Times New Roman" w:eastAsia="Times New Roman" w:hAnsi="Times New Roman" w:cs="Times New Roman"/>
-          <w:sz w:val="24"/>
-          <w:szCs w:val="24"/>
-          <w:lang w:eastAsia="pt-BR"/>
-        </w:rPr>
-      </w:pPr>
-      <w:proofErr w:type="spellStart"/>
-      <w:r>
-        <w:rPr>
-          <w:rFonts w:ascii="Times New Roman" w:eastAsia="Times New Roman" w:hAnsi="Times New Roman" w:cs="Times New Roman"/>
-          <w:sz w:val="24"/>
-          <w:szCs w:val="24"/>
-          <w:lang w:eastAsia="pt-BR"/>
-        </w:rPr>
-        <w:t>JavaScript</w:t>
-      </w:r>
-      <w:proofErr w:type="spellEnd"/>
-    </w:p>
-    <w:p>
-      <w:pPr>
-        <w:numPr>
-          <w:ilvl w:val="0"/>
-          <w:numId w:val="7"/>
-        </w:numPr>
-        <w:spacing w:before="100" w:beforeAutospacing="1" w:after="100" w:afterAutospacing="1" w:line="240" w:lineRule="auto"/>
-        <w:rPr>
-          <w:rFonts w:ascii="Times New Roman" w:eastAsia="Times New Roman" w:hAnsi="Times New Roman" w:cs="Times New Roman"/>
-          <w:sz w:val="24"/>
-          <w:szCs w:val="24"/>
-          <w:lang w:eastAsia="pt-BR"/>
-        </w:rPr>
-      </w:pPr>
-      <w:r>
-        <w:rPr>
-          <w:rFonts w:ascii="Times New Roman" w:eastAsia="Times New Roman" w:hAnsi="Times New Roman" w:cs="Times New Roman"/>
-          <w:sz w:val="24"/>
-          <w:szCs w:val="24"/>
-          <w:lang w:eastAsia="pt-BR"/>
-        </w:rPr>
-        <w:t xml:space="preserve">PHP (opcional para </w:t>
-      </w:r>
-      <w:proofErr w:type="spellStart"/>
-      <w:r>
-        <w:rPr>
-          <w:rFonts w:ascii="Times New Roman" w:eastAsia="Times New Roman" w:hAnsi="Times New Roman" w:cs="Times New Roman"/>
-          <w:sz w:val="24"/>
-          <w:szCs w:val="24"/>
-          <w:lang w:eastAsia="pt-BR"/>
-        </w:rPr>
-        <w:t>backend</w:t>
-      </w:r>
-      <w:proofErr w:type="spellEnd"/>
-      <w:r>
-        <w:rPr>
-          <w:rFonts w:ascii="Times New Roman" w:eastAsia="Times New Roman" w:hAnsi="Times New Roman" w:cs="Times New Roman"/>
-          <w:sz w:val="24"/>
-          <w:szCs w:val="24"/>
-          <w:lang w:eastAsia="pt-BR"/>
-        </w:rPr>
-        <w:t>)</w:t>
-      </w:r>
-    </w:p>
-    <w:p>
-      <w:pPr>
-        <w:spacing w:before="100" w:beforeAutospacing="1" w:after="100" w:afterAutospacing="1" w:line="240" w:lineRule="auto"/>
-        <w:outlineLvl w:val="2"/>
-        <w:rPr>
-          <w:rFonts w:ascii="Times New Roman" w:eastAsia="Times New Roman" w:hAnsi="Times New Roman" w:cs="Times New Roman"/>
-          <w:b/>
-          <w:bCs/>
-          <w:sz w:val="27"/>
-          <w:szCs w:val="27"/>
-          <w:lang w:eastAsia="pt-BR"/>
-        </w:rPr>
-      </w:pPr>
-      <w:r>
-        <w:rPr>
-          <w:rFonts w:ascii="Times New Roman" w:eastAsia="Times New Roman" w:hAnsi="Times New Roman" w:cs="Times New Roman"/>
-          <w:b/>
-          <w:bCs/>
-          <w:sz w:val="27"/>
-          <w:szCs w:val="27"/>
-          <w:lang w:eastAsia="pt-BR"/>
-        </w:rPr>
-        <w:t>🧩 Lógica de Implementação</w:t>
-      </w:r>
-    </w:p>
-    <w:p>
-      <w:pPr>
-        <w:numPr>
-          <w:ilvl w:val="0"/>
-          <w:numId w:val="8"/>
-        </w:numPr>
-        <w:spacing w:before="100" w:beforeAutospacing="1" w:after="100" w:afterAutospacing="1" w:line="240" w:lineRule="auto"/>
-        <w:rPr>
-          <w:rFonts w:ascii="Times New Roman" w:eastAsia="Times New Roman" w:hAnsi="Times New Roman" w:cs="Times New Roman"/>
-          <w:sz w:val="24"/>
-          <w:szCs w:val="24"/>
-          <w:lang w:eastAsia="pt-BR"/>
-        </w:rPr>
-      </w:pPr>
-      <w:r>
-        <w:rPr>
-          <w:rFonts w:ascii="Times New Roman" w:eastAsia="Times New Roman" w:hAnsi="Times New Roman" w:cs="Times New Roman"/>
-          <w:sz w:val="24"/>
-          <w:szCs w:val="24"/>
-          <w:lang w:eastAsia="pt-BR"/>
-        </w:rPr>
-        <w:lastRenderedPageBreak/>
-        <w:t>Loop principal do jogo (game loop)</w:t>
-      </w:r>
-    </w:p>
-    <w:p>
-      <w:pPr>
-        <w:numPr>
-          <w:ilvl w:val="0"/>
-          <w:numId w:val="8"/>
-        </w:numPr>
-        <w:spacing w:before="100" w:beforeAutospacing="1" w:after="100" w:afterAutospacing="1" w:line="240" w:lineRule="auto"/>
-        <w:rPr>
-          <w:rFonts w:ascii="Times New Roman" w:eastAsia="Times New Roman" w:hAnsi="Times New Roman" w:cs="Times New Roman"/>
-          <w:sz w:val="24"/>
-          <w:szCs w:val="24"/>
-          <w:lang w:eastAsia="pt-BR"/>
-        </w:rPr>
-      </w:pPr>
-      <w:r>
-        <w:rPr>
-          <w:rFonts w:ascii="Times New Roman" w:eastAsia="Times New Roman" w:hAnsi="Times New Roman" w:cs="Times New Roman"/>
-          <w:sz w:val="24"/>
-          <w:szCs w:val="24"/>
-          <w:lang w:eastAsia="pt-BR"/>
-        </w:rPr>
-        <w:t>Sistema de colisão entre avião e objetos</w:t>
-      </w:r>
-    </w:p>
-    <w:p>
-      <w:pPr>
-        <w:numPr>
-          <w:ilvl w:val="0"/>
-          <w:numId w:val="8"/>
-        </w:numPr>
-        <w:spacing w:before="100" w:beforeAutospacing="1" w:after="100" w:afterAutospacing="1" w:line="240" w:lineRule="auto"/>
-        <w:rPr>
-          <w:rFonts w:ascii="Times New Roman" w:eastAsia="Times New Roman" w:hAnsi="Times New Roman" w:cs="Times New Roman"/>
-          <w:sz w:val="24"/>
-          <w:szCs w:val="24"/>
-          <w:lang w:eastAsia="pt-BR"/>
-        </w:rPr>
-      </w:pPr>
-      <w:r>
-        <w:rPr>
-          <w:rFonts w:ascii="Times New Roman" w:eastAsia="Times New Roman" w:hAnsi="Times New Roman" w:cs="Times New Roman"/>
-          <w:sz w:val="24"/>
-          <w:szCs w:val="24"/>
-          <w:lang w:eastAsia="pt-BR"/>
-        </w:rPr>
-        <w:t>Geração aleatória de obstáculos e perguntas</w:t>
-      </w:r>
-    </w:p>
-    <w:p>
-      <w:pPr>
-        <w:numPr>
-          <w:ilvl w:val="0"/>
-          <w:numId w:val="8"/>
-        </w:numPr>
-        <w:spacing w:before="100" w:beforeAutospacing="1" w:after="100" w:afterAutospacing="1" w:line="240" w:lineRule="auto"/>
-        <w:rPr>
-          <w:rFonts w:ascii="Times New Roman" w:eastAsia="Times New Roman" w:hAnsi="Times New Roman" w:cs="Times New Roman"/>
-          <w:sz w:val="24"/>
-          <w:szCs w:val="24"/>
-          <w:lang w:eastAsia="pt-BR"/>
-        </w:rPr>
-      </w:pPr>
-      <w:r>
-        <w:rPr>
-          <w:rFonts w:ascii="Times New Roman" w:eastAsia="Times New Roman" w:hAnsi="Times New Roman" w:cs="Times New Roman"/>
-          <w:sz w:val="24"/>
-          <w:szCs w:val="24"/>
-          <w:lang w:eastAsia="pt-BR"/>
-        </w:rPr>
-        <w:t>Controle de estados:</w:t>
-      </w:r>
-    </w:p>
-    <w:p>
-      <w:pPr>
-        <w:numPr>
-          <w:ilvl w:val="1"/>
-          <w:numId w:val="8"/>
-        </w:numPr>
-        <w:spacing w:before="100" w:beforeAutospacing="1" w:after="100" w:afterAutospacing="1" w:line="240" w:lineRule="auto"/>
-        <w:rPr>
-          <w:rFonts w:ascii="Times New Roman" w:eastAsia="Times New Roman" w:hAnsi="Times New Roman" w:cs="Times New Roman"/>
-          <w:sz w:val="24"/>
-          <w:szCs w:val="24"/>
-          <w:lang w:eastAsia="pt-BR"/>
-        </w:rPr>
-      </w:pPr>
-      <w:r>
-        <w:rPr>
-          <w:rFonts w:ascii="Times New Roman" w:eastAsia="Times New Roman" w:hAnsi="Times New Roman" w:cs="Times New Roman"/>
-          <w:sz w:val="24"/>
-          <w:szCs w:val="24"/>
-          <w:lang w:eastAsia="pt-BR"/>
-        </w:rPr>
-        <w:t>Combustível</w:t>
-      </w:r>
-    </w:p>
-    <w:p>
-      <w:pPr>
-        <w:numPr>
-          <w:ilvl w:val="1"/>
-          <w:numId w:val="8"/>
-        </w:numPr>
-        <w:spacing w:before="100" w:beforeAutospacing="1" w:after="100" w:afterAutospacing="1" w:line="240" w:lineRule="auto"/>
-        <w:rPr>
-          <w:rFonts w:ascii="Times New Roman" w:eastAsia="Times New Roman" w:hAnsi="Times New Roman" w:cs="Times New Roman"/>
-          <w:sz w:val="24"/>
-          <w:szCs w:val="24"/>
-          <w:lang w:eastAsia="pt-BR"/>
-        </w:rPr>
-      </w:pPr>
-      <w:r>
-        <w:rPr>
-          <w:rFonts w:ascii="Times New Roman" w:eastAsia="Times New Roman" w:hAnsi="Times New Roman" w:cs="Times New Roman"/>
-          <w:sz w:val="24"/>
-          <w:szCs w:val="24"/>
-          <w:lang w:eastAsia="pt-BR"/>
-        </w:rPr>
-        <w:t>Pontuação</w:t>
-      </w:r>
-    </w:p>
-    <w:p>
-      <w:pPr>
-        <w:numPr>
-          <w:ilvl w:val="1"/>
-          <w:numId w:val="8"/>
-        </w:numPr>
-        <w:spacing w:before="100" w:beforeAutospacing="1" w:after="100" w:afterAutospacing="1" w:line="240" w:lineRule="auto"/>
-        <w:rPr>
-          <w:rFonts w:ascii="Times New Roman" w:eastAsia="Times New Roman" w:hAnsi="Times New Roman" w:cs="Times New Roman"/>
-          <w:sz w:val="24"/>
-          <w:szCs w:val="24"/>
-          <w:lang w:eastAsia="pt-BR"/>
-        </w:rPr>
-      </w:pPr>
-      <w:r>
-        <w:rPr>
-          <w:rFonts w:ascii="Times New Roman" w:eastAsia="Times New Roman" w:hAnsi="Times New Roman" w:cs="Times New Roman"/>
-          <w:sz w:val="24"/>
-          <w:szCs w:val="24"/>
-          <w:lang w:eastAsia="pt-BR"/>
-        </w:rPr>
-        <w:t>Fase atual</w:t>
-      </w:r>
-    </w:p>
-    <w:p>
-      <w:pPr>
-        <w:spacing w:after="0" w:line="240" w:lineRule="auto"/>
-        <w:rPr>
-          <w:rFonts w:ascii="Times New Roman" w:eastAsia="Times New Roman" w:hAnsi="Times New Roman" w:cs="Times New Roman"/>
-          <w:sz w:val="24"/>
-          <w:szCs w:val="24"/>
-          <w:lang w:eastAsia="pt-BR"/>
-        </w:rPr>
-      </w:pPr>
-      <w:r>
-        <w:rPr>
-          <w:rFonts w:ascii="Times New Roman" w:eastAsia="Times New Roman" w:hAnsi="Times New Roman" w:cs="Times New Roman"/>
-          <w:sz w:val="24"/>
-          <w:szCs w:val="24"/>
-          <w:lang w:eastAsia="pt-BR"/>
-        </w:rPr>
-        <w:pict>
-          <v:rect id="_x0000_i1031" style="width:0;height:1.5pt" o:hralign="center" o:hrstd="t" o:hr="t" fillcolor="#a0a0a0" stroked="f"/>
-        </w:pict>
-      </w:r>
-    </w:p>
-    <w:p>
-      <w:pPr>
-        <w:spacing w:before="100" w:beforeAutospacing="1" w:after="100" w:afterAutospacing="1" w:line="240" w:lineRule="auto"/>
-        <w:outlineLvl w:val="1"/>
+      </w:pPr>
+      <w:r>
         <w:rPr>
           <w:rFonts w:ascii="Times New Roman" w:eastAsia="Times New Roman" w:hAnsi="Times New Roman" w:cs="Times New Roman"/>
           <w:b/>
@@ -2389,18 +2271,228 @@
           <w:szCs w:val="36"/>
           <w:lang w:eastAsia="pt-BR"/>
         </w:rPr>
-      </w:pPr>
-      <w:r>
-        <w:rPr>
-          <w:rFonts w:ascii="Segoe UI Emoji" w:eastAsia="Times New Roman" w:hAnsi="Segoe UI Emoji" w:cs="Segoe UI Emoji"/>
+        <w:t>9. Estrutura do Projeto</w:t>
+      </w:r>
+    </w:p>
+    <w:p>
+      <w:pPr>
+        <w:spacing w:before="100" w:beforeAutospacing="1" w:after="100" w:afterAutospacing="1" w:line="240" w:lineRule="auto"/>
+        <w:rPr>
+          <w:rFonts w:ascii="Times New Roman" w:eastAsia="Times New Roman" w:hAnsi="Times New Roman" w:cs="Times New Roman"/>
+          <w:sz w:val="24"/>
+          <w:szCs w:val="24"/>
+          <w:lang w:eastAsia="pt-BR"/>
+        </w:rPr>
+      </w:pPr>
+      <w:r>
+        <w:rPr>
+          <w:rFonts w:ascii="Times New Roman" w:eastAsia="Times New Roman" w:hAnsi="Times New Roman" w:cs="Times New Roman"/>
+          <w:sz w:val="24"/>
+          <w:szCs w:val="24"/>
+          <w:lang w:eastAsia="pt-BR"/>
+        </w:rPr>
+        <w:t xml:space="preserve">O Aero </w:t>
+      </w:r>
+      <w:proofErr w:type="spellStart"/>
+      <w:r>
+        <w:rPr>
+          <w:rFonts w:ascii="Times New Roman" w:eastAsia="Times New Roman" w:hAnsi="Times New Roman" w:cs="Times New Roman"/>
+          <w:sz w:val="24"/>
+          <w:szCs w:val="24"/>
+          <w:lang w:eastAsia="pt-BR"/>
+        </w:rPr>
+        <w:t>Run</w:t>
+      </w:r>
+      <w:proofErr w:type="spellEnd"/>
+      <w:r>
+        <w:rPr>
+          <w:rFonts w:ascii="Times New Roman" w:eastAsia="Times New Roman" w:hAnsi="Times New Roman" w:cs="Times New Roman"/>
+          <w:sz w:val="24"/>
+          <w:szCs w:val="24"/>
+          <w:lang w:eastAsia="pt-BR"/>
+        </w:rPr>
+        <w:t xml:space="preserve"> foi implementado utilizando programação baseada em eventos, contendo funcionalidades como:</w:t>
+      </w:r>
+    </w:p>
+    <w:p>
+      <w:pPr>
+        <w:numPr>
+          <w:ilvl w:val="0"/>
+          <w:numId w:val="18"/>
+        </w:numPr>
+        <w:spacing w:before="100" w:beforeAutospacing="1" w:after="100" w:afterAutospacing="1" w:line="240" w:lineRule="auto"/>
+        <w:rPr>
+          <w:rFonts w:ascii="Times New Roman" w:eastAsia="Times New Roman" w:hAnsi="Times New Roman" w:cs="Times New Roman"/>
+          <w:sz w:val="24"/>
+          <w:szCs w:val="24"/>
+          <w:lang w:eastAsia="pt-BR"/>
+        </w:rPr>
+      </w:pPr>
+      <w:r>
+        <w:rPr>
+          <w:rFonts w:ascii="Times New Roman" w:eastAsia="Times New Roman" w:hAnsi="Times New Roman" w:cs="Times New Roman"/>
+          <w:sz w:val="24"/>
+          <w:szCs w:val="24"/>
+          <w:lang w:eastAsia="pt-BR"/>
+        </w:rPr>
+        <w:t>Controle do estado do combustível;</w:t>
+      </w:r>
+    </w:p>
+    <w:p>
+      <w:pPr>
+        <w:numPr>
+          <w:ilvl w:val="0"/>
+          <w:numId w:val="18"/>
+        </w:numPr>
+        <w:spacing w:before="100" w:beforeAutospacing="1" w:after="100" w:afterAutospacing="1" w:line="240" w:lineRule="auto"/>
+        <w:rPr>
+          <w:rFonts w:ascii="Times New Roman" w:eastAsia="Times New Roman" w:hAnsi="Times New Roman" w:cs="Times New Roman"/>
+          <w:sz w:val="24"/>
+          <w:szCs w:val="24"/>
+          <w:lang w:eastAsia="pt-BR"/>
+        </w:rPr>
+      </w:pPr>
+      <w:r>
+        <w:rPr>
+          <w:rFonts w:ascii="Times New Roman" w:eastAsia="Times New Roman" w:hAnsi="Times New Roman" w:cs="Times New Roman"/>
+          <w:sz w:val="24"/>
+          <w:szCs w:val="24"/>
+          <w:lang w:eastAsia="pt-BR"/>
+        </w:rPr>
+        <w:t>Sistema de pontuação;</w:t>
+      </w:r>
+    </w:p>
+    <w:p>
+      <w:pPr>
+        <w:numPr>
+          <w:ilvl w:val="0"/>
+          <w:numId w:val="18"/>
+        </w:numPr>
+        <w:spacing w:before="100" w:beforeAutospacing="1" w:after="100" w:afterAutospacing="1" w:line="240" w:lineRule="auto"/>
+        <w:rPr>
+          <w:rFonts w:ascii="Times New Roman" w:eastAsia="Times New Roman" w:hAnsi="Times New Roman" w:cs="Times New Roman"/>
+          <w:sz w:val="24"/>
+          <w:szCs w:val="24"/>
+          <w:lang w:eastAsia="pt-BR"/>
+        </w:rPr>
+      </w:pPr>
+      <w:r>
+        <w:rPr>
+          <w:rFonts w:ascii="Times New Roman" w:eastAsia="Times New Roman" w:hAnsi="Times New Roman" w:cs="Times New Roman"/>
+          <w:sz w:val="24"/>
+          <w:szCs w:val="24"/>
+          <w:lang w:eastAsia="pt-BR"/>
+        </w:rPr>
+        <w:t>Detecção de colisões;</w:t>
+      </w:r>
+    </w:p>
+    <w:p>
+      <w:pPr>
+        <w:numPr>
+          <w:ilvl w:val="0"/>
+          <w:numId w:val="18"/>
+        </w:numPr>
+        <w:spacing w:before="100" w:beforeAutospacing="1" w:after="100" w:afterAutospacing="1" w:line="240" w:lineRule="auto"/>
+        <w:rPr>
+          <w:rFonts w:ascii="Times New Roman" w:eastAsia="Times New Roman" w:hAnsi="Times New Roman" w:cs="Times New Roman"/>
+          <w:sz w:val="24"/>
+          <w:szCs w:val="24"/>
+          <w:lang w:eastAsia="pt-BR"/>
+        </w:rPr>
+      </w:pPr>
+      <w:r>
+        <w:rPr>
+          <w:rFonts w:ascii="Times New Roman" w:eastAsia="Times New Roman" w:hAnsi="Times New Roman" w:cs="Times New Roman"/>
+          <w:sz w:val="24"/>
+          <w:szCs w:val="24"/>
+          <w:lang w:eastAsia="pt-BR"/>
+        </w:rPr>
+        <w:t>Geração de obstáculos;</w:t>
+      </w:r>
+    </w:p>
+    <w:p>
+      <w:pPr>
+        <w:numPr>
+          <w:ilvl w:val="0"/>
+          <w:numId w:val="18"/>
+        </w:numPr>
+        <w:spacing w:before="100" w:beforeAutospacing="1" w:after="100" w:afterAutospacing="1" w:line="240" w:lineRule="auto"/>
+        <w:rPr>
+          <w:rFonts w:ascii="Times New Roman" w:eastAsia="Times New Roman" w:hAnsi="Times New Roman" w:cs="Times New Roman"/>
+          <w:sz w:val="24"/>
+          <w:szCs w:val="24"/>
+          <w:lang w:eastAsia="pt-BR"/>
+        </w:rPr>
+      </w:pPr>
+      <w:r>
+        <w:rPr>
+          <w:rFonts w:ascii="Times New Roman" w:eastAsia="Times New Roman" w:hAnsi="Times New Roman" w:cs="Times New Roman"/>
+          <w:sz w:val="24"/>
+          <w:szCs w:val="24"/>
+          <w:lang w:eastAsia="pt-BR"/>
+        </w:rPr>
+        <w:t>Sistema de perguntas e respostas;</w:t>
+      </w:r>
+    </w:p>
+    <w:p>
+      <w:pPr>
+        <w:numPr>
+          <w:ilvl w:val="0"/>
+          <w:numId w:val="18"/>
+        </w:numPr>
+        <w:spacing w:before="100" w:beforeAutospacing="1" w:after="100" w:afterAutospacing="1" w:line="240" w:lineRule="auto"/>
+        <w:rPr>
+          <w:rFonts w:ascii="Times New Roman" w:eastAsia="Times New Roman" w:hAnsi="Times New Roman" w:cs="Times New Roman"/>
+          <w:sz w:val="24"/>
+          <w:szCs w:val="24"/>
+          <w:lang w:eastAsia="pt-BR"/>
+        </w:rPr>
+      </w:pPr>
+      <w:r>
+        <w:rPr>
+          <w:rFonts w:ascii="Times New Roman" w:eastAsia="Times New Roman" w:hAnsi="Times New Roman" w:cs="Times New Roman"/>
+          <w:sz w:val="24"/>
+          <w:szCs w:val="24"/>
+          <w:lang w:eastAsia="pt-BR"/>
+        </w:rPr>
+        <w:t>Controle das fases do jogo.</w:t>
+      </w:r>
+    </w:p>
+    <w:p>
+      <w:pPr>
+        <w:spacing w:after="0" w:line="240" w:lineRule="auto"/>
+        <w:rPr>
+          <w:rFonts w:ascii="Times New Roman" w:eastAsia="Times New Roman" w:hAnsi="Times New Roman" w:cs="Times New Roman"/>
+          <w:sz w:val="24"/>
+          <w:szCs w:val="24"/>
+          <w:lang w:eastAsia="pt-BR"/>
+        </w:rPr>
+      </w:pPr>
+      <w:r>
+        <w:rPr>
+          <w:rFonts w:ascii="Times New Roman" w:eastAsia="Times New Roman" w:hAnsi="Times New Roman" w:cs="Times New Roman"/>
+          <w:sz w:val="24"/>
+          <w:szCs w:val="24"/>
+          <w:lang w:eastAsia="pt-BR"/>
+        </w:rPr>
+        <w:pict>
+          <v:rect id="_x0000_i1055" style="width:0;height:1.5pt" o:hralign="center" o:hrstd="t" o:hr="t" fillcolor="#a0a0a0" stroked="f"/>
+        </w:pict>
+      </w:r>
+    </w:p>
+    <w:p>
+      <w:pPr>
+        <w:spacing w:before="100" w:beforeAutospacing="1" w:after="100" w:afterAutospacing="1" w:line="240" w:lineRule="auto"/>
+        <w:outlineLvl w:val="1"/>
+        <w:rPr>
+          <w:rFonts w:ascii="Times New Roman" w:eastAsia="Times New Roman" w:hAnsi="Times New Roman" w:cs="Times New Roman"/>
           <w:b/>
           <w:bCs/>
           <w:sz w:val="36"/>
           <w:szCs w:val="36"/>
           <w:lang w:eastAsia="pt-BR"/>
         </w:rPr>
-        <w:t>🔄</w:t>
-      </w:r>
+      </w:pPr>
       <w:r>
         <w:rPr>
           <w:rFonts w:ascii="Times New Roman" w:eastAsia="Times New Roman" w:hAnsi="Times New Roman" w:cs="Times New Roman"/>
@@ -2410,177 +2502,48 @@
           <w:szCs w:val="36"/>
           <w:lang w:eastAsia="pt-BR"/>
         </w:rPr>
-        <w:t xml:space="preserve"> Entrada e Saída</w:t>
+        <w:t>10. Execução</w:t>
       </w:r>
     </w:p>
     <w:p>
       <w:pPr>
         <w:spacing w:before="100" w:beforeAutospacing="1" w:after="100" w:afterAutospacing="1" w:line="240" w:lineRule="auto"/>
-        <w:outlineLvl w:val="2"/>
+        <w:rPr>
+          <w:rFonts w:ascii="Times New Roman" w:eastAsia="Times New Roman" w:hAnsi="Times New Roman" w:cs="Times New Roman"/>
+          <w:sz w:val="24"/>
+          <w:szCs w:val="24"/>
+          <w:lang w:eastAsia="pt-BR"/>
+        </w:rPr>
+      </w:pPr>
+      <w:r>
+        <w:rPr>
+          <w:rFonts w:ascii="Times New Roman" w:eastAsia="Times New Roman" w:hAnsi="Times New Roman" w:cs="Times New Roman"/>
+          <w:sz w:val="24"/>
+          <w:szCs w:val="24"/>
+          <w:lang w:eastAsia="pt-BR"/>
+        </w:rPr>
+        <w:lastRenderedPageBreak/>
+        <w:t xml:space="preserve">Para executar o projeto, basta abrir o arquivo </w:t>
+      </w:r>
+      <w:r>
         <w:rPr>
           <w:rFonts w:ascii="Times New Roman" w:eastAsia="Times New Roman" w:hAnsi="Times New Roman" w:cs="Times New Roman"/>
           <w:b/>
           <w:bCs/>
-          <w:sz w:val="27"/>
-          <w:szCs w:val="27"/>
-          <w:lang w:eastAsia="pt-BR"/>
-        </w:rPr>
-      </w:pPr>
-      <w:r>
-        <w:rPr>
-          <w:rFonts w:ascii="Times New Roman" w:eastAsia="Times New Roman" w:hAnsi="Times New Roman" w:cs="Times New Roman"/>
-          <w:b/>
-          <w:bCs/>
-          <w:sz w:val="27"/>
-          <w:szCs w:val="27"/>
-          <w:lang w:eastAsia="pt-BR"/>
-        </w:rPr>
-        <w:t>Entrada</w:t>
-      </w:r>
-    </w:p>
-    <w:p>
-      <w:pPr>
-        <w:numPr>
-          <w:ilvl w:val="0"/>
-          <w:numId w:val="9"/>
-        </w:numPr>
-        <w:spacing w:before="100" w:beforeAutospacing="1" w:after="100" w:afterAutospacing="1" w:line="240" w:lineRule="auto"/>
-        <w:rPr>
-          <w:rFonts w:ascii="Times New Roman" w:eastAsia="Times New Roman" w:hAnsi="Times New Roman" w:cs="Times New Roman"/>
-          <w:sz w:val="24"/>
-          <w:szCs w:val="24"/>
-          <w:lang w:eastAsia="pt-BR"/>
-        </w:rPr>
-      </w:pPr>
-      <w:r>
-        <w:rPr>
-          <w:rFonts w:ascii="Times New Roman" w:eastAsia="Times New Roman" w:hAnsi="Times New Roman" w:cs="Times New Roman"/>
-          <w:sz w:val="24"/>
-          <w:szCs w:val="24"/>
-          <w:lang w:eastAsia="pt-BR"/>
-        </w:rPr>
-        <w:t>Teclas do teclado (movimento)</w:t>
-      </w:r>
-    </w:p>
-    <w:p>
-      <w:pPr>
-        <w:numPr>
-          <w:ilvl w:val="0"/>
-          <w:numId w:val="9"/>
-        </w:numPr>
-        <w:spacing w:before="100" w:beforeAutospacing="1" w:after="100" w:afterAutospacing="1" w:line="240" w:lineRule="auto"/>
-        <w:rPr>
-          <w:rFonts w:ascii="Times New Roman" w:eastAsia="Times New Roman" w:hAnsi="Times New Roman" w:cs="Times New Roman"/>
-          <w:sz w:val="24"/>
-          <w:szCs w:val="24"/>
-          <w:lang w:eastAsia="pt-BR"/>
-        </w:rPr>
-      </w:pPr>
-      <w:r>
-        <w:rPr>
-          <w:rFonts w:ascii="Times New Roman" w:eastAsia="Times New Roman" w:hAnsi="Times New Roman" w:cs="Times New Roman"/>
-          <w:sz w:val="24"/>
-          <w:szCs w:val="24"/>
-          <w:lang w:eastAsia="pt-BR"/>
-        </w:rPr>
-        <w:t>Respostas do jogador</w:t>
-      </w:r>
-    </w:p>
-    <w:p>
-      <w:pPr>
-        <w:spacing w:before="100" w:beforeAutospacing="1" w:after="100" w:afterAutospacing="1" w:line="240" w:lineRule="auto"/>
-        <w:outlineLvl w:val="2"/>
-        <w:rPr>
-          <w:rFonts w:ascii="Times New Roman" w:eastAsia="Times New Roman" w:hAnsi="Times New Roman" w:cs="Times New Roman"/>
-          <w:b/>
-          <w:bCs/>
-          <w:sz w:val="27"/>
-          <w:szCs w:val="27"/>
-          <w:lang w:eastAsia="pt-BR"/>
-        </w:rPr>
-      </w:pPr>
-      <w:r>
-        <w:rPr>
-          <w:rFonts w:ascii="Times New Roman" w:eastAsia="Times New Roman" w:hAnsi="Times New Roman" w:cs="Times New Roman"/>
-          <w:b/>
-          <w:bCs/>
-          <w:sz w:val="27"/>
-          <w:szCs w:val="27"/>
-          <w:lang w:eastAsia="pt-BR"/>
-        </w:rPr>
-        <w:t>Saída</w:t>
-      </w:r>
-    </w:p>
-    <w:p>
-      <w:pPr>
-        <w:numPr>
-          <w:ilvl w:val="0"/>
-          <w:numId w:val="10"/>
-        </w:numPr>
-        <w:spacing w:before="100" w:beforeAutospacing="1" w:after="100" w:afterAutospacing="1" w:line="240" w:lineRule="auto"/>
-        <w:rPr>
-          <w:rFonts w:ascii="Times New Roman" w:eastAsia="Times New Roman" w:hAnsi="Times New Roman" w:cs="Times New Roman"/>
-          <w:sz w:val="24"/>
-          <w:szCs w:val="24"/>
-          <w:lang w:eastAsia="pt-BR"/>
-        </w:rPr>
-      </w:pPr>
-      <w:r>
-        <w:rPr>
-          <w:rFonts w:ascii="Times New Roman" w:eastAsia="Times New Roman" w:hAnsi="Times New Roman" w:cs="Times New Roman"/>
-          <w:sz w:val="24"/>
-          <w:szCs w:val="24"/>
-          <w:lang w:eastAsia="pt-BR"/>
-        </w:rPr>
-        <w:t>Pontuação exibida</w:t>
-      </w:r>
-    </w:p>
-    <w:p>
-      <w:pPr>
-        <w:numPr>
-          <w:ilvl w:val="0"/>
-          <w:numId w:val="10"/>
-        </w:numPr>
-        <w:spacing w:before="100" w:beforeAutospacing="1" w:after="100" w:afterAutospacing="1" w:line="240" w:lineRule="auto"/>
-        <w:rPr>
-          <w:rFonts w:ascii="Times New Roman" w:eastAsia="Times New Roman" w:hAnsi="Times New Roman" w:cs="Times New Roman"/>
-          <w:sz w:val="24"/>
-          <w:szCs w:val="24"/>
-          <w:lang w:eastAsia="pt-BR"/>
-        </w:rPr>
-      </w:pPr>
-      <w:r>
-        <w:rPr>
-          <w:rFonts w:ascii="Times New Roman" w:eastAsia="Times New Roman" w:hAnsi="Times New Roman" w:cs="Times New Roman"/>
-          <w:sz w:val="24"/>
-          <w:szCs w:val="24"/>
-          <w:lang w:eastAsia="pt-BR"/>
-        </w:rPr>
-        <w:t>Estado do combustível</w:t>
-      </w:r>
-    </w:p>
-    <w:p>
-      <w:pPr>
-        <w:numPr>
-          <w:ilvl w:val="0"/>
-          <w:numId w:val="10"/>
-        </w:numPr>
-        <w:spacing w:before="100" w:beforeAutospacing="1" w:after="100" w:afterAutospacing="1" w:line="240" w:lineRule="auto"/>
-        <w:rPr>
-          <w:rFonts w:ascii="Times New Roman" w:eastAsia="Times New Roman" w:hAnsi="Times New Roman" w:cs="Times New Roman"/>
-          <w:sz w:val="24"/>
-          <w:szCs w:val="24"/>
-          <w:lang w:eastAsia="pt-BR"/>
-        </w:rPr>
-      </w:pPr>
-      <w:r>
-        <w:rPr>
-          <w:rFonts w:ascii="Times New Roman" w:eastAsia="Times New Roman" w:hAnsi="Times New Roman" w:cs="Times New Roman"/>
-          <w:sz w:val="24"/>
-          <w:szCs w:val="24"/>
-          <w:lang w:eastAsia="pt-BR"/>
-        </w:rPr>
-        <w:t>Feedback das respostas</w:t>
+          <w:sz w:val="24"/>
+          <w:szCs w:val="24"/>
+          <w:lang w:eastAsia="pt-BR"/>
+        </w:rPr>
+        <w:t>index.html</w:t>
+      </w:r>
+      <w:r>
+        <w:rPr>
+          <w:rFonts w:ascii="Times New Roman" w:eastAsia="Times New Roman" w:hAnsi="Times New Roman" w:cs="Times New Roman"/>
+          <w:sz w:val="24"/>
+          <w:szCs w:val="24"/>
+          <w:lang w:eastAsia="pt-BR"/>
+        </w:rPr>
+        <w:t xml:space="preserve"> em um navegador compatível com HTML5.</w:t>
       </w:r>
     </w:p>
     <w:p>
@@ -2593,6 +2556,8 @@
           <w:lang w:eastAsia="pt-BR"/>
         </w:rPr>
       </w:pPr>
+      <w:bookmarkStart w:id="0" w:name="_GoBack"/>
+      <w:bookmarkEnd w:id="0"/>
       <w:r>
         <w:rPr>
           <w:rFonts w:ascii="Times New Roman" w:eastAsia="Times New Roman" w:hAnsi="Times New Roman" w:cs="Times New Roman"/>
@@ -2601,7 +2566,7 @@
           <w:lang w:eastAsia="pt-BR"/>
         </w:rPr>
         <w:pict>
-          <v:rect id="_x0000_i1032" style="width:0;height:1.5pt" o:hralign="center" o:hrstd="t" o:hr="t" fillcolor="#a0a0a0" stroked="f"/>
+          <v:rect id="_x0000_i1056" style="width:0;height:1.5pt" o:hralign="center" o:hrstd="t" o:hr="t" fillcolor="#a0a0a0" stroked="f"/>
         </w:pict>
       </w:r>
     </w:p>
@@ -2620,16 +2585,182 @@
       </w:pPr>
       <w:r>
         <w:rPr>
-          <w:rFonts w:ascii="Segoe UI Emoji" w:eastAsia="Times New Roman" w:hAnsi="Segoe UI Emoji" w:cs="Segoe UI Emoji"/>
+          <w:rFonts w:ascii="Times New Roman" w:eastAsia="Times New Roman" w:hAnsi="Times New Roman" w:cs="Times New Roman"/>
           <w:b/>
           <w:bCs/>
           <w:sz w:val="36"/>
           <w:szCs w:val="36"/>
           <w:lang w:eastAsia="pt-BR"/>
         </w:rPr>
-        <w:t>🚀</w:t>
-      </w:r>
-      <w:r>
+        <w:t>11. Melhorias Futuras</w:t>
+      </w:r>
+    </w:p>
+    <w:p>
+      <w:pPr>
+        <w:spacing w:before="100" w:beforeAutospacing="1" w:after="100" w:afterAutospacing="1" w:line="240" w:lineRule="auto"/>
+        <w:rPr>
+          <w:rFonts w:ascii="Times New Roman" w:eastAsia="Times New Roman" w:hAnsi="Times New Roman" w:cs="Times New Roman"/>
+          <w:sz w:val="24"/>
+          <w:szCs w:val="24"/>
+          <w:lang w:eastAsia="pt-BR"/>
+        </w:rPr>
+      </w:pPr>
+      <w:r>
+        <w:rPr>
+          <w:rFonts w:ascii="Times New Roman" w:eastAsia="Times New Roman" w:hAnsi="Times New Roman" w:cs="Times New Roman"/>
+          <w:sz w:val="24"/>
+          <w:szCs w:val="24"/>
+          <w:lang w:eastAsia="pt-BR"/>
+        </w:rPr>
+        <w:t>Como possibilidades de evolução do projeto, destacam-se:</w:t>
+      </w:r>
+    </w:p>
+    <w:p>
+      <w:pPr>
+        <w:numPr>
+          <w:ilvl w:val="0"/>
+          <w:numId w:val="19"/>
+        </w:numPr>
+        <w:spacing w:before="100" w:beforeAutospacing="1" w:after="100" w:afterAutospacing="1" w:line="240" w:lineRule="auto"/>
+        <w:rPr>
+          <w:rFonts w:ascii="Times New Roman" w:eastAsia="Times New Roman" w:hAnsi="Times New Roman" w:cs="Times New Roman"/>
+          <w:sz w:val="24"/>
+          <w:szCs w:val="24"/>
+          <w:lang w:eastAsia="pt-BR"/>
+        </w:rPr>
+      </w:pPr>
+      <w:r>
+        <w:rPr>
+          <w:rFonts w:ascii="Times New Roman" w:eastAsia="Times New Roman" w:hAnsi="Times New Roman" w:cs="Times New Roman"/>
+          <w:sz w:val="24"/>
+          <w:szCs w:val="24"/>
+          <w:lang w:eastAsia="pt-BR"/>
+        </w:rPr>
+        <w:t>Implementação de trilha sonora e efeitos sonoros;</w:t>
+      </w:r>
+    </w:p>
+    <w:p>
+      <w:pPr>
+        <w:numPr>
+          <w:ilvl w:val="0"/>
+          <w:numId w:val="19"/>
+        </w:numPr>
+        <w:spacing w:before="100" w:beforeAutospacing="1" w:after="100" w:afterAutospacing="1" w:line="240" w:lineRule="auto"/>
+        <w:rPr>
+          <w:rFonts w:ascii="Times New Roman" w:eastAsia="Times New Roman" w:hAnsi="Times New Roman" w:cs="Times New Roman"/>
+          <w:sz w:val="24"/>
+          <w:szCs w:val="24"/>
+          <w:lang w:eastAsia="pt-BR"/>
+        </w:rPr>
+      </w:pPr>
+      <w:r>
+        <w:rPr>
+          <w:rFonts w:ascii="Times New Roman" w:eastAsia="Times New Roman" w:hAnsi="Times New Roman" w:cs="Times New Roman"/>
+          <w:sz w:val="24"/>
+          <w:szCs w:val="24"/>
+          <w:lang w:eastAsia="pt-BR"/>
+        </w:rPr>
+        <w:t>Sistema de ranking online;</w:t>
+      </w:r>
+    </w:p>
+    <w:p>
+      <w:pPr>
+        <w:numPr>
+          <w:ilvl w:val="0"/>
+          <w:numId w:val="19"/>
+        </w:numPr>
+        <w:spacing w:before="100" w:beforeAutospacing="1" w:after="100" w:afterAutospacing="1" w:line="240" w:lineRule="auto"/>
+        <w:rPr>
+          <w:rFonts w:ascii="Times New Roman" w:eastAsia="Times New Roman" w:hAnsi="Times New Roman" w:cs="Times New Roman"/>
+          <w:sz w:val="24"/>
+          <w:szCs w:val="24"/>
+          <w:lang w:eastAsia="pt-BR"/>
+        </w:rPr>
+      </w:pPr>
+      <w:r>
+        <w:rPr>
+          <w:rFonts w:ascii="Times New Roman" w:eastAsia="Times New Roman" w:hAnsi="Times New Roman" w:cs="Times New Roman"/>
+          <w:sz w:val="24"/>
+          <w:szCs w:val="24"/>
+          <w:lang w:eastAsia="pt-BR"/>
+        </w:rPr>
+        <w:t>Novas fases e níveis de dificuldade;</w:t>
+      </w:r>
+    </w:p>
+    <w:p>
+      <w:pPr>
+        <w:numPr>
+          <w:ilvl w:val="0"/>
+          <w:numId w:val="19"/>
+        </w:numPr>
+        <w:spacing w:before="100" w:beforeAutospacing="1" w:after="100" w:afterAutospacing="1" w:line="240" w:lineRule="auto"/>
+        <w:rPr>
+          <w:rFonts w:ascii="Times New Roman" w:eastAsia="Times New Roman" w:hAnsi="Times New Roman" w:cs="Times New Roman"/>
+          <w:sz w:val="24"/>
+          <w:szCs w:val="24"/>
+          <w:lang w:eastAsia="pt-BR"/>
+        </w:rPr>
+      </w:pPr>
+      <w:r>
+        <w:rPr>
+          <w:rFonts w:ascii="Times New Roman" w:eastAsia="Times New Roman" w:hAnsi="Times New Roman" w:cs="Times New Roman"/>
+          <w:sz w:val="24"/>
+          <w:szCs w:val="24"/>
+          <w:lang w:eastAsia="pt-BR"/>
+        </w:rPr>
+        <w:t>Ampliação do banco de perguntas;</w:t>
+      </w:r>
+    </w:p>
+    <w:p>
+      <w:pPr>
+        <w:numPr>
+          <w:ilvl w:val="0"/>
+          <w:numId w:val="19"/>
+        </w:numPr>
+        <w:spacing w:before="100" w:beforeAutospacing="1" w:after="100" w:afterAutospacing="1" w:line="240" w:lineRule="auto"/>
+        <w:rPr>
+          <w:rFonts w:ascii="Times New Roman" w:eastAsia="Times New Roman" w:hAnsi="Times New Roman" w:cs="Times New Roman"/>
+          <w:sz w:val="24"/>
+          <w:szCs w:val="24"/>
+          <w:lang w:eastAsia="pt-BR"/>
+        </w:rPr>
+      </w:pPr>
+      <w:r>
+        <w:rPr>
+          <w:rFonts w:ascii="Times New Roman" w:eastAsia="Times New Roman" w:hAnsi="Times New Roman" w:cs="Times New Roman"/>
+          <w:sz w:val="24"/>
+          <w:szCs w:val="24"/>
+          <w:lang w:eastAsia="pt-BR"/>
+        </w:rPr>
+        <w:t>Desenvolvimento de versão para dispositivos móveis.</w:t>
+      </w:r>
+    </w:p>
+    <w:p>
+      <w:pPr>
+        <w:spacing w:after="0" w:line="240" w:lineRule="auto"/>
+        <w:rPr>
+          <w:rFonts w:ascii="Times New Roman" w:eastAsia="Times New Roman" w:hAnsi="Times New Roman" w:cs="Times New Roman"/>
+          <w:sz w:val="24"/>
+          <w:szCs w:val="24"/>
+          <w:lang w:eastAsia="pt-BR"/>
+        </w:rPr>
+      </w:pPr>
+      <w:r>
+        <w:rPr>
+          <w:rFonts w:ascii="Times New Roman" w:eastAsia="Times New Roman" w:hAnsi="Times New Roman" w:cs="Times New Roman"/>
+          <w:sz w:val="24"/>
+          <w:szCs w:val="24"/>
+          <w:lang w:eastAsia="pt-BR"/>
+        </w:rPr>
+        <w:pict>
+          <v:rect id="_x0000_i1057" style="width:0;height:1.5pt" o:hralign="center" o:hrstd="t" o:hr="t" fillcolor="#a0a0a0" stroked="f"/>
+        </w:pict>
+      </w:r>
+    </w:p>
+    <w:p>
+      <w:pPr>
+        <w:spacing w:before="100" w:beforeAutospacing="1" w:after="100" w:afterAutospacing="1" w:line="240" w:lineRule="auto"/>
+        <w:outlineLvl w:val="1"/>
         <w:rPr>
           <w:rFonts w:ascii="Times New Roman" w:eastAsia="Times New Roman" w:hAnsi="Times New Roman" w:cs="Times New Roman"/>
           <w:b/>
@@ -2638,145 +2769,8 @@
           <w:szCs w:val="36"/>
           <w:lang w:eastAsia="pt-BR"/>
         </w:rPr>
-        <w:t xml:space="preserve"> Execução do Projeto</w:t>
-      </w:r>
-    </w:p>
-    <w:p>
-      <w:pPr>
-        <w:numPr>
-          <w:ilvl w:val="0"/>
-          <w:numId w:val="11"/>
-        </w:numPr>
-        <w:spacing w:before="100" w:beforeAutospacing="1" w:after="100" w:afterAutospacing="1" w:line="240" w:lineRule="auto"/>
-        <w:rPr>
-          <w:rFonts w:ascii="Times New Roman" w:eastAsia="Times New Roman" w:hAnsi="Times New Roman" w:cs="Times New Roman"/>
-          <w:sz w:val="24"/>
-          <w:szCs w:val="24"/>
-          <w:lang w:eastAsia="pt-BR"/>
-        </w:rPr>
-      </w:pPr>
-      <w:r>
-        <w:rPr>
-          <w:rFonts w:ascii="Times New Roman" w:eastAsia="Times New Roman" w:hAnsi="Times New Roman" w:cs="Times New Roman"/>
-          <w:sz w:val="24"/>
-          <w:szCs w:val="24"/>
-          <w:lang w:eastAsia="pt-BR"/>
-        </w:rPr>
-        <w:t>Baixe ou clone o repositório</w:t>
-      </w:r>
-    </w:p>
-    <w:p>
-      <w:pPr>
-        <w:numPr>
-          <w:ilvl w:val="0"/>
-          <w:numId w:val="11"/>
-        </w:numPr>
-        <w:spacing w:before="100" w:beforeAutospacing="1" w:after="100" w:afterAutospacing="1" w:line="240" w:lineRule="auto"/>
-        <w:rPr>
-          <w:rFonts w:ascii="Times New Roman" w:eastAsia="Times New Roman" w:hAnsi="Times New Roman" w:cs="Times New Roman"/>
-          <w:sz w:val="24"/>
-          <w:szCs w:val="24"/>
-          <w:lang w:eastAsia="pt-BR"/>
-        </w:rPr>
-      </w:pPr>
-      <w:r>
-        <w:rPr>
-          <w:rFonts w:ascii="Times New Roman" w:eastAsia="Times New Roman" w:hAnsi="Times New Roman" w:cs="Times New Roman"/>
-          <w:sz w:val="24"/>
-          <w:szCs w:val="24"/>
-          <w:lang w:eastAsia="pt-BR"/>
-        </w:rPr>
-        <w:t xml:space="preserve">Abra o arquivo </w:t>
-      </w:r>
-      <w:r>
-        <w:rPr>
-          <w:rFonts w:ascii="Courier New" w:eastAsia="Times New Roman" w:hAnsi="Courier New" w:cs="Courier New"/>
-          <w:sz w:val="20"/>
-          <w:szCs w:val="20"/>
-          <w:lang w:eastAsia="pt-BR"/>
-        </w:rPr>
-        <w:t>index.html</w:t>
-      </w:r>
-      <w:r>
-        <w:rPr>
-          <w:rFonts w:ascii="Times New Roman" w:eastAsia="Times New Roman" w:hAnsi="Times New Roman" w:cs="Times New Roman"/>
-          <w:sz w:val="24"/>
-          <w:szCs w:val="24"/>
-          <w:lang w:eastAsia="pt-BR"/>
-        </w:rPr>
-        <w:t xml:space="preserve"> no navegador</w:t>
-      </w:r>
-    </w:p>
-    <w:p>
-      <w:pPr>
-        <w:numPr>
-          <w:ilvl w:val="1"/>
-          <w:numId w:val="11"/>
-        </w:numPr>
-        <w:spacing w:before="100" w:beforeAutospacing="1" w:after="100" w:afterAutospacing="1" w:line="240" w:lineRule="auto"/>
-        <w:rPr>
-          <w:rFonts w:ascii="Times New Roman" w:eastAsia="Times New Roman" w:hAnsi="Times New Roman" w:cs="Times New Roman"/>
-          <w:sz w:val="24"/>
-          <w:szCs w:val="24"/>
-          <w:lang w:eastAsia="pt-BR"/>
-        </w:rPr>
-      </w:pPr>
-      <w:r>
-        <w:rPr>
-          <w:rFonts w:ascii="Times New Roman" w:eastAsia="Times New Roman" w:hAnsi="Times New Roman" w:cs="Times New Roman"/>
-          <w:sz w:val="24"/>
-          <w:szCs w:val="24"/>
-          <w:lang w:eastAsia="pt-BR"/>
-        </w:rPr>
-        <w:t>Caso utilize PHP, execute em um servidor local (</w:t>
-      </w:r>
-      <w:proofErr w:type="spellStart"/>
-      <w:r>
-        <w:rPr>
-          <w:rFonts w:ascii="Times New Roman" w:eastAsia="Times New Roman" w:hAnsi="Times New Roman" w:cs="Times New Roman"/>
-          <w:sz w:val="24"/>
-          <w:szCs w:val="24"/>
-          <w:lang w:eastAsia="pt-BR"/>
-        </w:rPr>
-        <w:t>ex</w:t>
-      </w:r>
-      <w:proofErr w:type="spellEnd"/>
-      <w:r>
-        <w:rPr>
-          <w:rFonts w:ascii="Times New Roman" w:eastAsia="Times New Roman" w:hAnsi="Times New Roman" w:cs="Times New Roman"/>
-          <w:sz w:val="24"/>
-          <w:szCs w:val="24"/>
-          <w:lang w:eastAsia="pt-BR"/>
-        </w:rPr>
-        <w:t>: XAMPP)</w:t>
-      </w:r>
-    </w:p>
-    <w:p>
-      <w:pPr>
-        <w:spacing w:after="0" w:line="240" w:lineRule="auto"/>
-        <w:rPr>
-          <w:rFonts w:ascii="Times New Roman" w:eastAsia="Times New Roman" w:hAnsi="Times New Roman" w:cs="Times New Roman"/>
-          <w:sz w:val="24"/>
-          <w:szCs w:val="24"/>
-          <w:lang w:eastAsia="pt-BR"/>
-        </w:rPr>
-      </w:pPr>
-      <w:r>
-        <w:rPr>
-          <w:rFonts w:ascii="Times New Roman" w:eastAsia="Times New Roman" w:hAnsi="Times New Roman" w:cs="Times New Roman"/>
-          <w:sz w:val="24"/>
-          <w:szCs w:val="24"/>
-          <w:lang w:eastAsia="pt-BR"/>
-        </w:rPr>
-        <w:pict>
-          <v:rect id="_x0000_i1033" style="width:0;height:1.5pt" o:hralign="center" o:hrstd="t" o:hr="t" fillcolor="#a0a0a0" stroked="f"/>
-        </w:pict>
-      </w:r>
-    </w:p>
-    <w:p>
-      <w:pPr>
-        <w:spacing w:before="100" w:beforeAutospacing="1" w:after="100" w:afterAutospacing="1" w:line="240" w:lineRule="auto"/>
-        <w:outlineLvl w:val="1"/>
+      </w:pPr>
+      <w:r>
         <w:rPr>
           <w:rFonts w:ascii="Times New Roman" w:eastAsia="Times New Roman" w:hAnsi="Times New Roman" w:cs="Times New Roman"/>
           <w:b/>
@@ -2785,18 +2779,88 @@
           <w:szCs w:val="36"/>
           <w:lang w:eastAsia="pt-BR"/>
         </w:rPr>
-      </w:pPr>
-      <w:r>
-        <w:rPr>
-          <w:rFonts w:ascii="Segoe UI Emoji" w:eastAsia="Times New Roman" w:hAnsi="Segoe UI Emoji" w:cs="Segoe UI Emoji"/>
+        <w:t>12. Autores</w:t>
+      </w:r>
+    </w:p>
+    <w:p>
+      <w:pPr>
+        <w:spacing w:before="100" w:beforeAutospacing="1" w:after="100" w:afterAutospacing="1" w:line="240" w:lineRule="auto"/>
+        <w:rPr>
+          <w:rFonts w:ascii="Times New Roman" w:eastAsia="Times New Roman" w:hAnsi="Times New Roman" w:cs="Times New Roman"/>
+          <w:sz w:val="24"/>
+          <w:szCs w:val="24"/>
+          <w:lang w:eastAsia="pt-BR"/>
+        </w:rPr>
+      </w:pPr>
+      <w:r>
+        <w:rPr>
+          <w:rFonts w:ascii="Times New Roman" w:eastAsia="Times New Roman" w:hAnsi="Times New Roman" w:cs="Times New Roman"/>
+          <w:b/>
+          <w:bCs/>
+          <w:sz w:val="24"/>
+          <w:szCs w:val="24"/>
+          <w:lang w:eastAsia="pt-BR"/>
+        </w:rPr>
+        <w:t>Miguel Pereira Medeiros</w:t>
+      </w:r>
+    </w:p>
+    <w:p>
+      <w:pPr>
+        <w:spacing w:before="100" w:beforeAutospacing="1" w:after="100" w:afterAutospacing="1" w:line="240" w:lineRule="auto"/>
+        <w:rPr>
+          <w:rFonts w:ascii="Times New Roman" w:eastAsia="Times New Roman" w:hAnsi="Times New Roman" w:cs="Times New Roman"/>
+          <w:sz w:val="24"/>
+          <w:szCs w:val="24"/>
+          <w:lang w:eastAsia="pt-BR"/>
+        </w:rPr>
+      </w:pPr>
+      <w:r>
+        <w:rPr>
+          <w:rFonts w:ascii="Times New Roman" w:eastAsia="Times New Roman" w:hAnsi="Times New Roman" w:cs="Times New Roman"/>
+          <w:b/>
+          <w:bCs/>
+          <w:sz w:val="24"/>
+          <w:szCs w:val="24"/>
+          <w:lang w:eastAsia="pt-BR"/>
+        </w:rPr>
+        <w:t>Miguel Henrique Garcia</w:t>
+      </w:r>
+    </w:p>
+    <w:p>
+      <w:pPr>
+        <w:spacing w:after="0" w:line="240" w:lineRule="auto"/>
+        <w:rPr>
+          <w:rFonts w:ascii="Times New Roman" w:eastAsia="Times New Roman" w:hAnsi="Times New Roman" w:cs="Times New Roman"/>
+          <w:sz w:val="24"/>
+          <w:szCs w:val="24"/>
+          <w:lang w:eastAsia="pt-BR"/>
+        </w:rPr>
+      </w:pPr>
+      <w:r>
+        <w:rPr>
+          <w:rFonts w:ascii="Times New Roman" w:eastAsia="Times New Roman" w:hAnsi="Times New Roman" w:cs="Times New Roman"/>
+          <w:sz w:val="24"/>
+          <w:szCs w:val="24"/>
+          <w:lang w:eastAsia="pt-BR"/>
+        </w:rPr>
+        <w:pict>
+          <v:rect id="_x0000_i1058" style="width:0;height:1.5pt" o:hralign="center" o:hrstd="t" o:hr="t" fillcolor="#a0a0a0" stroked="f"/>
+        </w:pict>
+      </w:r>
+    </w:p>
+    <w:p>
+      <w:pPr>
+        <w:spacing w:before="100" w:beforeAutospacing="1" w:after="100" w:afterAutospacing="1" w:line="240" w:lineRule="auto"/>
+        <w:outlineLvl w:val="1"/>
+        <w:rPr>
+          <w:rFonts w:ascii="Times New Roman" w:eastAsia="Times New Roman" w:hAnsi="Times New Roman" w:cs="Times New Roman"/>
           <w:b/>
           <w:bCs/>
           <w:sz w:val="36"/>
           <w:szCs w:val="36"/>
           <w:lang w:eastAsia="pt-BR"/>
         </w:rPr>
-        <w:t>📈</w:t>
-      </w:r>
+      </w:pPr>
       <w:r>
         <w:rPr>
           <w:rFonts w:ascii="Times New Roman" w:eastAsia="Times New Roman" w:hAnsi="Times New Roman" w:cs="Times New Roman"/>
@@ -2806,15 +2870,11 @@
           <w:szCs w:val="36"/>
           <w:lang w:eastAsia="pt-BR"/>
         </w:rPr>
-        <w:t xml:space="preserve"> Expansões Futuras</w:t>
-      </w:r>
-    </w:p>
-    <w:p>
-      <w:pPr>
-        <w:numPr>
-          <w:ilvl w:val="0"/>
-          <w:numId w:val="12"/>
-        </w:numPr>
+        <w:t>13. Considerações Finais</w:t>
+      </w:r>
+    </w:p>
+    <w:p>
+      <w:pPr>
         <w:spacing w:before="100" w:beforeAutospacing="1" w:after="100" w:afterAutospacing="1" w:line="240" w:lineRule="auto"/>
         <w:rPr>
           <w:rFonts w:ascii="Times New Roman" w:eastAsia="Times New Roman" w:hAnsi="Times New Roman" w:cs="Times New Roman"/>
@@ -2830,270 +2890,50 @@
           <w:szCs w:val="24"/>
           <w:lang w:eastAsia="pt-BR"/>
         </w:rPr>
-        <w:t>Versão mobile</w:t>
-      </w:r>
-    </w:p>
-    <w:p>
-      <w:pPr>
-        <w:numPr>
-          <w:ilvl w:val="0"/>
-          <w:numId w:val="12"/>
-        </w:numPr>
-        <w:spacing w:before="100" w:beforeAutospacing="1" w:after="100" w:afterAutospacing="1" w:line="240" w:lineRule="auto"/>
-        <w:rPr>
-          <w:rFonts w:ascii="Times New Roman" w:eastAsia="Times New Roman" w:hAnsi="Times New Roman" w:cs="Times New Roman"/>
-          <w:sz w:val="24"/>
-          <w:szCs w:val="24"/>
-          <w:lang w:eastAsia="pt-BR"/>
-        </w:rPr>
-      </w:pPr>
-      <w:r>
-        <w:rPr>
-          <w:rFonts w:ascii="Times New Roman" w:eastAsia="Times New Roman" w:hAnsi="Times New Roman" w:cs="Times New Roman"/>
-          <w:sz w:val="24"/>
-          <w:szCs w:val="24"/>
-          <w:lang w:eastAsia="pt-BR"/>
-        </w:rPr>
-        <w:t>Novas fases</w:t>
-      </w:r>
-    </w:p>
-    <w:p>
-      <w:pPr>
-        <w:numPr>
-          <w:ilvl w:val="0"/>
-          <w:numId w:val="12"/>
-        </w:numPr>
-        <w:spacing w:before="100" w:beforeAutospacing="1" w:after="100" w:afterAutospacing="1" w:line="240" w:lineRule="auto"/>
-        <w:rPr>
-          <w:rFonts w:ascii="Times New Roman" w:eastAsia="Times New Roman" w:hAnsi="Times New Roman" w:cs="Times New Roman"/>
-          <w:sz w:val="24"/>
-          <w:szCs w:val="24"/>
-          <w:lang w:eastAsia="pt-BR"/>
-        </w:rPr>
-      </w:pPr>
-      <w:r>
-        <w:rPr>
-          <w:rFonts w:ascii="Times New Roman" w:eastAsia="Times New Roman" w:hAnsi="Times New Roman" w:cs="Times New Roman"/>
-          <w:sz w:val="24"/>
-          <w:szCs w:val="24"/>
-          <w:lang w:eastAsia="pt-BR"/>
-        </w:rPr>
-        <w:t>Banco maior de perguntas</w:t>
-      </w:r>
-    </w:p>
-    <w:p>
-      <w:pPr>
-        <w:numPr>
-          <w:ilvl w:val="0"/>
-          <w:numId w:val="12"/>
-        </w:numPr>
-        <w:spacing w:before="100" w:beforeAutospacing="1" w:after="100" w:afterAutospacing="1" w:line="240" w:lineRule="auto"/>
-        <w:rPr>
-          <w:rFonts w:ascii="Times New Roman" w:eastAsia="Times New Roman" w:hAnsi="Times New Roman" w:cs="Times New Roman"/>
-          <w:sz w:val="24"/>
-          <w:szCs w:val="24"/>
-          <w:lang w:eastAsia="pt-BR"/>
-        </w:rPr>
-      </w:pPr>
-      <w:r>
-        <w:rPr>
-          <w:rFonts w:ascii="Times New Roman" w:eastAsia="Times New Roman" w:hAnsi="Times New Roman" w:cs="Times New Roman"/>
-          <w:sz w:val="24"/>
-          <w:szCs w:val="24"/>
-          <w:lang w:eastAsia="pt-BR"/>
-        </w:rPr>
-        <w:t>Sistema de ranking</w:t>
-      </w:r>
-    </w:p>
-    <w:p>
-      <w:pPr>
-        <w:spacing w:after="0" w:line="240" w:lineRule="auto"/>
-        <w:rPr>
-          <w:rFonts w:ascii="Times New Roman" w:eastAsia="Times New Roman" w:hAnsi="Times New Roman" w:cs="Times New Roman"/>
-          <w:sz w:val="24"/>
-          <w:szCs w:val="24"/>
-          <w:lang w:eastAsia="pt-BR"/>
-        </w:rPr>
-      </w:pPr>
-      <w:r>
-        <w:rPr>
-          <w:rFonts w:ascii="Times New Roman" w:eastAsia="Times New Roman" w:hAnsi="Times New Roman" w:cs="Times New Roman"/>
-          <w:sz w:val="24"/>
-          <w:szCs w:val="24"/>
-          <w:lang w:eastAsia="pt-BR"/>
-        </w:rPr>
-        <w:pict>
-          <v:rect id="_x0000_i1034" style="width:0;height:1.5pt" o:hralign="center" o:hrstd="t" o:hr="t" fillcolor="#a0a0a0" stroked="f"/>
-        </w:pict>
-      </w:r>
-    </w:p>
-    <w:p>
-      <w:pPr>
-        <w:spacing w:before="100" w:beforeAutospacing="1" w:after="100" w:afterAutospacing="1" w:line="240" w:lineRule="auto"/>
-        <w:outlineLvl w:val="1"/>
-        <w:rPr>
-          <w:rFonts w:ascii="Times New Roman" w:eastAsia="Times New Roman" w:hAnsi="Times New Roman" w:cs="Times New Roman"/>
-          <w:b/>
-          <w:bCs/>
-          <w:sz w:val="36"/>
-          <w:szCs w:val="36"/>
-          <w:lang w:eastAsia="pt-BR"/>
-        </w:rPr>
-      </w:pPr>
-      <w:r>
-        <w:rPr>
-          <w:rFonts w:ascii="Segoe UI Emoji" w:eastAsia="Times New Roman" w:hAnsi="Segoe UI Emoji" w:cs="Segoe UI Emoji"/>
-          <w:b/>
-          <w:bCs/>
-          <w:sz w:val="36"/>
-          <w:szCs w:val="36"/>
-          <w:lang w:eastAsia="pt-BR"/>
-        </w:rPr>
-        <w:t>👥</w:t>
-      </w:r>
-      <w:r>
-        <w:rPr>
-          <w:rFonts w:ascii="Times New Roman" w:eastAsia="Times New Roman" w:hAnsi="Times New Roman" w:cs="Times New Roman"/>
-          <w:b/>
-          <w:bCs/>
-          <w:sz w:val="36"/>
-          <w:szCs w:val="36"/>
-          <w:lang w:eastAsia="pt-BR"/>
-        </w:rPr>
-        <w:t xml:space="preserve"> Autores</w:t>
-      </w:r>
-    </w:p>
-    <w:p>
-      <w:pPr>
-        <w:numPr>
-          <w:ilvl w:val="0"/>
-          <w:numId w:val="13"/>
-        </w:numPr>
-        <w:spacing w:before="100" w:beforeAutospacing="1" w:after="100" w:afterAutospacing="1" w:line="240" w:lineRule="auto"/>
-        <w:rPr>
-          <w:rFonts w:ascii="Times New Roman" w:eastAsia="Times New Roman" w:hAnsi="Times New Roman" w:cs="Times New Roman"/>
-          <w:sz w:val="24"/>
-          <w:szCs w:val="24"/>
-          <w:lang w:eastAsia="pt-BR"/>
-        </w:rPr>
-      </w:pPr>
-      <w:r>
-        <w:rPr>
-          <w:rFonts w:ascii="Times New Roman" w:eastAsia="Times New Roman" w:hAnsi="Times New Roman" w:cs="Times New Roman"/>
-          <w:sz w:val="24"/>
-          <w:szCs w:val="24"/>
-          <w:lang w:eastAsia="pt-BR"/>
-        </w:rPr>
-        <w:t>Miguel Pereira Medeiros</w:t>
-      </w:r>
-    </w:p>
-    <w:p>
-      <w:pPr>
-        <w:numPr>
-          <w:ilvl w:val="0"/>
-          <w:numId w:val="13"/>
-        </w:numPr>
-        <w:spacing w:before="100" w:beforeAutospacing="1" w:after="100" w:afterAutospacing="1" w:line="240" w:lineRule="auto"/>
-        <w:rPr>
-          <w:rFonts w:ascii="Times New Roman" w:eastAsia="Times New Roman" w:hAnsi="Times New Roman" w:cs="Times New Roman"/>
-          <w:sz w:val="24"/>
-          <w:szCs w:val="24"/>
-          <w:lang w:eastAsia="pt-BR"/>
-        </w:rPr>
-      </w:pPr>
-      <w:r>
-        <w:rPr>
-          <w:rFonts w:ascii="Times New Roman" w:eastAsia="Times New Roman" w:hAnsi="Times New Roman" w:cs="Times New Roman"/>
-          <w:sz w:val="24"/>
-          <w:szCs w:val="24"/>
-          <w:lang w:eastAsia="pt-BR"/>
-        </w:rPr>
-        <w:t>Miguel Henrique Garcia</w:t>
-      </w:r>
-    </w:p>
-    <w:p>
-      <w:pPr>
-        <w:spacing w:after="0" w:line="240" w:lineRule="auto"/>
-        <w:rPr>
-          <w:rFonts w:ascii="Times New Roman" w:eastAsia="Times New Roman" w:hAnsi="Times New Roman" w:cs="Times New Roman"/>
-          <w:sz w:val="24"/>
-          <w:szCs w:val="24"/>
-          <w:lang w:eastAsia="pt-BR"/>
-        </w:rPr>
-      </w:pPr>
-      <w:r>
-        <w:rPr>
-          <w:rFonts w:ascii="Times New Roman" w:eastAsia="Times New Roman" w:hAnsi="Times New Roman" w:cs="Times New Roman"/>
-          <w:sz w:val="24"/>
-          <w:szCs w:val="24"/>
-          <w:lang w:eastAsia="pt-BR"/>
-        </w:rPr>
-        <w:lastRenderedPageBreak/>
-        <w:pict>
-          <v:rect id="_x0000_i1035" style="width:0;height:1.5pt" o:hralign="center" o:hrstd="t" o:hr="t" fillcolor="#a0a0a0" stroked="f"/>
-        </w:pict>
-      </w:r>
-    </w:p>
-    <w:p>
-      <w:pPr>
-        <w:spacing w:before="100" w:beforeAutospacing="1" w:after="100" w:afterAutospacing="1" w:line="240" w:lineRule="auto"/>
-        <w:outlineLvl w:val="1"/>
-        <w:rPr>
-          <w:rFonts w:ascii="Times New Roman" w:eastAsia="Times New Roman" w:hAnsi="Times New Roman" w:cs="Times New Roman"/>
-          <w:b/>
-          <w:bCs/>
-          <w:sz w:val="36"/>
-          <w:szCs w:val="36"/>
-          <w:lang w:eastAsia="pt-BR"/>
-        </w:rPr>
-      </w:pPr>
-      <w:r>
-        <w:rPr>
-          <w:rFonts w:ascii="Segoe UI Emoji" w:eastAsia="Times New Roman" w:hAnsi="Segoe UI Emoji" w:cs="Segoe UI Emoji"/>
-          <w:b/>
-          <w:bCs/>
-          <w:sz w:val="36"/>
-          <w:szCs w:val="36"/>
-          <w:lang w:eastAsia="pt-BR"/>
-        </w:rPr>
-        <w:t>📌</w:t>
-      </w:r>
-      <w:r>
-        <w:rPr>
-          <w:rFonts w:ascii="Times New Roman" w:eastAsia="Times New Roman" w:hAnsi="Times New Roman" w:cs="Times New Roman"/>
-          <w:b/>
-          <w:bCs/>
-          <w:sz w:val="36"/>
-          <w:szCs w:val="36"/>
-          <w:lang w:eastAsia="pt-BR"/>
-        </w:rPr>
-        <w:t xml:space="preserve"> Observações Finais</w:t>
-      </w:r>
-    </w:p>
-    <w:p>
-      <w:pPr>
-        <w:spacing w:before="100" w:beforeAutospacing="1" w:after="100" w:afterAutospacing="1" w:line="240" w:lineRule="auto"/>
-        <w:rPr>
-          <w:rFonts w:ascii="Times New Roman" w:eastAsia="Times New Roman" w:hAnsi="Times New Roman" w:cs="Times New Roman"/>
-          <w:sz w:val="24"/>
-          <w:szCs w:val="24"/>
-          <w:lang w:eastAsia="pt-BR"/>
-        </w:rPr>
-      </w:pPr>
-      <w:r>
-        <w:rPr>
-          <w:rFonts w:ascii="Times New Roman" w:eastAsia="Times New Roman" w:hAnsi="Times New Roman" w:cs="Times New Roman"/>
-          <w:sz w:val="24"/>
-          <w:szCs w:val="24"/>
-          <w:lang w:eastAsia="pt-BR"/>
-        </w:rPr>
-        <w:t>Este projeto tem fins educacionais e busca tornar o aprendizado de computação mais interativo e acessível.</w:t>
-      </w:r>
-    </w:p>
-    <w:p>
-      <w:bookmarkStart w:id="0" w:name="_GoBack"/>
-      <w:bookmarkEnd w:id="0"/>
-    </w:p>
+        <w:t xml:space="preserve">O Aero </w:t>
+      </w:r>
+      <w:proofErr w:type="spellStart"/>
+      <w:r>
+        <w:rPr>
+          <w:rFonts w:ascii="Times New Roman" w:eastAsia="Times New Roman" w:hAnsi="Times New Roman" w:cs="Times New Roman"/>
+          <w:sz w:val="24"/>
+          <w:szCs w:val="24"/>
+          <w:lang w:eastAsia="pt-BR"/>
+        </w:rPr>
+        <w:t>Run</w:t>
+      </w:r>
+      <w:proofErr w:type="spellEnd"/>
+      <w:r>
+        <w:rPr>
+          <w:rFonts w:ascii="Times New Roman" w:eastAsia="Times New Roman" w:hAnsi="Times New Roman" w:cs="Times New Roman"/>
+          <w:sz w:val="24"/>
+          <w:szCs w:val="24"/>
+          <w:lang w:eastAsia="pt-BR"/>
+        </w:rPr>
+        <w:t xml:space="preserve"> demonstra como jogos digitais podem ser utilizados como ferramentas de apoio ao processo de ensino e aprendizagem. Ao integrar elementos de entretenimento com </w:t>
+      </w:r>
+      <w:proofErr w:type="spellStart"/>
+      <w:r>
+        <w:rPr>
+          <w:rFonts w:ascii="Times New Roman" w:eastAsia="Times New Roman" w:hAnsi="Times New Roman" w:cs="Times New Roman"/>
+          <w:sz w:val="24"/>
+          <w:szCs w:val="24"/>
+          <w:lang w:eastAsia="pt-BR"/>
+        </w:rPr>
+        <w:t>conteúdos</w:t>
+      </w:r>
+      <w:proofErr w:type="spellEnd"/>
+      <w:r>
+        <w:rPr>
+          <w:rFonts w:ascii="Times New Roman" w:eastAsia="Times New Roman" w:hAnsi="Times New Roman" w:cs="Times New Roman"/>
+          <w:sz w:val="24"/>
+          <w:szCs w:val="24"/>
+          <w:lang w:eastAsia="pt-BR"/>
+        </w:rPr>
+        <w:t xml:space="preserve"> educacionais, o projeto busca estimular o interesse dos estudantes pela Computação e contribuir para o desenvolvimento de habilidades essenciais previstas pela Base Nacional Comum Curricular (BNCC), tornando o aprendizado mais significativo, interativo e motivador.</w:t>
+      </w:r>
+    </w:p>
+    <w:p/>
     <w:sectPr>
       <w:pgSz w:w="11906" w:h="16838"/>
       <w:pgMar w:top="1417" w:right="1701" w:bottom="1417" w:left="1701" w:header="708" w:footer="708" w:gutter="0"/>
@@ -4118,6 +3958,155 @@
     </w:lvl>
   </w:abstractNum>
   <w:abstractNum w:abstractNumId="7" w15:restartNumberingAfterBreak="0">
+    <w:nsid w:val="4DB311AF"/>
+    <w:multiLevelType w:val="multilevel"/>
+    <w:tmpl w:val="57F24702"/>
+    <w:lvl w:ilvl="0">
+      <w:start w:val="1"/>
+      <w:numFmt w:val="bullet"/>
+      <w:lvlText w:val=""/>
+      <w:lvlJc w:val="left"/>
+      <w:pPr>
+        <w:tabs>
+          <w:tab w:val="num" w:pos="720"/>
+        </w:tabs>
+        <w:ind w:left="720" w:hanging="360"/>
+      </w:pPr>
+      <w:rPr>
+        <w:rFonts w:ascii="Symbol" w:hAnsi="Symbol" w:hint="default"/>
+        <w:sz w:val="20"/>
+      </w:rPr>
+    </w:lvl>
+    <w:lvl w:ilvl="1" w:tentative="1">
+      <w:start w:val="1"/>
+      <w:numFmt w:val="bullet"/>
+      <w:lvlText w:val="o"/>
+      <w:lvlJc w:val="left"/>
+      <w:pPr>
+        <w:tabs>
+          <w:tab w:val="num" w:pos="1440"/>
+        </w:tabs>
+        <w:ind w:left="1440" w:hanging="360"/>
+      </w:pPr>
+      <w:rPr>
+        <w:rFonts w:ascii="Courier New" w:hAnsi="Courier New" w:hint="default"/>
+        <w:sz w:val="20"/>
+      </w:rPr>
+    </w:lvl>
+    <w:lvl w:ilvl="2" w:tentative="1">
+      <w:start w:val="1"/>
+      <w:numFmt w:val="bullet"/>
+      <w:lvlText w:val=""/>
+      <w:lvlJc w:val="left"/>
+      <w:pPr>
+        <w:tabs>
+          <w:tab w:val="num" w:pos="2160"/>
+        </w:tabs>
+        <w:ind w:left="2160" w:hanging="360"/>
+      </w:pPr>
+      <w:rPr>
+        <w:rFonts w:ascii="Wingdings" w:hAnsi="Wingdings" w:hint="default"/>
+        <w:sz w:val="20"/>
+      </w:rPr>
+    </w:lvl>
+    <w:lvl w:ilvl="3" w:tentative="1">
+      <w:start w:val="1"/>
+      <w:numFmt w:val="bullet"/>
+      <w:lvlText w:val=""/>
+      <w:lvlJc w:val="left"/>
+      <w:pPr>
+        <w:tabs>
+          <w:tab w:val="num" w:pos="2880"/>
+        </w:tabs>
+        <w:ind w:left="2880" w:hanging="360"/>
+      </w:pPr>
+      <w:rPr>
+        <w:rFonts w:ascii="Wingdings" w:hAnsi="Wingdings" w:hint="default"/>
+        <w:sz w:val="20"/>
+      </w:rPr>
+    </w:lvl>
+    <w:lvl w:ilvl="4" w:tentative="1">
+      <w:start w:val="1"/>
+      <w:numFmt w:val="bullet"/>
+      <w:lvlText w:val=""/>
+      <w:lvlJc w:val="left"/>
+      <w:pPr>
+        <w:tabs>
+          <w:tab w:val="num" w:pos="3600"/>
+        </w:tabs>
+        <w:ind w:left="3600" w:hanging="360"/>
+      </w:pPr>
+      <w:rPr>
+        <w:rFonts w:ascii="Wingdings" w:hAnsi="Wingdings" w:hint="default"/>
+        <w:sz w:val="20"/>
+      </w:rPr>
+    </w:lvl>
+    <w:lvl w:ilvl="5" w:tentative="1">
+      <w:start w:val="1"/>
+      <w:numFmt w:val="bullet"/>
+      <w:lvlText w:val=""/>
+      <w:lvlJc w:val="left"/>
+      <w:pPr>
+        <w:tabs>
+          <w:tab w:val="num" w:pos="4320"/>
+        </w:tabs>
+        <w:ind w:left="4320" w:hanging="360"/>
+      </w:pPr>
+      <w:rPr>
+        <w:rFonts w:ascii="Wingdings" w:hAnsi="Wingdings" w:hint="default"/>
+        <w:sz w:val="20"/>
+      </w:rPr>
+    </w:lvl>
+    <w:lvl w:ilvl="6" w:tentative="1">
+      <w:start w:val="1"/>
+      <w:numFmt w:val="bullet"/>
+      <w:lvlText w:val=""/>
+      <w:lvlJc w:val="left"/>
+      <w:pPr>
+        <w:tabs>
+          <w:tab w:val="num" w:pos="5040"/>
+        </w:tabs>
+        <w:ind w:left="5040" w:hanging="360"/>
+      </w:pPr>
+      <w:rPr>
+        <w:rFonts w:ascii="Wingdings" w:hAnsi="Wingdings" w:hint="default"/>
+        <w:sz w:val="20"/>
+      </w:rPr>
+    </w:lvl>
+    <w:lvl w:ilvl="7" w:tentative="1">
+      <w:start w:val="1"/>
+      <w:numFmt w:val="bullet"/>
+      <w:lvlText w:val=""/>
+      <w:lvlJc w:val="left"/>
+      <w:pPr>
+        <w:tabs>
+          <w:tab w:val="num" w:pos="5760"/>
+        </w:tabs>
+        <w:ind w:left="5760" w:hanging="360"/>
+      </w:pPr>
+      <w:rPr>
+        <w:rFonts w:ascii="Wingdings" w:hAnsi="Wingdings" w:hint="default"/>
+        <w:sz w:val="20"/>
+      </w:rPr>
+    </w:lvl>
+    <w:lvl w:ilvl="8" w:tentative="1">
+      <w:start w:val="1"/>
+      <w:numFmt w:val="bullet"/>
+      <w:lvlText w:val=""/>
+      <w:lvlJc w:val="left"/>
+      <w:pPr>
+        <w:tabs>
+          <w:tab w:val="num" w:pos="6480"/>
+        </w:tabs>
+        <w:ind w:left="6480" w:hanging="360"/>
+      </w:pPr>
+      <w:rPr>
+        <w:rFonts w:ascii="Wingdings" w:hAnsi="Wingdings" w:hint="default"/>
+        <w:sz w:val="20"/>
+      </w:rPr>
+    </w:lvl>
+  </w:abstractNum>
+  <w:abstractNum w:abstractNumId="8" w15:restartNumberingAfterBreak="0">
     <w:nsid w:val="522634CC"/>
     <w:multiLevelType w:val="multilevel"/>
     <w:tmpl w:val="8A16F2AE"/>
@@ -4266,7 +4255,156 @@
       </w:rPr>
     </w:lvl>
   </w:abstractNum>
-  <w:abstractNum w:abstractNumId="8" w15:restartNumberingAfterBreak="0">
+  <w:abstractNum w:abstractNumId="9" w15:restartNumberingAfterBreak="0">
+    <w:nsid w:val="537856F1"/>
+    <w:multiLevelType w:val="multilevel"/>
+    <w:tmpl w:val="62F0E766"/>
+    <w:lvl w:ilvl="0">
+      <w:start w:val="1"/>
+      <w:numFmt w:val="bullet"/>
+      <w:lvlText w:val=""/>
+      <w:lvlJc w:val="left"/>
+      <w:pPr>
+        <w:tabs>
+          <w:tab w:val="num" w:pos="720"/>
+        </w:tabs>
+        <w:ind w:left="720" w:hanging="360"/>
+      </w:pPr>
+      <w:rPr>
+        <w:rFonts w:ascii="Symbol" w:hAnsi="Symbol" w:hint="default"/>
+        <w:sz w:val="20"/>
+      </w:rPr>
+    </w:lvl>
+    <w:lvl w:ilvl="1" w:tentative="1">
+      <w:start w:val="1"/>
+      <w:numFmt w:val="bullet"/>
+      <w:lvlText w:val="o"/>
+      <w:lvlJc w:val="left"/>
+      <w:pPr>
+        <w:tabs>
+          <w:tab w:val="num" w:pos="1440"/>
+        </w:tabs>
+        <w:ind w:left="1440" w:hanging="360"/>
+      </w:pPr>
+      <w:rPr>
+        <w:rFonts w:ascii="Courier New" w:hAnsi="Courier New" w:hint="default"/>
+        <w:sz w:val="20"/>
+      </w:rPr>
+    </w:lvl>
+    <w:lvl w:ilvl="2" w:tentative="1">
+      <w:start w:val="1"/>
+      <w:numFmt w:val="bullet"/>
+      <w:lvlText w:val=""/>
+      <w:lvlJc w:val="left"/>
+      <w:pPr>
+        <w:tabs>
+          <w:tab w:val="num" w:pos="2160"/>
+        </w:tabs>
+        <w:ind w:left="2160" w:hanging="360"/>
+      </w:pPr>
+      <w:rPr>
+        <w:rFonts w:ascii="Wingdings" w:hAnsi="Wingdings" w:hint="default"/>
+        <w:sz w:val="20"/>
+      </w:rPr>
+    </w:lvl>
+    <w:lvl w:ilvl="3" w:tentative="1">
+      <w:start w:val="1"/>
+      <w:numFmt w:val="bullet"/>
+      <w:lvlText w:val=""/>
+      <w:lvlJc w:val="left"/>
+      <w:pPr>
+        <w:tabs>
+          <w:tab w:val="num" w:pos="2880"/>
+        </w:tabs>
+        <w:ind w:left="2880" w:hanging="360"/>
+      </w:pPr>
+      <w:rPr>
+        <w:rFonts w:ascii="Wingdings" w:hAnsi="Wingdings" w:hint="default"/>
+        <w:sz w:val="20"/>
+      </w:rPr>
+    </w:lvl>
+    <w:lvl w:ilvl="4" w:tentative="1">
+      <w:start w:val="1"/>
+      <w:numFmt w:val="bullet"/>
+      <w:lvlText w:val=""/>
+      <w:lvlJc w:val="left"/>
+      <w:pPr>
+        <w:tabs>
+          <w:tab w:val="num" w:pos="3600"/>
+        </w:tabs>
+        <w:ind w:left="3600" w:hanging="360"/>
+      </w:pPr>
+      <w:rPr>
+        <w:rFonts w:ascii="Wingdings" w:hAnsi="Wingdings" w:hint="default"/>
+        <w:sz w:val="20"/>
+      </w:rPr>
+    </w:lvl>
+    <w:lvl w:ilvl="5" w:tentative="1">
+      <w:start w:val="1"/>
+      <w:numFmt w:val="bullet"/>
+      <w:lvlText w:val=""/>
+      <w:lvlJc w:val="left"/>
+      <w:pPr>
+        <w:tabs>
+          <w:tab w:val="num" w:pos="4320"/>
+        </w:tabs>
+        <w:ind w:left="4320" w:hanging="360"/>
+      </w:pPr>
+      <w:rPr>
+        <w:rFonts w:ascii="Wingdings" w:hAnsi="Wingdings" w:hint="default"/>
+        <w:sz w:val="20"/>
+      </w:rPr>
+    </w:lvl>
+    <w:lvl w:ilvl="6" w:tentative="1">
+      <w:start w:val="1"/>
+      <w:numFmt w:val="bullet"/>
+      <w:lvlText w:val=""/>
+      <w:lvlJc w:val="left"/>
+      <w:pPr>
+        <w:tabs>
+          <w:tab w:val="num" w:pos="5040"/>
+        </w:tabs>
+        <w:ind w:left="5040" w:hanging="360"/>
+      </w:pPr>
+      <w:rPr>
+        <w:rFonts w:ascii="Wingdings" w:hAnsi="Wingdings" w:hint="default"/>
+        <w:sz w:val="20"/>
+      </w:rPr>
+    </w:lvl>
+    <w:lvl w:ilvl="7" w:tentative="1">
+      <w:start w:val="1"/>
+      <w:numFmt w:val="bullet"/>
+      <w:lvlText w:val=""/>
+      <w:lvlJc w:val="left"/>
+      <w:pPr>
+        <w:tabs>
+          <w:tab w:val="num" w:pos="5760"/>
+        </w:tabs>
+        <w:ind w:left="5760" w:hanging="360"/>
+      </w:pPr>
+      <w:rPr>
+        <w:rFonts w:ascii="Wingdings" w:hAnsi="Wingdings" w:hint="default"/>
+        <w:sz w:val="20"/>
+      </w:rPr>
+    </w:lvl>
+    <w:lvl w:ilvl="8" w:tentative="1">
+      <w:start w:val="1"/>
+      <w:numFmt w:val="bullet"/>
+      <w:lvlText w:val=""/>
+      <w:lvlJc w:val="left"/>
+      <w:pPr>
+        <w:tabs>
+          <w:tab w:val="num" w:pos="6480"/>
+        </w:tabs>
+        <w:ind w:left="6480" w:hanging="360"/>
+      </w:pPr>
+      <w:rPr>
+        <w:rFonts w:ascii="Wingdings" w:hAnsi="Wingdings" w:hint="default"/>
+        <w:sz w:val="20"/>
+      </w:rPr>
+    </w:lvl>
+  </w:abstractNum>
+  <w:abstractNum w:abstractNumId="10" w15:restartNumberingAfterBreak="0">
     <w:nsid w:val="58A90A74"/>
     <w:multiLevelType w:val="multilevel"/>
     <w:tmpl w:val="6D20D14E"/>
@@ -4415,7 +4553,7 @@
       </w:rPr>
     </w:lvl>
   </w:abstractNum>
-  <w:abstractNum w:abstractNumId="9" w15:restartNumberingAfterBreak="0">
+  <w:abstractNum w:abstractNumId="11" w15:restartNumberingAfterBreak="0">
     <w:nsid w:val="5CC950F0"/>
     <w:multiLevelType w:val="multilevel"/>
     <w:tmpl w:val="96A6E63C"/>
@@ -4564,7 +4702,7 @@
       </w:rPr>
     </w:lvl>
   </w:abstractNum>
-  <w:abstractNum w:abstractNumId="10" w15:restartNumberingAfterBreak="0">
+  <w:abstractNum w:abstractNumId="12" w15:restartNumberingAfterBreak="0">
     <w:nsid w:val="64A72EE1"/>
     <w:multiLevelType w:val="multilevel"/>
     <w:tmpl w:val="6DAA7CC8"/>
@@ -4713,7 +4851,7 @@
       </w:rPr>
     </w:lvl>
   </w:abstractNum>
-  <w:abstractNum w:abstractNumId="11" w15:restartNumberingAfterBreak="0">
+  <w:abstractNum w:abstractNumId="13" w15:restartNumberingAfterBreak="0">
     <w:nsid w:val="78CD21CF"/>
     <w:multiLevelType w:val="multilevel"/>
     <w:tmpl w:val="7C0ECCD6"/>
@@ -4862,10 +5000,606 @@
       </w:rPr>
     </w:lvl>
   </w:abstractNum>
-  <w:abstractNum w:abstractNumId="12" w15:restartNumberingAfterBreak="0">
+  <w:abstractNum w:abstractNumId="14" w15:restartNumberingAfterBreak="0">
+    <w:nsid w:val="78D13D88"/>
+    <w:multiLevelType w:val="multilevel"/>
+    <w:tmpl w:val="9472827E"/>
+    <w:lvl w:ilvl="0">
+      <w:start w:val="1"/>
+      <w:numFmt w:val="bullet"/>
+      <w:lvlText w:val=""/>
+      <w:lvlJc w:val="left"/>
+      <w:pPr>
+        <w:tabs>
+          <w:tab w:val="num" w:pos="720"/>
+        </w:tabs>
+        <w:ind w:left="720" w:hanging="360"/>
+      </w:pPr>
+      <w:rPr>
+        <w:rFonts w:ascii="Symbol" w:hAnsi="Symbol" w:hint="default"/>
+        <w:sz w:val="20"/>
+      </w:rPr>
+    </w:lvl>
+    <w:lvl w:ilvl="1" w:tentative="1">
+      <w:start w:val="1"/>
+      <w:numFmt w:val="bullet"/>
+      <w:lvlText w:val="o"/>
+      <w:lvlJc w:val="left"/>
+      <w:pPr>
+        <w:tabs>
+          <w:tab w:val="num" w:pos="1440"/>
+        </w:tabs>
+        <w:ind w:left="1440" w:hanging="360"/>
+      </w:pPr>
+      <w:rPr>
+        <w:rFonts w:ascii="Courier New" w:hAnsi="Courier New" w:hint="default"/>
+        <w:sz w:val="20"/>
+      </w:rPr>
+    </w:lvl>
+    <w:lvl w:ilvl="2" w:tentative="1">
+      <w:start w:val="1"/>
+      <w:numFmt w:val="bullet"/>
+      <w:lvlText w:val=""/>
+      <w:lvlJc w:val="left"/>
+      <w:pPr>
+        <w:tabs>
+          <w:tab w:val="num" w:pos="2160"/>
+        </w:tabs>
+        <w:ind w:left="2160" w:hanging="360"/>
+      </w:pPr>
+      <w:rPr>
+        <w:rFonts w:ascii="Wingdings" w:hAnsi="Wingdings" w:hint="default"/>
+        <w:sz w:val="20"/>
+      </w:rPr>
+    </w:lvl>
+    <w:lvl w:ilvl="3" w:tentative="1">
+      <w:start w:val="1"/>
+      <w:numFmt w:val="bullet"/>
+      <w:lvlText w:val=""/>
+      <w:lvlJc w:val="left"/>
+      <w:pPr>
+        <w:tabs>
+          <w:tab w:val="num" w:pos="2880"/>
+        </w:tabs>
+        <w:ind w:left="2880" w:hanging="360"/>
+      </w:pPr>
+      <w:rPr>
+        <w:rFonts w:ascii="Wingdings" w:hAnsi="Wingdings" w:hint="default"/>
+        <w:sz w:val="20"/>
+      </w:rPr>
+    </w:lvl>
+    <w:lvl w:ilvl="4" w:tentative="1">
+      <w:start w:val="1"/>
+      <w:numFmt w:val="bullet"/>
+      <w:lvlText w:val=""/>
+      <w:lvlJc w:val="left"/>
+      <w:pPr>
+        <w:tabs>
+          <w:tab w:val="num" w:pos="3600"/>
+        </w:tabs>
+        <w:ind w:left="3600" w:hanging="360"/>
+      </w:pPr>
+      <w:rPr>
+        <w:rFonts w:ascii="Wingdings" w:hAnsi="Wingdings" w:hint="default"/>
+        <w:sz w:val="20"/>
+      </w:rPr>
+    </w:lvl>
+    <w:lvl w:ilvl="5" w:tentative="1">
+      <w:start w:val="1"/>
+      <w:numFmt w:val="bullet"/>
+      <w:lvlText w:val=""/>
+      <w:lvlJc w:val="left"/>
+      <w:pPr>
+        <w:tabs>
+          <w:tab w:val="num" w:pos="4320"/>
+        </w:tabs>
+        <w:ind w:left="4320" w:hanging="360"/>
+      </w:pPr>
+      <w:rPr>
+        <w:rFonts w:ascii="Wingdings" w:hAnsi="Wingdings" w:hint="default"/>
+        <w:sz w:val="20"/>
+      </w:rPr>
+    </w:lvl>
+    <w:lvl w:ilvl="6" w:tentative="1">
+      <w:start w:val="1"/>
+      <w:numFmt w:val="bullet"/>
+      <w:lvlText w:val=""/>
+      <w:lvlJc w:val="left"/>
+      <w:pPr>
+        <w:tabs>
+          <w:tab w:val="num" w:pos="5040"/>
+        </w:tabs>
+        <w:ind w:left="5040" w:hanging="360"/>
+      </w:pPr>
+      <w:rPr>
+        <w:rFonts w:ascii="Wingdings" w:hAnsi="Wingdings" w:hint="default"/>
+        <w:sz w:val="20"/>
+      </w:rPr>
+    </w:lvl>
+    <w:lvl w:ilvl="7" w:tentative="1">
+      <w:start w:val="1"/>
+      <w:numFmt w:val="bullet"/>
+      <w:lvlText w:val=""/>
+      <w:lvlJc w:val="left"/>
+      <w:pPr>
+        <w:tabs>
+          <w:tab w:val="num" w:pos="5760"/>
+        </w:tabs>
+        <w:ind w:left="5760" w:hanging="360"/>
+      </w:pPr>
+      <w:rPr>
+        <w:rFonts w:ascii="Wingdings" w:hAnsi="Wingdings" w:hint="default"/>
+        <w:sz w:val="20"/>
+      </w:rPr>
+    </w:lvl>
+    <w:lvl w:ilvl="8" w:tentative="1">
+      <w:start w:val="1"/>
+      <w:numFmt w:val="bullet"/>
+      <w:lvlText w:val=""/>
+      <w:lvlJc w:val="left"/>
+      <w:pPr>
+        <w:tabs>
+          <w:tab w:val="num" w:pos="6480"/>
+        </w:tabs>
+        <w:ind w:left="6480" w:hanging="360"/>
+      </w:pPr>
+      <w:rPr>
+        <w:rFonts w:ascii="Wingdings" w:hAnsi="Wingdings" w:hint="default"/>
+        <w:sz w:val="20"/>
+      </w:rPr>
+    </w:lvl>
+  </w:abstractNum>
+  <w:abstractNum w:abstractNumId="15" w15:restartNumberingAfterBreak="0">
     <w:nsid w:val="7AE746EC"/>
     <w:multiLevelType w:val="multilevel"/>
     <w:tmpl w:val="12800A4E"/>
+    <w:lvl w:ilvl="0">
+      <w:start w:val="1"/>
+      <w:numFmt w:val="bullet"/>
+      <w:lvlText w:val=""/>
+      <w:lvlJc w:val="left"/>
+      <w:pPr>
+        <w:tabs>
+          <w:tab w:val="num" w:pos="720"/>
+        </w:tabs>
+        <w:ind w:left="720" w:hanging="360"/>
+      </w:pPr>
+      <w:rPr>
+        <w:rFonts w:ascii="Symbol" w:hAnsi="Symbol" w:hint="default"/>
+        <w:sz w:val="20"/>
+      </w:rPr>
+    </w:lvl>
+    <w:lvl w:ilvl="1" w:tentative="1">
+      <w:start w:val="1"/>
+      <w:numFmt w:val="bullet"/>
+      <w:lvlText w:val="o"/>
+      <w:lvlJc w:val="left"/>
+      <w:pPr>
+        <w:tabs>
+          <w:tab w:val="num" w:pos="1440"/>
+        </w:tabs>
+        <w:ind w:left="1440" w:hanging="360"/>
+      </w:pPr>
+      <w:rPr>
+        <w:rFonts w:ascii="Courier New" w:hAnsi="Courier New" w:hint="default"/>
+        <w:sz w:val="20"/>
+      </w:rPr>
+    </w:lvl>
+    <w:lvl w:ilvl="2" w:tentative="1">
+      <w:start w:val="1"/>
+      <w:numFmt w:val="bullet"/>
+      <w:lvlText w:val=""/>
+      <w:lvlJc w:val="left"/>
+      <w:pPr>
+        <w:tabs>
+          <w:tab w:val="num" w:pos="2160"/>
+        </w:tabs>
+        <w:ind w:left="2160" w:hanging="360"/>
+      </w:pPr>
+      <w:rPr>
+        <w:rFonts w:ascii="Wingdings" w:hAnsi="Wingdings" w:hint="default"/>
+        <w:sz w:val="20"/>
+      </w:rPr>
+    </w:lvl>
+    <w:lvl w:ilvl="3" w:tentative="1">
+      <w:start w:val="1"/>
+      <w:numFmt w:val="bullet"/>
+      <w:lvlText w:val=""/>
+      <w:lvlJc w:val="left"/>
+      <w:pPr>
+        <w:tabs>
+          <w:tab w:val="num" w:pos="2880"/>
+        </w:tabs>
+        <w:ind w:left="2880" w:hanging="360"/>
+      </w:pPr>
+      <w:rPr>
+        <w:rFonts w:ascii="Wingdings" w:hAnsi="Wingdings" w:hint="default"/>
+        <w:sz w:val="20"/>
+      </w:rPr>
+    </w:lvl>
+    <w:lvl w:ilvl="4" w:tentative="1">
+      <w:start w:val="1"/>
+      <w:numFmt w:val="bullet"/>
+      <w:lvlText w:val=""/>
+      <w:lvlJc w:val="left"/>
+      <w:pPr>
+        <w:tabs>
+          <w:tab w:val="num" w:pos="3600"/>
+        </w:tabs>
+        <w:ind w:left="3600" w:hanging="360"/>
+      </w:pPr>
+      <w:rPr>
+        <w:rFonts w:ascii="Wingdings" w:hAnsi="Wingdings" w:hint="default"/>
+        <w:sz w:val="20"/>
+      </w:rPr>
+    </w:lvl>
+    <w:lvl w:ilvl="5" w:tentative="1">
+      <w:start w:val="1"/>
+      <w:numFmt w:val="bullet"/>
+      <w:lvlText w:val=""/>
+      <w:lvlJc w:val="left"/>
+      <w:pPr>
+        <w:tabs>
+          <w:tab w:val="num" w:pos="4320"/>
+        </w:tabs>
+        <w:ind w:left="4320" w:hanging="360"/>
+      </w:pPr>
+      <w:rPr>
+        <w:rFonts w:ascii="Wingdings" w:hAnsi="Wingdings" w:hint="default"/>
+        <w:sz w:val="20"/>
+      </w:rPr>
+    </w:lvl>
+    <w:lvl w:ilvl="6" w:tentative="1">
+      <w:start w:val="1"/>
+      <w:numFmt w:val="bullet"/>
+      <w:lvlText w:val=""/>
+      <w:lvlJc w:val="left"/>
+      <w:pPr>
+        <w:tabs>
+          <w:tab w:val="num" w:pos="5040"/>
+        </w:tabs>
+        <w:ind w:left="5040" w:hanging="360"/>
+      </w:pPr>
+      <w:rPr>
+        <w:rFonts w:ascii="Wingdings" w:hAnsi="Wingdings" w:hint="default"/>
+        <w:sz w:val="20"/>
+      </w:rPr>
+    </w:lvl>
+    <w:lvl w:ilvl="7" w:tentative="1">
+      <w:start w:val="1"/>
+      <w:numFmt w:val="bullet"/>
+      <w:lvlText w:val=""/>
+      <w:lvlJc w:val="left"/>
+      <w:pPr>
+        <w:tabs>
+          <w:tab w:val="num" w:pos="5760"/>
+        </w:tabs>
+        <w:ind w:left="5760" w:hanging="360"/>
+      </w:pPr>
+      <w:rPr>
+        <w:rFonts w:ascii="Wingdings" w:hAnsi="Wingdings" w:hint="default"/>
+        <w:sz w:val="20"/>
+      </w:rPr>
+    </w:lvl>
+    <w:lvl w:ilvl="8" w:tentative="1">
+      <w:start w:val="1"/>
+      <w:numFmt w:val="bullet"/>
+      <w:lvlText w:val=""/>
+      <w:lvlJc w:val="left"/>
+      <w:pPr>
+        <w:tabs>
+          <w:tab w:val="num" w:pos="6480"/>
+        </w:tabs>
+        <w:ind w:left="6480" w:hanging="360"/>
+      </w:pPr>
+      <w:rPr>
+        <w:rFonts w:ascii="Wingdings" w:hAnsi="Wingdings" w:hint="default"/>
+        <w:sz w:val="20"/>
+      </w:rPr>
+    </w:lvl>
+  </w:abstractNum>
+  <w:abstractNum w:abstractNumId="16" w15:restartNumberingAfterBreak="0">
+    <w:nsid w:val="7B431BB6"/>
+    <w:multiLevelType w:val="multilevel"/>
+    <w:tmpl w:val="9E9C6F0E"/>
+    <w:lvl w:ilvl="0">
+      <w:start w:val="1"/>
+      <w:numFmt w:val="bullet"/>
+      <w:lvlText w:val=""/>
+      <w:lvlJc w:val="left"/>
+      <w:pPr>
+        <w:tabs>
+          <w:tab w:val="num" w:pos="720"/>
+        </w:tabs>
+        <w:ind w:left="720" w:hanging="360"/>
+      </w:pPr>
+      <w:rPr>
+        <w:rFonts w:ascii="Symbol" w:hAnsi="Symbol" w:hint="default"/>
+        <w:sz w:val="20"/>
+      </w:rPr>
+    </w:lvl>
+    <w:lvl w:ilvl="1" w:tentative="1">
+      <w:start w:val="1"/>
+      <w:numFmt w:val="bullet"/>
+      <w:lvlText w:val="o"/>
+      <w:lvlJc w:val="left"/>
+      <w:pPr>
+        <w:tabs>
+          <w:tab w:val="num" w:pos="1440"/>
+        </w:tabs>
+        <w:ind w:left="1440" w:hanging="360"/>
+      </w:pPr>
+      <w:rPr>
+        <w:rFonts w:ascii="Courier New" w:hAnsi="Courier New" w:hint="default"/>
+        <w:sz w:val="20"/>
+      </w:rPr>
+    </w:lvl>
+    <w:lvl w:ilvl="2" w:tentative="1">
+      <w:start w:val="1"/>
+      <w:numFmt w:val="bullet"/>
+      <w:lvlText w:val=""/>
+      <w:lvlJc w:val="left"/>
+      <w:pPr>
+        <w:tabs>
+          <w:tab w:val="num" w:pos="2160"/>
+        </w:tabs>
+        <w:ind w:left="2160" w:hanging="360"/>
+      </w:pPr>
+      <w:rPr>
+        <w:rFonts w:ascii="Wingdings" w:hAnsi="Wingdings" w:hint="default"/>
+        <w:sz w:val="20"/>
+      </w:rPr>
+    </w:lvl>
+    <w:lvl w:ilvl="3" w:tentative="1">
+      <w:start w:val="1"/>
+      <w:numFmt w:val="bullet"/>
+      <w:lvlText w:val=""/>
+      <w:lvlJc w:val="left"/>
+      <w:pPr>
+        <w:tabs>
+          <w:tab w:val="num" w:pos="2880"/>
+        </w:tabs>
+        <w:ind w:left="2880" w:hanging="360"/>
+      </w:pPr>
+      <w:rPr>
+        <w:rFonts w:ascii="Wingdings" w:hAnsi="Wingdings" w:hint="default"/>
+        <w:sz w:val="20"/>
+      </w:rPr>
+    </w:lvl>
+    <w:lvl w:ilvl="4" w:tentative="1">
+      <w:start w:val="1"/>
+      <w:numFmt w:val="bullet"/>
+      <w:lvlText w:val=""/>
+      <w:lvlJc w:val="left"/>
+      <w:pPr>
+        <w:tabs>
+          <w:tab w:val="num" w:pos="3600"/>
+        </w:tabs>
+        <w:ind w:left="3600" w:hanging="360"/>
+      </w:pPr>
+      <w:rPr>
+        <w:rFonts w:ascii="Wingdings" w:hAnsi="Wingdings" w:hint="default"/>
+        <w:sz w:val="20"/>
+      </w:rPr>
+    </w:lvl>
+    <w:lvl w:ilvl="5" w:tentative="1">
+      <w:start w:val="1"/>
+      <w:numFmt w:val="bullet"/>
+      <w:lvlText w:val=""/>
+      <w:lvlJc w:val="left"/>
+      <w:pPr>
+        <w:tabs>
+          <w:tab w:val="num" w:pos="4320"/>
+        </w:tabs>
+        <w:ind w:left="4320" w:hanging="360"/>
+      </w:pPr>
+      <w:rPr>
+        <w:rFonts w:ascii="Wingdings" w:hAnsi="Wingdings" w:hint="default"/>
+        <w:sz w:val="20"/>
+      </w:rPr>
+    </w:lvl>
+    <w:lvl w:ilvl="6" w:tentative="1">
+      <w:start w:val="1"/>
+      <w:numFmt w:val="bullet"/>
+      <w:lvlText w:val=""/>
+      <w:lvlJc w:val="left"/>
+      <w:pPr>
+        <w:tabs>
+          <w:tab w:val="num" w:pos="5040"/>
+        </w:tabs>
+        <w:ind w:left="5040" w:hanging="360"/>
+      </w:pPr>
+      <w:rPr>
+        <w:rFonts w:ascii="Wingdings" w:hAnsi="Wingdings" w:hint="default"/>
+        <w:sz w:val="20"/>
+      </w:rPr>
+    </w:lvl>
+    <w:lvl w:ilvl="7" w:tentative="1">
+      <w:start w:val="1"/>
+      <w:numFmt w:val="bullet"/>
+      <w:lvlText w:val=""/>
+      <w:lvlJc w:val="left"/>
+      <w:pPr>
+        <w:tabs>
+          <w:tab w:val="num" w:pos="5760"/>
+        </w:tabs>
+        <w:ind w:left="5760" w:hanging="360"/>
+      </w:pPr>
+      <w:rPr>
+        <w:rFonts w:ascii="Wingdings" w:hAnsi="Wingdings" w:hint="default"/>
+        <w:sz w:val="20"/>
+      </w:rPr>
+    </w:lvl>
+    <w:lvl w:ilvl="8" w:tentative="1">
+      <w:start w:val="1"/>
+      <w:numFmt w:val="bullet"/>
+      <w:lvlText w:val=""/>
+      <w:lvlJc w:val="left"/>
+      <w:pPr>
+        <w:tabs>
+          <w:tab w:val="num" w:pos="6480"/>
+        </w:tabs>
+        <w:ind w:left="6480" w:hanging="360"/>
+      </w:pPr>
+      <w:rPr>
+        <w:rFonts w:ascii="Wingdings" w:hAnsi="Wingdings" w:hint="default"/>
+        <w:sz w:val="20"/>
+      </w:rPr>
+    </w:lvl>
+  </w:abstractNum>
+  <w:abstractNum w:abstractNumId="17" w15:restartNumberingAfterBreak="0">
+    <w:nsid w:val="7C7A2EF5"/>
+    <w:multiLevelType w:val="multilevel"/>
+    <w:tmpl w:val="755E03A0"/>
+    <w:lvl w:ilvl="0">
+      <w:start w:val="1"/>
+      <w:numFmt w:val="bullet"/>
+      <w:lvlText w:val=""/>
+      <w:lvlJc w:val="left"/>
+      <w:pPr>
+        <w:tabs>
+          <w:tab w:val="num" w:pos="720"/>
+        </w:tabs>
+        <w:ind w:left="720" w:hanging="360"/>
+      </w:pPr>
+      <w:rPr>
+        <w:rFonts w:ascii="Symbol" w:hAnsi="Symbol" w:hint="default"/>
+        <w:sz w:val="20"/>
+      </w:rPr>
+    </w:lvl>
+    <w:lvl w:ilvl="1" w:tentative="1">
+      <w:start w:val="1"/>
+      <w:numFmt w:val="bullet"/>
+      <w:lvlText w:val="o"/>
+      <w:lvlJc w:val="left"/>
+      <w:pPr>
+        <w:tabs>
+          <w:tab w:val="num" w:pos="1440"/>
+        </w:tabs>
+        <w:ind w:left="1440" w:hanging="360"/>
+      </w:pPr>
+      <w:rPr>
+        <w:rFonts w:ascii="Courier New" w:hAnsi="Courier New" w:hint="default"/>
+        <w:sz w:val="20"/>
+      </w:rPr>
+    </w:lvl>
+    <w:lvl w:ilvl="2" w:tentative="1">
+      <w:start w:val="1"/>
+      <w:numFmt w:val="bullet"/>
+      <w:lvlText w:val=""/>
+      <w:lvlJc w:val="left"/>
+      <w:pPr>
+        <w:tabs>
+          <w:tab w:val="num" w:pos="2160"/>
+        </w:tabs>
+        <w:ind w:left="2160" w:hanging="360"/>
+      </w:pPr>
+      <w:rPr>
+        <w:rFonts w:ascii="Wingdings" w:hAnsi="Wingdings" w:hint="default"/>
+        <w:sz w:val="20"/>
+      </w:rPr>
+    </w:lvl>
+    <w:lvl w:ilvl="3" w:tentative="1">
+      <w:start w:val="1"/>
+      <w:numFmt w:val="bullet"/>
+      <w:lvlText w:val=""/>
+      <w:lvlJc w:val="left"/>
+      <w:pPr>
+        <w:tabs>
+          <w:tab w:val="num" w:pos="2880"/>
+        </w:tabs>
+        <w:ind w:left="2880" w:hanging="360"/>
+      </w:pPr>
+      <w:rPr>
+        <w:rFonts w:ascii="Wingdings" w:hAnsi="Wingdings" w:hint="default"/>
+        <w:sz w:val="20"/>
+      </w:rPr>
+    </w:lvl>
+    <w:lvl w:ilvl="4" w:tentative="1">
+      <w:start w:val="1"/>
+      <w:numFmt w:val="bullet"/>
+      <w:lvlText w:val=""/>
+      <w:lvlJc w:val="left"/>
+      <w:pPr>
+        <w:tabs>
+          <w:tab w:val="num" w:pos="3600"/>
+        </w:tabs>
+        <w:ind w:left="3600" w:hanging="360"/>
+      </w:pPr>
+      <w:rPr>
+        <w:rFonts w:ascii="Wingdings" w:hAnsi="Wingdings" w:hint="default"/>
+        <w:sz w:val="20"/>
+      </w:rPr>
+    </w:lvl>
+    <w:lvl w:ilvl="5" w:tentative="1">
+      <w:start w:val="1"/>
+      <w:numFmt w:val="bullet"/>
+      <w:lvlText w:val=""/>
+      <w:lvlJc w:val="left"/>
+      <w:pPr>
+        <w:tabs>
+          <w:tab w:val="num" w:pos="4320"/>
+        </w:tabs>
+        <w:ind w:left="4320" w:hanging="360"/>
+      </w:pPr>
+      <w:rPr>
+        <w:rFonts w:ascii="Wingdings" w:hAnsi="Wingdings" w:hint="default"/>
+        <w:sz w:val="20"/>
+      </w:rPr>
+    </w:lvl>
+    <w:lvl w:ilvl="6" w:tentative="1">
+      <w:start w:val="1"/>
+      <w:numFmt w:val="bullet"/>
+      <w:lvlText w:val=""/>
+      <w:lvlJc w:val="left"/>
+      <w:pPr>
+        <w:tabs>
+          <w:tab w:val="num" w:pos="5040"/>
+        </w:tabs>
+        <w:ind w:left="5040" w:hanging="360"/>
+      </w:pPr>
+      <w:rPr>
+        <w:rFonts w:ascii="Wingdings" w:hAnsi="Wingdings" w:hint="default"/>
+        <w:sz w:val="20"/>
+      </w:rPr>
+    </w:lvl>
+    <w:lvl w:ilvl="7" w:tentative="1">
+      <w:start w:val="1"/>
+      <w:numFmt w:val="bullet"/>
+      <w:lvlText w:val=""/>
+      <w:lvlJc w:val="left"/>
+      <w:pPr>
+        <w:tabs>
+          <w:tab w:val="num" w:pos="5760"/>
+        </w:tabs>
+        <w:ind w:left="5760" w:hanging="360"/>
+      </w:pPr>
+      <w:rPr>
+        <w:rFonts w:ascii="Wingdings" w:hAnsi="Wingdings" w:hint="default"/>
+        <w:sz w:val="20"/>
+      </w:rPr>
+    </w:lvl>
+    <w:lvl w:ilvl="8" w:tentative="1">
+      <w:start w:val="1"/>
+      <w:numFmt w:val="bullet"/>
+      <w:lvlText w:val=""/>
+      <w:lvlJc w:val="left"/>
+      <w:pPr>
+        <w:tabs>
+          <w:tab w:val="num" w:pos="6480"/>
+        </w:tabs>
+        <w:ind w:left="6480" w:hanging="360"/>
+      </w:pPr>
+      <w:rPr>
+        <w:rFonts w:ascii="Wingdings" w:hAnsi="Wingdings" w:hint="default"/>
+        <w:sz w:val="20"/>
+      </w:rPr>
+    </w:lvl>
+  </w:abstractNum>
+  <w:abstractNum w:abstractNumId="18" w15:restartNumberingAfterBreak="0">
+    <w:nsid w:val="7C9071EE"/>
+    <w:multiLevelType w:val="multilevel"/>
+    <w:tmpl w:val="F42E4740"/>
     <w:lvl w:ilvl="0">
       <w:start w:val="1"/>
       <w:numFmt w:val="bullet"/>
@@ -5015,19 +5749,19 @@
     <w:abstractNumId w:val="3"/>
   </w:num>
   <w:num w:numId="2">
-    <w:abstractNumId w:val="10"/>
+    <w:abstractNumId w:val="12"/>
   </w:num>
   <w:num w:numId="3">
     <w:abstractNumId w:val="2"/>
   </w:num>
   <w:num w:numId="4">
-    <w:abstractNumId w:val="7"/>
+    <w:abstractNumId w:val="8"/>
   </w:num>
   <w:num w:numId="5">
     <w:abstractNumId w:val="5"/>
   </w:num>
   <w:num w:numId="6">
-    <w:abstractNumId w:val="11"/>
+    <w:abstractNumId w:val="13"/>
   </w:num>
   <w:num w:numId="7">
     <w:abstractNumId w:val="6"/>
@@ -5036,19 +5770,37 @@
     <w:abstractNumId w:val="4"/>
   </w:num>
   <w:num w:numId="9">
-    <w:abstractNumId w:val="12"/>
+    <w:abstractNumId w:val="15"/>
   </w:num>
   <w:num w:numId="10">
-    <w:abstractNumId w:val="8"/>
+    <w:abstractNumId w:val="10"/>
   </w:num>
   <w:num w:numId="11">
     <w:abstractNumId w:val="1"/>
   </w:num>
   <w:num w:numId="12">
-    <w:abstractNumId w:val="9"/>
+    <w:abstractNumId w:val="11"/>
   </w:num>
   <w:num w:numId="13">
     <w:abstractNumId w:val="0"/>
+  </w:num>
+  <w:num w:numId="14">
+    <w:abstractNumId w:val="16"/>
+  </w:num>
+  <w:num w:numId="15">
+    <w:abstractNumId w:val="18"/>
+  </w:num>
+  <w:num w:numId="16">
+    <w:abstractNumId w:val="17"/>
+  </w:num>
+  <w:num w:numId="17">
+    <w:abstractNumId w:val="9"/>
+  </w:num>
+  <w:num w:numId="18">
+    <w:abstractNumId w:val="14"/>
+  </w:num>
+  <w:num w:numId="19">
+    <w:abstractNumId w:val="7"/>
   </w:num>
 </w:numbering>
 </file>
